--- a/lessons/8-7/downloads/8-7-notes.docx
+++ b/lessons/8-7/downloads/8-7-notes.docx
@@ -401,6 +401,232 @@
           <w:szCs w:val="19"/>
         </w:rPr>
         <w:t xml:space="preserve">Symmetric data with low variability: tightly packed around the center. Skewed data: spread unevenly</w:t>
+      </w:r>
+    </w:p>
+    <w:p>
+      <w:pPr>
+        <w:pStyle w:val="Heading2"/>
+        <w:pBdr>
+          <w:left w:val="single" w:color="1FA6A2" w:sz="18" w:space="8"/>
+        </w:pBdr>
+        <w:spacing w:after="100" w:before="200"/>
+      </w:pPr>
+      <w:r>
+        <w:rPr>
+          <w:b/>
+          <w:bCs/>
+          <w:color w:val="1FA6A2"/>
+          <w:sz w:val="26"/>
+          <w:szCs w:val="26"/>
+        </w:rPr>
+        <w:t xml:space="preserve">Turn &amp; Talk — Discussion Points  (Level 1 support · Level 2)</w:t>
+      </w:r>
+    </w:p>
+    <w:p>
+      <w:pPr>
+        <w:spacing w:after="60"/>
+      </w:pPr>
+      <w:r>
+        <w:rPr>
+          <w:i/>
+          <w:iCs/>
+          <w:color w:val="5F6F80"/>
+          <w:sz w:val="19"/>
+          <w:szCs w:val="19"/>
+        </w:rPr>
+        <w:t xml:space="preserve">Talk with a partner. Use the Level 1 stems if you need help getting started; try the Level 2 question when you are ready for more.</w:t>
+      </w:r>
+    </w:p>
+    <w:p>
+      <w:pPr>
+        <w:spacing w:after="60"/>
+      </w:pPr>
+      <w:r>
+        <w:rPr>
+          <w:b/>
+          <w:bCs/>
+          <w:color w:val="12355B"/>
+          <w:sz w:val="21"/>
+          <w:szCs w:val="21"/>
+        </w:rPr>
+        <w:t xml:space="preserve">1. [Explore] </w:t>
+      </w:r>
+      <w:r>
+        <w:rPr>
+          <w:b/>
+          <w:bCs/>
+          <w:sz w:val="21"/>
+          <w:szCs w:val="21"/>
+        </w:rPr>
+        <w:t xml:space="preserve">How would you describe the shape of this data distribution?</w:t>
+      </w:r>
+    </w:p>
+    <w:p>
+      <w:pPr>
+        <w:spacing w:after="60"/>
+      </w:pPr>
+      <w:r>
+        <w:rPr>
+          <w:sz w:val="21"/>
+          <w:szCs w:val="21"/>
+        </w:rPr>
+        <w:t xml:space="preserve">The data is ___ shaped.</w:t>
+      </w:r>
+      <w:r>
+        <w:rPr>
+          <w:i/>
+          <w:iCs/>
+          <w:color w:val="5F6F80"/>
+          <w:sz w:val="19"/>
+          <w:szCs w:val="19"/>
+        </w:rPr>
+        <w:br/>
+        <w:t xml:space="preserve">
+Los datos tienen forma de ___.</w:t>
+      </w:r>
+    </w:p>
+    <w:p>
+      <w:pPr>
+        <w:spacing w:after="60"/>
+      </w:pPr>
+      <w:r>
+        <w:rPr>
+          <w:sz w:val="21"/>
+          <w:szCs w:val="21"/>
+        </w:rPr>
+        <w:t xml:space="preserve">Most of the data is ___.</w:t>
+      </w:r>
+      <w:r>
+        <w:rPr>
+          <w:i/>
+          <w:iCs/>
+          <w:color w:val="5F6F80"/>
+          <w:sz w:val="19"/>
+          <w:szCs w:val="19"/>
+        </w:rPr>
+        <w:br/>
+        <w:t xml:space="preserve">
+La mayoría de los datos está ___.</w:t>
+      </w:r>
+    </w:p>
+    <w:p>
+      <w:pPr>
+        <w:spacing w:after="60"/>
+      </w:pPr>
+      <w:r>
+        <w:rPr>
+          <w:sz w:val="21"/>
+          <w:szCs w:val="21"/>
+        </w:rPr>
+        <w:t xml:space="preserve">The shape tells me ___.</w:t>
+      </w:r>
+      <w:r>
+        <w:rPr>
+          <w:i/>
+          <w:iCs/>
+          <w:color w:val="5F6F80"/>
+          <w:sz w:val="19"/>
+          <w:szCs w:val="19"/>
+        </w:rPr>
+        <w:br/>
+        <w:t xml:space="preserve">
+La forma me dice ___.</w:t>
+      </w:r>
+    </w:p>
+    <w:p>
+      <w:pPr>
+        <w:spacing w:after="60"/>
+      </w:pPr>
+      <w:r>
+        <w:rPr>
+          <w:b/>
+          <w:bCs/>
+          <w:color w:val="12355B"/>
+          <w:sz w:val="21"/>
+          <w:szCs w:val="21"/>
+        </w:rPr>
+        <w:t xml:space="preserve">2. [Connect] </w:t>
+      </w:r>
+      <w:r>
+        <w:rPr>
+          <w:b/>
+          <w:bCs/>
+          <w:sz w:val="21"/>
+          <w:szCs w:val="21"/>
+        </w:rPr>
+        <w:t xml:space="preserve">What does the shape of data tell you about a real situation?</w:t>
+      </w:r>
+    </w:p>
+    <w:p>
+      <w:pPr>
+        <w:spacing w:after="60"/>
+      </w:pPr>
+      <w:r>
+        <w:rPr>
+          <w:sz w:val="21"/>
+          <w:szCs w:val="21"/>
+        </w:rPr>
+        <w:t xml:space="preserve">The data is ___ shaped.</w:t>
+      </w:r>
+      <w:r>
+        <w:rPr>
+          <w:i/>
+          <w:iCs/>
+          <w:color w:val="5F6F80"/>
+          <w:sz w:val="19"/>
+          <w:szCs w:val="19"/>
+        </w:rPr>
+        <w:br/>
+        <w:t xml:space="preserve">
+Los datos tienen forma de ___.</w:t>
+      </w:r>
+    </w:p>
+    <w:p>
+      <w:pPr>
+        <w:spacing w:after="60"/>
+      </w:pPr>
+      <w:r>
+        <w:rPr>
+          <w:sz w:val="21"/>
+          <w:szCs w:val="21"/>
+        </w:rPr>
+        <w:t xml:space="preserve">Most of the data is ___.</w:t>
+      </w:r>
+      <w:r>
+        <w:rPr>
+          <w:i/>
+          <w:iCs/>
+          <w:color w:val="5F6F80"/>
+          <w:sz w:val="19"/>
+          <w:szCs w:val="19"/>
+        </w:rPr>
+        <w:br/>
+        <w:t xml:space="preserve">
+La mayoría de los datos está ___.</w:t>
+      </w:r>
+    </w:p>
+    <w:p>
+      <w:pPr>
+        <w:spacing w:after="60"/>
+      </w:pPr>
+      <w:r>
+        <w:rPr>
+          <w:sz w:val="21"/>
+          <w:szCs w:val="21"/>
+        </w:rPr>
+        <w:t xml:space="preserve">The shape tells me ___.</w:t>
+      </w:r>
+      <w:r>
+        <w:rPr>
+          <w:i/>
+          <w:iCs/>
+          <w:color w:val="5F6F80"/>
+          <w:sz w:val="19"/>
+          <w:szCs w:val="19"/>
+        </w:rPr>
+        <w:br/>
+        <w:t xml:space="preserve">
+La forma me dice ___.</w:t>
       </w:r>
     </w:p>
     <w:p>

--- a/lessons/8-7/downloads/8-7-notes.docx
+++ b/lessons/8-7/downloads/8-7-notes.docx
@@ -449,28 +449,50 @@
           <w:sz w:val="21"/>
           <w:szCs w:val="21"/>
         </w:rPr>
-        <w:t xml:space="preserve">1. [Explore] </w:t>
-      </w:r>
-      <w:r>
-        <w:rPr>
-          <w:b/>
-          <w:bCs/>
-          <w:sz w:val="21"/>
-          <w:szCs w:val="21"/>
-        </w:rPr>
-        <w:t xml:space="preserve">How would you describe the shape of this data distribution?</w:t>
-      </w:r>
-    </w:p>
-    <w:p>
-      <w:pPr>
-        <w:spacing w:after="60"/>
-      </w:pPr>
-      <w:r>
-        <w:rPr>
-          <w:sz w:val="21"/>
-          <w:szCs w:val="21"/>
-        </w:rPr>
-        <w:t xml:space="preserve">The data is ___ shaped.</w:t>
+        <w:t xml:space="preserve">1. [Launch] </w:t>
+      </w:r>
+      <w:r>
+        <w:rPr>
+          <w:b/>
+          <w:bCs/>
+          <w:sz w:val="21"/>
+          <w:szCs w:val="21"/>
+        </w:rPr>
+        <w:t xml:space="preserve">The analyst graphs player heights, 3-pointers per game, and coaches' years of experience. Why might each data set have a DIFFERENT shape when graphed?</w:t>
+      </w:r>
+    </w:p>
+    <w:p>
+      <w:pPr>
+        <w:spacing w:after="60"/>
+      </w:pPr>
+      <w:r>
+        <w:rPr>
+          <w:b/>
+          <w:bCs/>
+          <w:color w:val="1FA6A2"/>
+          <w:sz w:val="20"/>
+          <w:szCs w:val="20"/>
+        </w:rPr>
+        <w:t xml:space="preserve">Level 1 — Start here: </w:t>
+      </w:r>
+      <w:r>
+        <w:rPr>
+          <w:sz w:val="20"/>
+          <w:szCs w:val="20"/>
+        </w:rPr>
+        <w:t xml:space="preserve">Different real-world data sets form different distribution shapes: symmetric, skewed, or clustered.</w:t>
+      </w:r>
+    </w:p>
+    <w:p>
+      <w:pPr>
+        <w:spacing w:after="60"/>
+      </w:pPr>
+      <w:r>
+        <w:rPr>
+          <w:sz w:val="21"/>
+          <w:szCs w:val="21"/>
+        </w:rPr>
+        <w:t xml:space="preserve">The shapes are different because the data ___.</w:t>
       </w:r>
       <w:r>
         <w:rPr>
@@ -482,19 +504,19 @@
         </w:rPr>
         <w:br/>
         <w:t xml:space="preserve">
-Los datos tienen forma de ___.</w:t>
-      </w:r>
-    </w:p>
-    <w:p>
-      <w:pPr>
-        <w:spacing w:after="60"/>
-      </w:pPr>
-      <w:r>
-        <w:rPr>
-          <w:sz w:val="21"/>
-          <w:szCs w:val="21"/>
-        </w:rPr>
-        <w:t xml:space="preserve">Most of the data is ___.</w:t>
+Las formas son diferentes porque los datos ___.</w:t>
+      </w:r>
+    </w:p>
+    <w:p>
+      <w:pPr>
+        <w:spacing w:after="60"/>
+      </w:pPr>
+      <w:r>
+        <w:rPr>
+          <w:sz w:val="21"/>
+          <w:szCs w:val="21"/>
+        </w:rPr>
+        <w:t xml:space="preserve">A symmetric shape looks ___, while a skewed shape looks ___.</w:t>
       </w:r>
       <w:r>
         <w:rPr>
@@ -506,19 +528,161 @@
         </w:rPr>
         <w:br/>
         <w:t xml:space="preserve">
-La mayoría de los datos está ___.</w:t>
-      </w:r>
-    </w:p>
-    <w:p>
-      <w:pPr>
-        <w:spacing w:after="60"/>
-      </w:pPr>
-      <w:r>
-        <w:rPr>
-          <w:sz w:val="21"/>
-          <w:szCs w:val="21"/>
-        </w:rPr>
-        <w:t xml:space="preserve">The shape tells me ___.</w:t>
+Una forma simétrica se ve ___, mientras que una sesgada se ve ___.</w:t>
+      </w:r>
+    </w:p>
+    <w:p>
+      <w:pPr>
+        <w:spacing w:after="60"/>
+      </w:pPr>
+      <w:r>
+        <w:rPr>
+          <w:b/>
+          <w:bCs/>
+          <w:color w:val="12355B"/>
+          <w:sz w:val="20"/>
+          <w:szCs w:val="20"/>
+        </w:rPr>
+        <w:t xml:space="preserve">Word bank: </w:t>
+      </w:r>
+      <w:r>
+        <w:rPr>
+          <w:color w:val="1FA6A2"/>
+          <w:sz w:val="20"/>
+          <w:szCs w:val="20"/>
+        </w:rPr>
+        <w:t xml:space="preserve">symmetric, skewed, cluster, gap, distribution</w:t>
+      </w:r>
+    </w:p>
+    <w:p>
+      <w:pPr>
+        <w:spacing w:after="60"/>
+      </w:pPr>
+      <w:r>
+        <w:rPr>
+          <w:b/>
+          <w:bCs/>
+          <w:color w:val="12355B"/>
+          <w:sz w:val="19"/>
+          <w:szCs w:val="19"/>
+        </w:rPr>
+        <w:t xml:space="preserve">Listen for: </w:t>
+      </w:r>
+      <w:r>
+        <w:rPr>
+          <w:i/>
+          <w:iCs/>
+          <w:color w:val="5F6F80"/>
+          <w:sz w:val="19"/>
+          <w:szCs w:val="19"/>
+        </w:rPr>
+        <w:t xml:space="preserve">Students explain different data produces different shapes and can describe symmetric (balanced) versus skewed (lopsided) distributions.</w:t>
+      </w:r>
+    </w:p>
+    <w:p>
+      <w:pPr>
+        <w:spacing w:after="60"/>
+      </w:pPr>
+      <w:r>
+        <w:rPr>
+          <w:b/>
+          <w:bCs/>
+          <w:color w:val="9A6B12"/>
+          <w:sz w:val="20"/>
+          <w:szCs w:val="20"/>
+        </w:rPr>
+        <w:t xml:space="preserve">Level 2: </w:t>
+      </w:r>
+      <w:r>
+        <w:rPr>
+          <w:sz w:val="20"/>
+          <w:szCs w:val="20"/>
+        </w:rPr>
+        <w:t xml:space="preserve">Predict: which of the three data sets is most likely to be skewed, and why?</w:t>
+      </w:r>
+    </w:p>
+    <w:p>
+      <w:pPr>
+        <w:spacing w:after="60"/>
+        <w:ind w:left="360"/>
+      </w:pPr>
+      <w:r>
+        <w:rPr>
+          <w:sz w:val="20"/>
+          <w:szCs w:val="20"/>
+        </w:rPr>
+        <w:t xml:space="preserve">• I predict ___ is most likely skewed because ___.</w:t>
+      </w:r>
+    </w:p>
+    <w:p>
+      <w:pPr>
+        <w:spacing w:after="60"/>
+        <w:ind w:left="360"/>
+      </w:pPr>
+      <w:r>
+        <w:rPr>
+          <w:sz w:val="20"/>
+          <w:szCs w:val="20"/>
+        </w:rPr>
+        <w:t xml:space="preserve">• The values would pile up on one side since ___.</w:t>
+      </w:r>
+    </w:p>
+    <w:p>
+      <w:pPr>
+        <w:spacing w:after="60"/>
+      </w:pPr>
+      <w:r>
+        <w:rPr>
+          <w:b/>
+          <w:bCs/>
+          <w:color w:val="12355B"/>
+          <w:sz w:val="21"/>
+          <w:szCs w:val="21"/>
+        </w:rPr>
+        <w:t xml:space="preserve">2. [Explore] </w:t>
+      </w:r>
+      <w:r>
+        <w:rPr>
+          <w:b/>
+          <w:bCs/>
+          <w:sz w:val="21"/>
+          <w:szCs w:val="21"/>
+        </w:rPr>
+        <w:t xml:space="preserve">As you match each data description to its shape, how can you tell a symmetric distribution from a skewed one just by looking?</w:t>
+      </w:r>
+    </w:p>
+    <w:p>
+      <w:pPr>
+        <w:spacing w:after="60"/>
+      </w:pPr>
+      <w:r>
+        <w:rPr>
+          <w:b/>
+          <w:bCs/>
+          <w:color w:val="1FA6A2"/>
+          <w:sz w:val="20"/>
+          <w:szCs w:val="20"/>
+        </w:rPr>
+        <w:t xml:space="preserve">Level 1 — Start here: </w:t>
+      </w:r>
+      <w:r>
+        <w:rPr>
+          <w:sz w:val="20"/>
+          <w:szCs w:val="20"/>
+        </w:rPr>
+        <w:t xml:space="preserve">A symmetric distribution is balanced around the center; a skewed one has a longer tail on one side.</w:t>
+      </w:r>
+    </w:p>
+    <w:p>
+      <w:pPr>
+        <w:spacing w:after="60"/>
+      </w:pPr>
+      <w:r>
+        <w:rPr>
+          <w:sz w:val="21"/>
+          <w:szCs w:val="21"/>
+        </w:rPr>
+        <w:t xml:space="preserve">A symmetric distribution has data that is ___ on both sides.</w:t>
       </w:r>
       <w:r>
         <w:rPr>
@@ -530,43 +694,19 @@
         </w:rPr>
         <w:br/>
         <w:t xml:space="preserve">
-La forma me dice ___.</w:t>
-      </w:r>
-    </w:p>
-    <w:p>
-      <w:pPr>
-        <w:spacing w:after="60"/>
-      </w:pPr>
-      <w:r>
-        <w:rPr>
-          <w:b/>
-          <w:bCs/>
-          <w:color w:val="12355B"/>
-          <w:sz w:val="21"/>
-          <w:szCs w:val="21"/>
-        </w:rPr>
-        <w:t xml:space="preserve">2. [Connect] </w:t>
-      </w:r>
-      <w:r>
-        <w:rPr>
-          <w:b/>
-          <w:bCs/>
-          <w:sz w:val="21"/>
-          <w:szCs w:val="21"/>
-        </w:rPr>
-        <w:t xml:space="preserve">What does the shape of data tell you about a real situation?</w:t>
-      </w:r>
-    </w:p>
-    <w:p>
-      <w:pPr>
-        <w:spacing w:after="60"/>
-      </w:pPr>
-      <w:r>
-        <w:rPr>
-          <w:sz w:val="21"/>
-          <w:szCs w:val="21"/>
-        </w:rPr>
-        <w:t xml:space="preserve">The data is ___ shaped.</w:t>
+Una distribución simétrica tiene datos ___ en ambos lados.</w:t>
+      </w:r>
+    </w:p>
+    <w:p>
+      <w:pPr>
+        <w:spacing w:after="60"/>
+      </w:pPr>
+      <w:r>
+        <w:rPr>
+          <w:sz w:val="21"/>
+          <w:szCs w:val="21"/>
+        </w:rPr>
+        <w:t xml:space="preserve">A skewed distribution has a longer ___ on one side.</w:t>
       </w:r>
       <w:r>
         <w:rPr>
@@ -578,19 +718,161 @@
         </w:rPr>
         <w:br/>
         <w:t xml:space="preserve">
-Los datos tienen forma de ___.</w:t>
-      </w:r>
-    </w:p>
-    <w:p>
-      <w:pPr>
-        <w:spacing w:after="60"/>
-      </w:pPr>
-      <w:r>
-        <w:rPr>
-          <w:sz w:val="21"/>
-          <w:szCs w:val="21"/>
-        </w:rPr>
-        <w:t xml:space="preserve">Most of the data is ___.</w:t>
+Una distribución sesgada tiene una ___ más larga en un lado.</w:t>
+      </w:r>
+    </w:p>
+    <w:p>
+      <w:pPr>
+        <w:spacing w:after="60"/>
+      </w:pPr>
+      <w:r>
+        <w:rPr>
+          <w:b/>
+          <w:bCs/>
+          <w:color w:val="12355B"/>
+          <w:sz w:val="20"/>
+          <w:szCs w:val="20"/>
+        </w:rPr>
+        <w:t xml:space="preserve">Word bank: </w:t>
+      </w:r>
+      <w:r>
+        <w:rPr>
+          <w:color w:val="1FA6A2"/>
+          <w:sz w:val="20"/>
+          <w:szCs w:val="20"/>
+        </w:rPr>
+        <w:t xml:space="preserve">symmetric, skewed, cluster, gap, tail</w:t>
+      </w:r>
+    </w:p>
+    <w:p>
+      <w:pPr>
+        <w:spacing w:after="60"/>
+      </w:pPr>
+      <w:r>
+        <w:rPr>
+          <w:b/>
+          <w:bCs/>
+          <w:color w:val="12355B"/>
+          <w:sz w:val="19"/>
+          <w:szCs w:val="19"/>
+        </w:rPr>
+        <w:t xml:space="preserve">Listen for: </w:t>
+      </w:r>
+      <w:r>
+        <w:rPr>
+          <w:i/>
+          <w:iCs/>
+          <w:color w:val="5F6F80"/>
+          <w:sz w:val="19"/>
+          <w:szCs w:val="19"/>
+        </w:rPr>
+        <w:t xml:space="preserve">A strong answer says symmetric data mirrors around the center while skewed data has a longer tail pulling to the left or right.</w:t>
+      </w:r>
+    </w:p>
+    <w:p>
+      <w:pPr>
+        <w:spacing w:after="60"/>
+      </w:pPr>
+      <w:r>
+        <w:rPr>
+          <w:b/>
+          <w:bCs/>
+          <w:color w:val="9A6B12"/>
+          <w:sz w:val="20"/>
+          <w:szCs w:val="20"/>
+        </w:rPr>
+        <w:t xml:space="preserve">Level 2: </w:t>
+      </w:r>
+      <w:r>
+        <w:rPr>
+          <w:sz w:val="20"/>
+          <w:szCs w:val="20"/>
+        </w:rPr>
+        <w:t xml:space="preserve">Compare: how do clusters and gaps in a distribution give you extra information beyond just 'symmetric' or 'skewed'?</w:t>
+      </w:r>
+    </w:p>
+    <w:p>
+      <w:pPr>
+        <w:spacing w:after="60"/>
+        <w:ind w:left="360"/>
+      </w:pPr>
+      <w:r>
+        <w:rPr>
+          <w:sz w:val="20"/>
+          <w:szCs w:val="20"/>
+        </w:rPr>
+        <w:t xml:space="preserve">• A cluster tells me ___, while a gap tells me ___.</w:t>
+      </w:r>
+    </w:p>
+    <w:p>
+      <w:pPr>
+        <w:spacing w:after="60"/>
+        <w:ind w:left="360"/>
+      </w:pPr>
+      <w:r>
+        <w:rPr>
+          <w:sz w:val="20"/>
+          <w:szCs w:val="20"/>
+        </w:rPr>
+        <w:t xml:space="preserve">• These features matter because ___.</w:t>
+      </w:r>
+    </w:p>
+    <w:p>
+      <w:pPr>
+        <w:spacing w:after="60"/>
+      </w:pPr>
+      <w:r>
+        <w:rPr>
+          <w:b/>
+          <w:bCs/>
+          <w:color w:val="12355B"/>
+          <w:sz w:val="21"/>
+          <w:szCs w:val="21"/>
+        </w:rPr>
+        <w:t xml:space="preserve">3. [Connect] </w:t>
+      </w:r>
+      <w:r>
+        <w:rPr>
+          <w:b/>
+          <w:bCs/>
+          <w:sz w:val="21"/>
+          <w:szCs w:val="21"/>
+        </w:rPr>
+        <w:t xml:space="preserve">Marathon times cluster at 3.5-4.5 hours, with elites at 2.0-2.5 and a long tail of slower runners at 5-7 hours. What is the shape, and should the reporter use the mean or median for a 'typical' time?</w:t>
+      </w:r>
+    </w:p>
+    <w:p>
+      <w:pPr>
+        <w:spacing w:after="60"/>
+      </w:pPr>
+      <w:r>
+        <w:rPr>
+          <w:b/>
+          <w:bCs/>
+          <w:color w:val="1FA6A2"/>
+          <w:sz w:val="20"/>
+          <w:szCs w:val="20"/>
+        </w:rPr>
+        <w:t xml:space="preserve">Level 1 — Start here: </w:t>
+      </w:r>
+      <w:r>
+        <w:rPr>
+          <w:sz w:val="20"/>
+          <w:szCs w:val="20"/>
+        </w:rPr>
+        <w:t xml:space="preserve">A skewed distribution is better summarized by the median than the mean.</w:t>
+      </w:r>
+    </w:p>
+    <w:p>
+      <w:pPr>
+        <w:spacing w:after="60"/>
+      </w:pPr>
+      <w:r>
+        <w:rPr>
+          <w:sz w:val="21"/>
+          <w:szCs w:val="21"/>
+        </w:rPr>
+        <w:t xml:space="preserve">This distribution is skewed to the ___ because of the long tail of ___.</w:t>
       </w:r>
       <w:r>
         <w:rPr>
@@ -602,19 +884,19 @@
         </w:rPr>
         <w:br/>
         <w:t xml:space="preserve">
-La mayoría de los datos está ___.</w:t>
-      </w:r>
-    </w:p>
-    <w:p>
-      <w:pPr>
-        <w:spacing w:after="60"/>
-      </w:pPr>
-      <w:r>
-        <w:rPr>
-          <w:sz w:val="21"/>
-          <w:szCs w:val="21"/>
-        </w:rPr>
-        <w:t xml:space="preserve">The shape tells me ___.</w:t>
+Esta distribución está sesgada hacia la ___ por la cola larga de ___.</w:t>
+      </w:r>
+    </w:p>
+    <w:p>
+      <w:pPr>
+        <w:spacing w:after="60"/>
+      </w:pPr>
+      <w:r>
+        <w:rPr>
+          <w:sz w:val="21"/>
+          <w:szCs w:val="21"/>
+        </w:rPr>
+        <w:t xml:space="preserve">The reporter should use the ___ because ___.</w:t>
       </w:r>
       <w:r>
         <w:rPr>
@@ -626,7 +908,293 @@
         </w:rPr>
         <w:br/>
         <w:t xml:space="preserve">
-La forma me dice ___.</w:t>
+El reportero debería usar la ___ porque ___.</w:t>
+      </w:r>
+    </w:p>
+    <w:p>
+      <w:pPr>
+        <w:spacing w:after="60"/>
+      </w:pPr>
+      <w:r>
+        <w:rPr>
+          <w:b/>
+          <w:bCs/>
+          <w:color w:val="12355B"/>
+          <w:sz w:val="20"/>
+          <w:szCs w:val="20"/>
+        </w:rPr>
+        <w:t xml:space="preserve">Word bank: </w:t>
+      </w:r>
+      <w:r>
+        <w:rPr>
+          <w:color w:val="1FA6A2"/>
+          <w:sz w:val="20"/>
+          <w:szCs w:val="20"/>
+        </w:rPr>
+        <w:t xml:space="preserve">symmetric, skewed, cluster, gap, distribution</w:t>
+      </w:r>
+    </w:p>
+    <w:p>
+      <w:pPr>
+        <w:spacing w:after="60"/>
+      </w:pPr>
+      <w:r>
+        <w:rPr>
+          <w:b/>
+          <w:bCs/>
+          <w:color w:val="12355B"/>
+          <w:sz w:val="19"/>
+          <w:szCs w:val="19"/>
+        </w:rPr>
+        <w:t xml:space="preserve">Listen for: </w:t>
+      </w:r>
+      <w:r>
+        <w:rPr>
+          <w:i/>
+          <w:iCs/>
+          <w:color w:val="5F6F80"/>
+          <w:sz w:val="19"/>
+          <w:szCs w:val="19"/>
+        </w:rPr>
+        <w:t xml:space="preserve">Students identify the right-skewed shape (long tail of slow runners) and choose the median because the slow tail would pull the mean up.</w:t>
+      </w:r>
+    </w:p>
+    <w:p>
+      <w:pPr>
+        <w:spacing w:after="60"/>
+      </w:pPr>
+      <w:r>
+        <w:rPr>
+          <w:b/>
+          <w:bCs/>
+          <w:color w:val="9A6B12"/>
+          <w:sz w:val="20"/>
+          <w:szCs w:val="20"/>
+        </w:rPr>
+        <w:t xml:space="preserve">Level 2: </w:t>
+      </w:r>
+      <w:r>
+        <w:rPr>
+          <w:sz w:val="20"/>
+          <w:szCs w:val="20"/>
+        </w:rPr>
+        <w:t xml:space="preserve">Critique: the reporter wants the finish times to sound fast. Which measure might they pick, and would that be honest given the shape?</w:t>
+      </w:r>
+    </w:p>
+    <w:p>
+      <w:pPr>
+        <w:spacing w:after="60"/>
+        <w:ind w:left="360"/>
+      </w:pPr>
+      <w:r>
+        <w:rPr>
+          <w:sz w:val="20"/>
+          <w:szCs w:val="20"/>
+        </w:rPr>
+        <w:t xml:space="preserve">• To sound fast, the reporter might pick the ___ because ___.</w:t>
+      </w:r>
+    </w:p>
+    <w:p>
+      <w:pPr>
+        <w:spacing w:after="60"/>
+        <w:ind w:left="360"/>
+      </w:pPr>
+      <w:r>
+        <w:rPr>
+          <w:sz w:val="20"/>
+          <w:szCs w:val="20"/>
+        </w:rPr>
+        <w:t xml:space="preserve">• That would be honest/misleading because the shape is ___.</w:t>
+      </w:r>
+    </w:p>
+    <w:p>
+      <w:pPr>
+        <w:spacing w:after="60"/>
+      </w:pPr>
+      <w:r>
+        <w:rPr>
+          <w:b/>
+          <w:bCs/>
+          <w:color w:val="12355B"/>
+          <w:sz w:val="21"/>
+          <w:szCs w:val="21"/>
+        </w:rPr>
+        <w:t xml:space="preserve">4. [Reflect] </w:t>
+      </w:r>
+      <w:r>
+        <w:rPr>
+          <w:b/>
+          <w:bCs/>
+          <w:sz w:val="21"/>
+          <w:szCs w:val="21"/>
+        </w:rPr>
+        <w:t xml:space="preserve">A data set has most values clustered between 40-60 with a few at 90-100. What is the shape of the distribution, and which measure of center is best?</w:t>
+      </w:r>
+    </w:p>
+    <w:p>
+      <w:pPr>
+        <w:spacing w:after="60"/>
+      </w:pPr>
+      <w:r>
+        <w:rPr>
+          <w:b/>
+          <w:bCs/>
+          <w:color w:val="1FA6A2"/>
+          <w:sz w:val="20"/>
+          <w:szCs w:val="20"/>
+        </w:rPr>
+        <w:t xml:space="preserve">Level 1 — Start here: </w:t>
+      </w:r>
+      <w:r>
+        <w:rPr>
+          <w:sz w:val="20"/>
+          <w:szCs w:val="20"/>
+        </w:rPr>
+        <w:t xml:space="preserve">A few high values create a right-skewed shape, so the median is the better center.</w:t>
+      </w:r>
+    </w:p>
+    <w:p>
+      <w:pPr>
+        <w:spacing w:after="60"/>
+      </w:pPr>
+      <w:r>
+        <w:rPr>
+          <w:sz w:val="21"/>
+          <w:szCs w:val="21"/>
+        </w:rPr>
+        <w:t xml:space="preserve">The shape is skewed to the ___ because of the values at ___.</w:t>
+      </w:r>
+      <w:r>
+        <w:rPr>
+          <w:i/>
+          <w:iCs/>
+          <w:color w:val="5F6F80"/>
+          <w:sz w:val="19"/>
+          <w:szCs w:val="19"/>
+        </w:rPr>
+        <w:br/>
+        <w:t xml:space="preserve">
+La forma está sesgada hacia la ___ por los valores en ___.</w:t>
+      </w:r>
+    </w:p>
+    <w:p>
+      <w:pPr>
+        <w:spacing w:after="60"/>
+      </w:pPr>
+      <w:r>
+        <w:rPr>
+          <w:sz w:val="21"/>
+          <w:szCs w:val="21"/>
+        </w:rPr>
+        <w:t xml:space="preserve">The best measure of center is the ___ because ___.</w:t>
+      </w:r>
+      <w:r>
+        <w:rPr>
+          <w:i/>
+          <w:iCs/>
+          <w:color w:val="5F6F80"/>
+          <w:sz w:val="19"/>
+          <w:szCs w:val="19"/>
+        </w:rPr>
+        <w:br/>
+        <w:t xml:space="preserve">
+La mejor medida de centro es la ___ porque ___.</w:t>
+      </w:r>
+    </w:p>
+    <w:p>
+      <w:pPr>
+        <w:spacing w:after="60"/>
+      </w:pPr>
+      <w:r>
+        <w:rPr>
+          <w:b/>
+          <w:bCs/>
+          <w:color w:val="12355B"/>
+          <w:sz w:val="20"/>
+          <w:szCs w:val="20"/>
+        </w:rPr>
+        <w:t xml:space="preserve">Word bank: </w:t>
+      </w:r>
+      <w:r>
+        <w:rPr>
+          <w:color w:val="1FA6A2"/>
+          <w:sz w:val="20"/>
+          <w:szCs w:val="20"/>
+        </w:rPr>
+        <w:t xml:space="preserve">symmetric, skewed, cluster, gap, median</w:t>
+      </w:r>
+    </w:p>
+    <w:p>
+      <w:pPr>
+        <w:spacing w:after="60"/>
+      </w:pPr>
+      <w:r>
+        <w:rPr>
+          <w:b/>
+          <w:bCs/>
+          <w:color w:val="12355B"/>
+          <w:sz w:val="19"/>
+          <w:szCs w:val="19"/>
+        </w:rPr>
+        <w:t xml:space="preserve">Listen for: </w:t>
+      </w:r>
+      <w:r>
+        <w:rPr>
+          <w:i/>
+          <w:iCs/>
+          <w:color w:val="5F6F80"/>
+          <w:sz w:val="19"/>
+          <w:szCs w:val="19"/>
+        </w:rPr>
+        <w:t xml:space="preserve">Students describe a right-skewed shape (cluster at 40-60, gap, then 90-100) and choose the median because the high values would inflate the mean.</w:t>
+      </w:r>
+    </w:p>
+    <w:p>
+      <w:pPr>
+        <w:spacing w:after="60"/>
+      </w:pPr>
+      <w:r>
+        <w:rPr>
+          <w:b/>
+          <w:bCs/>
+          <w:color w:val="9A6B12"/>
+          <w:sz w:val="20"/>
+          <w:szCs w:val="20"/>
+        </w:rPr>
+        <w:t xml:space="preserve">Level 2: </w:t>
+      </w:r>
+      <w:r>
+        <w:rPr>
+          <w:sz w:val="20"/>
+          <w:szCs w:val="20"/>
+        </w:rPr>
+        <w:t xml:space="preserve">Generalize: state a rule connecting the SHAPE of a distribution to the best measure of center to use.</w:t>
+      </w:r>
+    </w:p>
+    <w:p>
+      <w:pPr>
+        <w:spacing w:after="60"/>
+        <w:ind w:left="360"/>
+      </w:pPr>
+      <w:r>
+        <w:rPr>
+          <w:sz w:val="20"/>
+          <w:szCs w:val="20"/>
+        </w:rPr>
+        <w:t xml:space="preserve">• If the shape is symmetric, the best center is the ___.</w:t>
+      </w:r>
+    </w:p>
+    <w:p>
+      <w:pPr>
+        <w:spacing w:after="60"/>
+        <w:ind w:left="360"/>
+      </w:pPr>
+      <w:r>
+        <w:rPr>
+          <w:sz w:val="20"/>
+          <w:szCs w:val="20"/>
+        </w:rPr>
+        <w:t xml:space="preserve">• If the shape is skewed, the best center is the ___ because ___.</w:t>
       </w:r>
     </w:p>
     <w:p>
@@ -1213,7 +1781,7 @@
           <w:sz w:val="21"/>
           <w:szCs w:val="21"/>
         </w:rPr>
-        <w:t xml:space="preserve">The data is ___ shaped.</w:t>
+        <w:t xml:space="preserve">The shapes are different because the data ___.</w:t>
       </w:r>
       <w:r>
         <w:rPr>
@@ -1225,19 +1793,19 @@
         </w:rPr>
         <w:br/>
         <w:t xml:space="preserve">
-Los datos tienen forma de ___.</w:t>
-      </w:r>
-    </w:p>
-    <w:p>
-      <w:pPr>
-        <w:spacing w:after="60"/>
-      </w:pPr>
-      <w:r>
-        <w:rPr>
-          <w:sz w:val="21"/>
-          <w:szCs w:val="21"/>
-        </w:rPr>
-        <w:t xml:space="preserve">Most of the data is ___.</w:t>
+Las formas son diferentes porque los datos ___.</w:t>
+      </w:r>
+    </w:p>
+    <w:p>
+      <w:pPr>
+        <w:spacing w:after="60"/>
+      </w:pPr>
+      <w:r>
+        <w:rPr>
+          <w:sz w:val="21"/>
+          <w:szCs w:val="21"/>
+        </w:rPr>
+        <w:t xml:space="preserve">A symmetric shape looks ___, while a skewed shape looks ___.</w:t>
       </w:r>
       <w:r>
         <w:rPr>
@@ -1249,19 +1817,19 @@
         </w:rPr>
         <w:br/>
         <w:t xml:space="preserve">
-La mayoría de los datos está ___.</w:t>
-      </w:r>
-    </w:p>
-    <w:p>
-      <w:pPr>
-        <w:spacing w:after="60"/>
-      </w:pPr>
-      <w:r>
-        <w:rPr>
-          <w:sz w:val="21"/>
-          <w:szCs w:val="21"/>
-        </w:rPr>
-        <w:t xml:space="preserve">The shape tells me ___.</w:t>
+Una forma simétrica se ve ___, mientras que una sesgada se ve ___.</w:t>
+      </w:r>
+    </w:p>
+    <w:p>
+      <w:pPr>
+        <w:spacing w:after="60"/>
+      </w:pPr>
+      <w:r>
+        <w:rPr>
+          <w:sz w:val="21"/>
+          <w:szCs w:val="21"/>
+        </w:rPr>
+        <w:t xml:space="preserve">A symmetric distribution has data that is ___ on both sides.</w:t>
       </w:r>
       <w:r>
         <w:rPr>
@@ -1273,7 +1841,7 @@
         </w:rPr>
         <w:br/>
         <w:t xml:space="preserve">
-La forma me dice ___.</w:t>
+Una distribución simétrica tiene datos ___ en ambos lados.</w:t>
       </w:r>
     </w:p>
     <w:p>

--- a/lessons/8-7/downloads/8-7-notes.docx
+++ b/lessons/8-7/downloads/8-7-notes.docx
@@ -489,6 +489,43 @@
       </w:pPr>
       <w:r>
         <w:rPr>
+          <w:b/>
+          <w:bCs/>
+          <w:color w:val="1FA6A2"/>
+          <w:sz w:val="20"/>
+          <w:szCs w:val="20"/>
+        </w:rPr>
+        <w:t xml:space="preserve">Hint (optional): </w:t>
+      </w:r>
+      <w:r>
+        <w:rPr>
+          <w:sz w:val="20"/>
+          <w:szCs w:val="20"/>
+        </w:rPr>
+        <w:t xml:space="preserve">Try starting with the word "symmetric" or "skewed". Re-read the question and underline what it is asking you to compare or find. Use one number or word from the problem as your evidence.</w:t>
+      </w:r>
+    </w:p>
+    <w:p>
+      <w:pPr>
+        <w:spacing w:after="60"/>
+      </w:pPr>
+      <w:r>
+        <w:rPr>
+          <w:b/>
+          <w:bCs/>
+          <w:color w:val="12355B"/>
+          <w:sz w:val="19"/>
+          <w:szCs w:val="19"/>
+        </w:rPr>
+        <w:t xml:space="preserve">Sentence starters (optional)</w:t>
+      </w:r>
+    </w:p>
+    <w:p>
+      <w:pPr>
+        <w:spacing w:after="60"/>
+      </w:pPr>
+      <w:r>
+        <w:rPr>
           <w:sz w:val="21"/>
           <w:szCs w:val="21"/>
         </w:rPr>
@@ -679,6 +716,43 @@
       </w:pPr>
       <w:r>
         <w:rPr>
+          <w:b/>
+          <w:bCs/>
+          <w:color w:val="1FA6A2"/>
+          <w:sz w:val="20"/>
+          <w:szCs w:val="20"/>
+        </w:rPr>
+        <w:t xml:space="preserve">Hint (optional): </w:t>
+      </w:r>
+      <w:r>
+        <w:rPr>
+          <w:sz w:val="20"/>
+          <w:szCs w:val="20"/>
+        </w:rPr>
+        <w:t xml:space="preserve">Try starting with the word "symmetric" or "skewed". Re-read the question and underline what it is asking you to compare or find. Use one number or word from the problem as your evidence.</w:t>
+      </w:r>
+    </w:p>
+    <w:p>
+      <w:pPr>
+        <w:spacing w:after="60"/>
+      </w:pPr>
+      <w:r>
+        <w:rPr>
+          <w:b/>
+          <w:bCs/>
+          <w:color w:val="12355B"/>
+          <w:sz w:val="19"/>
+          <w:szCs w:val="19"/>
+        </w:rPr>
+        <w:t xml:space="preserve">Sentence starters (optional)</w:t>
+      </w:r>
+    </w:p>
+    <w:p>
+      <w:pPr>
+        <w:spacing w:after="60"/>
+      </w:pPr>
+      <w:r>
+        <w:rPr>
           <w:sz w:val="21"/>
           <w:szCs w:val="21"/>
         </w:rPr>
@@ -869,6 +943,43 @@
       </w:pPr>
       <w:r>
         <w:rPr>
+          <w:b/>
+          <w:bCs/>
+          <w:color w:val="1FA6A2"/>
+          <w:sz w:val="20"/>
+          <w:szCs w:val="20"/>
+        </w:rPr>
+        <w:t xml:space="preserve">Hint (optional): </w:t>
+      </w:r>
+      <w:r>
+        <w:rPr>
+          <w:sz w:val="20"/>
+          <w:szCs w:val="20"/>
+        </w:rPr>
+        <w:t xml:space="preserve">Try starting with the word "symmetric" or "skewed". Re-read the question and underline what it is asking you to compare or find. Use one number or word from the problem as your evidence.</w:t>
+      </w:r>
+    </w:p>
+    <w:p>
+      <w:pPr>
+        <w:spacing w:after="60"/>
+      </w:pPr>
+      <w:r>
+        <w:rPr>
+          <w:b/>
+          <w:bCs/>
+          <w:color w:val="12355B"/>
+          <w:sz w:val="19"/>
+          <w:szCs w:val="19"/>
+        </w:rPr>
+        <w:t xml:space="preserve">Sentence starters (optional)</w:t>
+      </w:r>
+    </w:p>
+    <w:p>
+      <w:pPr>
+        <w:spacing w:after="60"/>
+      </w:pPr>
+      <w:r>
+        <w:rPr>
           <w:sz w:val="21"/>
           <w:szCs w:val="21"/>
         </w:rPr>
@@ -1051,6 +1162,43 @@
           <w:szCs w:val="20"/>
         </w:rPr>
         <w:t xml:space="preserve">A few high values create a right-skewed shape, so the median is the better center.</w:t>
+      </w:r>
+    </w:p>
+    <w:p>
+      <w:pPr>
+        <w:spacing w:after="60"/>
+      </w:pPr>
+      <w:r>
+        <w:rPr>
+          <w:b/>
+          <w:bCs/>
+          <w:color w:val="1FA6A2"/>
+          <w:sz w:val="20"/>
+          <w:szCs w:val="20"/>
+        </w:rPr>
+        <w:t xml:space="preserve">Hint (optional): </w:t>
+      </w:r>
+      <w:r>
+        <w:rPr>
+          <w:sz w:val="20"/>
+          <w:szCs w:val="20"/>
+        </w:rPr>
+        <w:t xml:space="preserve">Try starting with the word "symmetric" or "skewed". Re-read the question and underline what it is asking you to compare or find. Use one number or word from the problem as your evidence.</w:t>
+      </w:r>
+    </w:p>
+    <w:p>
+      <w:pPr>
+        <w:spacing w:after="60"/>
+      </w:pPr>
+      <w:r>
+        <w:rPr>
+          <w:b/>
+          <w:bCs/>
+          <w:color w:val="12355B"/>
+          <w:sz w:val="19"/>
+          <w:szCs w:val="19"/>
+        </w:rPr>
+        <w:t xml:space="preserve">Sentence starters (optional)</w:t>
       </w:r>
     </w:p>
     <w:p>

--- a/lessons/8-7/downloads/8-7-notes.docx
+++ b/lessons/8-7/downloads/8-7-notes.docx
@@ -97,6 +97,69 @@
       </w:pPr>
       <w:r>
         <w:rPr>
+          <w:i/>
+          <w:iCs/>
+          <w:color w:val="5F6F80"/>
+          <w:sz w:val="19"/>
+          <w:szCs w:val="19"/>
+        </w:rPr>
+        <w:t xml:space="preserve">Picture first, then the word, then a plain-language meaning.</w:t>
+      </w:r>
+    </w:p>
+    <w:p>
+      <w:pPr>
+        <w:keepNext/>
+        <w:spacing w:after="20" w:before="120"/>
+        <w:jc w:val="center"/>
+      </w:pPr>
+      <w:r>
+        <w:drawing>
+          <wp:inline distT="0" distB="0" distL="0" distR="0">
+            <wp:extent cx="1238250" cy="933450"/>
+            <wp:effectExtent t="0" r="0" b="0" l="0"/>
+            <wp:docPr id="1" name="" descr="" title=""/>
+            <wp:cNvGraphicFramePr>
+              <a:graphicFrameLocks xmlns:a="http://schemas.openxmlformats.org/drawingml/2006/main" noChangeAspect="1"/>
+            </wp:cNvGraphicFramePr>
+            <a:graphic xmlns:a="http://schemas.openxmlformats.org/drawingml/2006/main">
+              <a:graphicData uri="http://schemas.openxmlformats.org/drawingml/2006/picture">
+                <pic:pic xmlns:pic="http://schemas.openxmlformats.org/drawingml/2006/picture">
+                  <pic:nvPicPr>
+                    <pic:cNvPr id="0" name="" descr=""/>
+                    <pic:cNvPicPr>
+                      <a:picLocks noChangeAspect="1" noChangeArrowheads="1"/>
+                    </pic:cNvPicPr>
+                  </pic:nvPicPr>
+                  <pic:blipFill>
+                    <a:blip r:embed="rId9" cstate="none"/>
+                    <a:srcRect/>
+                    <a:stretch>
+                      <a:fillRect/>
+                    </a:stretch>
+                  </pic:blipFill>
+                  <pic:spPr bwMode="auto">
+                    <a:xfrm>
+                      <a:off x="0" y="0"/>
+                      <a:ext cx="1238250" cy="933450"/>
+                    </a:xfrm>
+                    <a:prstGeom prst="rect">
+                      <a:avLst/>
+                    </a:prstGeom>
+                  </pic:spPr>
+                </pic:pic>
+              </a:graphicData>
+            </a:graphic>
+          </wp:inline>
+        </w:drawing>
+      </w:r>
+    </w:p>
+    <w:p>
+      <w:pPr>
+        <w:keepNext/>
+        <w:spacing w:after="20"/>
+      </w:pPr>
+      <w:r>
+        <w:rPr>
           <w:b/>
           <w:bCs/>
           <w:color w:val="12355B"/>
@@ -118,7 +181,7 @@
     </w:p>
     <w:p>
       <w:pPr>
-        <w:spacing w:after="60"/>
+        <w:spacing w:after="160"/>
       </w:pPr>
       <w:r>
         <w:rPr>
@@ -130,22 +193,55 @@
     </w:p>
     <w:p>
       <w:pPr>
-        <w:spacing w:after="60"/>
-      </w:pPr>
-      <w:r>
-        <w:rPr>
-          <w:i/>
-          <w:iCs/>
-          <w:color w:val="5F6F80"/>
-          <w:sz w:val="19"/>
-          <w:szCs w:val="19"/>
-        </w:rPr>
-        <w:t xml:space="preserve">Heights: 60, 62, 64, 66, 68, 66, 64, 62, 60 — rises and falls evenly like a hill</w:t>
-      </w:r>
-    </w:p>
-    <w:p>
-      <w:pPr>
-        <w:spacing w:after="60"/>
+        <w:keepNext/>
+        <w:spacing w:after="20" w:before="120"/>
+        <w:jc w:val="center"/>
+      </w:pPr>
+      <w:r>
+        <w:drawing>
+          <wp:inline distT="0" distB="0" distL="0" distR="0">
+            <wp:extent cx="1238250" cy="933450"/>
+            <wp:effectExtent t="0" r="0" b="0" l="0"/>
+            <wp:docPr id="1" name="" descr="" title=""/>
+            <wp:cNvGraphicFramePr>
+              <a:graphicFrameLocks xmlns:a="http://schemas.openxmlformats.org/drawingml/2006/main" noChangeAspect="1"/>
+            </wp:cNvGraphicFramePr>
+            <a:graphic xmlns:a="http://schemas.openxmlformats.org/drawingml/2006/main">
+              <a:graphicData uri="http://schemas.openxmlformats.org/drawingml/2006/picture">
+                <pic:pic xmlns:pic="http://schemas.openxmlformats.org/drawingml/2006/picture">
+                  <pic:nvPicPr>
+                    <pic:cNvPr id="0" name="" descr=""/>
+                    <pic:cNvPicPr>
+                      <a:picLocks noChangeAspect="1" noChangeArrowheads="1"/>
+                    </pic:cNvPicPr>
+                  </pic:nvPicPr>
+                  <pic:blipFill>
+                    <a:blip r:embed="rId9" cstate="none"/>
+                    <a:srcRect/>
+                    <a:stretch>
+                      <a:fillRect/>
+                    </a:stretch>
+                  </pic:blipFill>
+                  <pic:spPr bwMode="auto">
+                    <a:xfrm>
+                      <a:off x="0" y="0"/>
+                      <a:ext cx="1238250" cy="933450"/>
+                    </a:xfrm>
+                    <a:prstGeom prst="rect">
+                      <a:avLst/>
+                    </a:prstGeom>
+                  </pic:spPr>
+                </pic:pic>
+              </a:graphicData>
+            </a:graphic>
+          </wp:inline>
+        </w:drawing>
+      </w:r>
+    </w:p>
+    <w:p>
+      <w:pPr>
+        <w:keepNext/>
+        <w:spacing w:after="20"/>
       </w:pPr>
       <w:r>
         <w:rPr>
@@ -170,7 +266,7 @@
     </w:p>
     <w:p>
       <w:pPr>
-        <w:spacing w:after="60"/>
+        <w:spacing w:after="160"/>
       </w:pPr>
       <w:r>
         <w:rPr>
@@ -182,22 +278,55 @@
     </w:p>
     <w:p>
       <w:pPr>
-        <w:spacing w:after="60"/>
-      </w:pPr>
-      <w:r>
-        <w:rPr>
-          <w:i/>
-          <w:iCs/>
-          <w:color w:val="5F6F80"/>
-          <w:sz w:val="19"/>
-          <w:szCs w:val="19"/>
-        </w:rPr>
-        <w:t xml:space="preserve">Skewed right: most data low (1,2,2,3,3,3,15) — tail stretches toward the high value</w:t>
-      </w:r>
-    </w:p>
-    <w:p>
-      <w:pPr>
-        <w:spacing w:after="60"/>
+        <w:keepNext/>
+        <w:spacing w:after="20" w:before="120"/>
+        <w:jc w:val="center"/>
+      </w:pPr>
+      <w:r>
+        <w:drawing>
+          <wp:inline distT="0" distB="0" distL="0" distR="0">
+            <wp:extent cx="1238250" cy="933450"/>
+            <wp:effectExtent t="0" r="0" b="0" l="0"/>
+            <wp:docPr id="1" name="" descr="" title=""/>
+            <wp:cNvGraphicFramePr>
+              <a:graphicFrameLocks xmlns:a="http://schemas.openxmlformats.org/drawingml/2006/main" noChangeAspect="1"/>
+            </wp:cNvGraphicFramePr>
+            <a:graphic xmlns:a="http://schemas.openxmlformats.org/drawingml/2006/main">
+              <a:graphicData uri="http://schemas.openxmlformats.org/drawingml/2006/picture">
+                <pic:pic xmlns:pic="http://schemas.openxmlformats.org/drawingml/2006/picture">
+                  <pic:nvPicPr>
+                    <pic:cNvPr id="0" name="" descr=""/>
+                    <pic:cNvPicPr>
+                      <a:picLocks noChangeAspect="1" noChangeArrowheads="1"/>
+                    </pic:cNvPicPr>
+                  </pic:nvPicPr>
+                  <pic:blipFill>
+                    <a:blip r:embed="rId9" cstate="none"/>
+                    <a:srcRect/>
+                    <a:stretch>
+                      <a:fillRect/>
+                    </a:stretch>
+                  </pic:blipFill>
+                  <pic:spPr bwMode="auto">
+                    <a:xfrm>
+                      <a:off x="0" y="0"/>
+                      <a:ext cx="1238250" cy="933450"/>
+                    </a:xfrm>
+                    <a:prstGeom prst="rect">
+                      <a:avLst/>
+                    </a:prstGeom>
+                  </pic:spPr>
+                </pic:pic>
+              </a:graphicData>
+            </a:graphic>
+          </wp:inline>
+        </w:drawing>
+      </w:r>
+    </w:p>
+    <w:p>
+      <w:pPr>
+        <w:keepNext/>
+        <w:spacing w:after="20"/>
       </w:pPr>
       <w:r>
         <w:rPr>
@@ -222,7 +351,7 @@
     </w:p>
     <w:p>
       <w:pPr>
-        <w:spacing w:after="60"/>
+        <w:spacing w:after="160"/>
       </w:pPr>
       <w:r>
         <w:rPr>
@@ -234,22 +363,55 @@
     </w:p>
     <w:p>
       <w:pPr>
-        <w:spacing w:after="60"/>
-      </w:pPr>
-      <w:r>
-        <w:rPr>
-          <w:i/>
-          <w:iCs/>
-          <w:color w:val="5F6F80"/>
-          <w:sz w:val="19"/>
-          <w:szCs w:val="19"/>
-        </w:rPr>
-        <w:t xml:space="preserve">Scores 18, 19, 20, 21, 22 form a cluster around 20 — they are tightly grouped</w:t>
-      </w:r>
-    </w:p>
-    <w:p>
-      <w:pPr>
-        <w:spacing w:after="60"/>
+        <w:keepNext/>
+        <w:spacing w:after="20" w:before="120"/>
+        <w:jc w:val="center"/>
+      </w:pPr>
+      <w:r>
+        <w:drawing>
+          <wp:inline distT="0" distB="0" distL="0" distR="0">
+            <wp:extent cx="1238250" cy="933450"/>
+            <wp:effectExtent t="0" r="0" b="0" l="0"/>
+            <wp:docPr id="1" name="" descr="" title=""/>
+            <wp:cNvGraphicFramePr>
+              <a:graphicFrameLocks xmlns:a="http://schemas.openxmlformats.org/drawingml/2006/main" noChangeAspect="1"/>
+            </wp:cNvGraphicFramePr>
+            <a:graphic xmlns:a="http://schemas.openxmlformats.org/drawingml/2006/main">
+              <a:graphicData uri="http://schemas.openxmlformats.org/drawingml/2006/picture">
+                <pic:pic xmlns:pic="http://schemas.openxmlformats.org/drawingml/2006/picture">
+                  <pic:nvPicPr>
+                    <pic:cNvPr id="0" name="" descr=""/>
+                    <pic:cNvPicPr>
+                      <a:picLocks noChangeAspect="1" noChangeArrowheads="1"/>
+                    </pic:cNvPicPr>
+                  </pic:nvPicPr>
+                  <pic:blipFill>
+                    <a:blip r:embed="rId9" cstate="none"/>
+                    <a:srcRect/>
+                    <a:stretch>
+                      <a:fillRect/>
+                    </a:stretch>
+                  </pic:blipFill>
+                  <pic:spPr bwMode="auto">
+                    <a:xfrm>
+                      <a:off x="0" y="0"/>
+                      <a:ext cx="1238250" cy="933450"/>
+                    </a:xfrm>
+                    <a:prstGeom prst="rect">
+                      <a:avLst/>
+                    </a:prstGeom>
+                  </pic:spPr>
+                </pic:pic>
+              </a:graphicData>
+            </a:graphic>
+          </wp:inline>
+        </w:drawing>
+      </w:r>
+    </w:p>
+    <w:p>
+      <w:pPr>
+        <w:keepNext/>
+        <w:spacing w:after="20"/>
       </w:pPr>
       <w:r>
         <w:rPr>
@@ -274,7 +436,7 @@
     </w:p>
     <w:p>
       <w:pPr>
-        <w:spacing w:after="60"/>
+        <w:spacing w:after="160"/>
       </w:pPr>
       <w:r>
         <w:rPr>
@@ -286,22 +448,55 @@
     </w:p>
     <w:p>
       <w:pPr>
-        <w:spacing w:after="60"/>
-      </w:pPr>
-      <w:r>
-        <w:rPr>
-          <w:i/>
-          <w:iCs/>
-          <w:color w:val="5F6F80"/>
-          <w:sz w:val="19"/>
-          <w:szCs w:val="19"/>
-        </w:rPr>
-        <w:t xml:space="preserve">Data: 5, 6, 7, 8, ___, ___, ___, 20 — the empty space from 9 to 19 is a gap</w:t>
-      </w:r>
-    </w:p>
-    <w:p>
-      <w:pPr>
-        <w:spacing w:after="60"/>
+        <w:keepNext/>
+        <w:spacing w:after="20" w:before="120"/>
+        <w:jc w:val="center"/>
+      </w:pPr>
+      <w:r>
+        <w:drawing>
+          <wp:inline distT="0" distB="0" distL="0" distR="0">
+            <wp:extent cx="1238250" cy="933450"/>
+            <wp:effectExtent t="0" r="0" b="0" l="0"/>
+            <wp:docPr id="1" name="" descr="" title=""/>
+            <wp:cNvGraphicFramePr>
+              <a:graphicFrameLocks xmlns:a="http://schemas.openxmlformats.org/drawingml/2006/main" noChangeAspect="1"/>
+            </wp:cNvGraphicFramePr>
+            <a:graphic xmlns:a="http://schemas.openxmlformats.org/drawingml/2006/main">
+              <a:graphicData uri="http://schemas.openxmlformats.org/drawingml/2006/picture">
+                <pic:pic xmlns:pic="http://schemas.openxmlformats.org/drawingml/2006/picture">
+                  <pic:nvPicPr>
+                    <pic:cNvPr id="0" name="" descr=""/>
+                    <pic:cNvPicPr>
+                      <a:picLocks noChangeAspect="1" noChangeArrowheads="1"/>
+                    </pic:cNvPicPr>
+                  </pic:nvPicPr>
+                  <pic:blipFill>
+                    <a:blip r:embed="rId9" cstate="none"/>
+                    <a:srcRect/>
+                    <a:stretch>
+                      <a:fillRect/>
+                    </a:stretch>
+                  </pic:blipFill>
+                  <pic:spPr bwMode="auto">
+                    <a:xfrm>
+                      <a:off x="0" y="0"/>
+                      <a:ext cx="1238250" cy="933450"/>
+                    </a:xfrm>
+                    <a:prstGeom prst="rect">
+                      <a:avLst/>
+                    </a:prstGeom>
+                  </pic:spPr>
+                </pic:pic>
+              </a:graphicData>
+            </a:graphic>
+          </wp:inline>
+        </w:drawing>
+      </w:r>
+    </w:p>
+    <w:p>
+      <w:pPr>
+        <w:keepNext/>
+        <w:spacing w:after="20"/>
       </w:pPr>
       <w:r>
         <w:rPr>
@@ -326,7 +521,7 @@
     </w:p>
     <w:p>
       <w:pPr>
-        <w:spacing w:after="60"/>
+        <w:spacing w:after="160"/>
       </w:pPr>
       <w:r>
         <w:rPr>
@@ -338,22 +533,55 @@
     </w:p>
     <w:p>
       <w:pPr>
-        <w:spacing w:after="60"/>
-      </w:pPr>
-      <w:r>
-        <w:rPr>
-          <w:i/>
-          <w:iCs/>
-          <w:color w:val="5F6F80"/>
-          <w:sz w:val="19"/>
-          <w:szCs w:val="19"/>
-        </w:rPr>
-        <w:t xml:space="preserve">Looking at a dot plot or histogram, you can see if data is symmetric, skewed, clustered, or has gaps</w:t>
-      </w:r>
-    </w:p>
-    <w:p>
-      <w:pPr>
-        <w:spacing w:after="60"/>
+        <w:keepNext/>
+        <w:spacing w:after="20" w:before="120"/>
+        <w:jc w:val="center"/>
+      </w:pPr>
+      <w:r>
+        <w:drawing>
+          <wp:inline distT="0" distB="0" distL="0" distR="0">
+            <wp:extent cx="1238250" cy="933450"/>
+            <wp:effectExtent t="0" r="0" b="0" l="0"/>
+            <wp:docPr id="1" name="" descr="" title=""/>
+            <wp:cNvGraphicFramePr>
+              <a:graphicFrameLocks xmlns:a="http://schemas.openxmlformats.org/drawingml/2006/main" noChangeAspect="1"/>
+            </wp:cNvGraphicFramePr>
+            <a:graphic xmlns:a="http://schemas.openxmlformats.org/drawingml/2006/main">
+              <a:graphicData uri="http://schemas.openxmlformats.org/drawingml/2006/picture">
+                <pic:pic xmlns:pic="http://schemas.openxmlformats.org/drawingml/2006/picture">
+                  <pic:nvPicPr>
+                    <pic:cNvPr id="0" name="" descr=""/>
+                    <pic:cNvPicPr>
+                      <a:picLocks noChangeAspect="1" noChangeArrowheads="1"/>
+                    </pic:cNvPicPr>
+                  </pic:nvPicPr>
+                  <pic:blipFill>
+                    <a:blip r:embed="rId10" cstate="none"/>
+                    <a:srcRect/>
+                    <a:stretch>
+                      <a:fillRect/>
+                    </a:stretch>
+                  </pic:blipFill>
+                  <pic:spPr bwMode="auto">
+                    <a:xfrm>
+                      <a:off x="0" y="0"/>
+                      <a:ext cx="1238250" cy="933450"/>
+                    </a:xfrm>
+                    <a:prstGeom prst="rect">
+                      <a:avLst/>
+                    </a:prstGeom>
+                  </pic:spPr>
+                </pic:pic>
+              </a:graphicData>
+            </a:graphic>
+          </wp:inline>
+        </w:drawing>
+      </w:r>
+    </w:p>
+    <w:p>
+      <w:pPr>
+        <w:keepNext/>
+        <w:spacing w:after="20"/>
       </w:pPr>
       <w:r>
         <w:rPr>
@@ -378,7 +606,7 @@
     </w:p>
     <w:p>
       <w:pPr>
-        <w:spacing w:after="60"/>
+        <w:spacing w:after="160"/>
       </w:pPr>
       <w:r>
         <w:rPr>
@@ -386,21 +614,6 @@
           <w:szCs w:val="21"/>
         </w:rPr>
         <w:t xml:space="preserve">How spread out the numbers are.</w:t>
-      </w:r>
-    </w:p>
-    <w:p>
-      <w:pPr>
-        <w:spacing w:after="60"/>
-      </w:pPr>
-      <w:r>
-        <w:rPr>
-          <w:i/>
-          <w:iCs/>
-          <w:color w:val="5F6F80"/>
-          <w:sz w:val="19"/>
-          <w:szCs w:val="19"/>
-        </w:rPr>
-        <w:t xml:space="preserve">Symmetric data with low variability: tightly packed around the center. Skewed data: spread unevenly</w:t>
       </w:r>
     </w:p>
     <w:p>

--- a/lessons/8-7/downloads/8-7-notes.docx
+++ b/lessons/8-7/downloads/8-7-notes.docx
@@ -1366,6 +1366,175 @@
     </w:p>
     <w:p>
       <w:pPr>
+        <w:pStyle w:val="Heading2"/>
+        <w:spacing w:after="80" w:before="180"/>
+      </w:pPr>
+      <w:r>
+        <w:rPr>
+          <w:b/>
+          <w:bCs/>
+          <w:color w:val="12355B"/>
+          <w:sz w:val="24"/>
+          <w:szCs w:val="24"/>
+        </w:rPr>
+        <w:t xml:space="preserve">Solved Example</w:t>
+      </w:r>
+      <w:r>
+        <w:rPr>
+          <w:i/>
+          <w:iCs/>
+          <w:color w:val="1FA6A2"/>
+          <w:sz w:val="19"/>
+          <w:szCs w:val="19"/>
+        </w:rPr>
+        <w:t xml:space="preserve">   I Do — watch each step</w:t>
+      </w:r>
+    </w:p>
+    <w:p>
+      <w:pPr>
+        <w:keepNext/>
+        <w:spacing w:after="40"/>
+      </w:pPr>
+      <w:r>
+        <w:rPr>
+          <w:b/>
+          <w:bCs/>
+          <w:color w:val="12355B"/>
+          <w:sz w:val="21"/>
+          <w:szCs w:val="21"/>
+        </w:rPr>
+        <w:t xml:space="preserve">Problem:  </w:t>
+      </w:r>
+      <w:r>
+        <w:rPr>
+          <w:sz w:val="21"/>
+          <w:szCs w:val="21"/>
+        </w:rPr>
+        <w:t xml:space="preserve">A histogram of basketball players' ages shows: most players are 22–28, with a long tail of older players up to age 40. What is the shape of this distribution?</w:t>
+      </w:r>
+    </w:p>
+    <w:p>
+      <w:pPr>
+        <w:spacing w:after="30"/>
+        <w:ind w:left="420"/>
+      </w:pPr>
+      <w:r>
+        <w:rPr>
+          <w:sz w:val="20"/>
+          <w:szCs w:val="20"/>
+        </w:rPr>
+        <w:t xml:space="preserve">A)  Skewed right</w:t>
+      </w:r>
+    </w:p>
+    <w:p>
+      <w:pPr>
+        <w:spacing w:after="30"/>
+        <w:ind w:left="420"/>
+      </w:pPr>
+      <w:r>
+        <w:rPr>
+          <w:sz w:val="20"/>
+          <w:szCs w:val="20"/>
+        </w:rPr>
+        <w:t xml:space="preserve">B)  Symmetric</w:t>
+      </w:r>
+    </w:p>
+    <w:p>
+      <w:pPr>
+        <w:spacing w:after="30"/>
+        <w:ind w:left="420"/>
+      </w:pPr>
+      <w:r>
+        <w:rPr>
+          <w:sz w:val="20"/>
+          <w:szCs w:val="20"/>
+        </w:rPr>
+        <w:t xml:space="preserve">C)  Skewed left</w:t>
+      </w:r>
+    </w:p>
+    <w:p>
+      <w:pPr>
+        <w:spacing w:after="30"/>
+        <w:ind w:left="420"/>
+      </w:pPr>
+      <w:r>
+        <w:rPr>
+          <w:sz w:val="20"/>
+          <w:szCs w:val="20"/>
+        </w:rPr>
+        <w:t xml:space="preserve">D)  Uniform</w:t>
+      </w:r>
+    </w:p>
+    <w:p>
+      <w:pPr>
+        <w:spacing w:after="20" w:before="50"/>
+      </w:pPr>
+      <w:r>
+        <w:rPr>
+          <w:b/>
+          <w:bCs/>
+          <w:color w:val="1FA6A2"/>
+          <w:sz w:val="21"/>
+          <w:szCs w:val="21"/>
+        </w:rPr>
+        <w:t xml:space="preserve">Step 1:  </w:t>
+      </w:r>
+      <w:r>
+        <w:rPr>
+          <w:sz w:val="21"/>
+          <w:szCs w:val="21"/>
+        </w:rPr>
+        <w:t xml:space="preserve">Most data is on the left (younger ages) with a tail stretching right (older ages).</w:t>
+      </w:r>
+    </w:p>
+    <w:p>
+      <w:pPr>
+        <w:spacing w:after="20" w:before="50"/>
+      </w:pPr>
+      <w:r>
+        <w:rPr>
+          <w:b/>
+          <w:bCs/>
+          <w:color w:val="1FA6A2"/>
+          <w:sz w:val="21"/>
+          <w:szCs w:val="21"/>
+        </w:rPr>
+        <w:t xml:space="preserve">Step 2:  </w:t>
+      </w:r>
+      <w:r>
+        <w:rPr>
+          <w:sz w:val="21"/>
+          <w:szCs w:val="21"/>
+        </w:rPr>
+        <w:t xml:space="preserve">This is skewed right.</w:t>
+      </w:r>
+    </w:p>
+    <w:p>
+      <w:pPr>
+        <w:spacing w:after="40" w:before="60"/>
+      </w:pPr>
+      <w:r>
+        <w:rPr>
+          <w:b/>
+          <w:bCs/>
+          <w:color w:val="12355B"/>
+          <w:sz w:val="21"/>
+          <w:szCs w:val="21"/>
+        </w:rPr>
+        <w:t xml:space="preserve">Answer:  </w:t>
+      </w:r>
+      <w:r>
+        <w:rPr>
+          <w:b/>
+          <w:bCs/>
+          <w:sz w:val="21"/>
+          <w:szCs w:val="21"/>
+        </w:rPr>
+        <w:t xml:space="preserve">A. Skewed right</w:t>
+      </w:r>
+    </w:p>
+    <w:p>
+      <w:pPr>
         <w:pStyle w:val="Heading1"/>
         <w:pageBreakBefore/>
         <w:pBdr>
@@ -1408,6 +1577,170 @@
           <w:szCs w:val="19"/>
         </w:rPr>
         <w:t xml:space="preserve">   We Do — work with your class</w:t>
+      </w:r>
+    </w:p>
+    <w:p>
+      <w:pPr>
+        <w:keepNext/>
+        <w:spacing w:after="40" w:before="40"/>
+      </w:pPr>
+      <w:r>
+        <w:rPr>
+          <w:b/>
+          <w:bCs/>
+          <w:color w:val="12355B"/>
+          <w:sz w:val="21"/>
+          <w:szCs w:val="21"/>
+        </w:rPr>
+        <w:t xml:space="preserve">Problem:  </w:t>
+      </w:r>
+      <w:r>
+        <w:rPr>
+          <w:sz w:val="21"/>
+          <w:szCs w:val="21"/>
+        </w:rPr>
+        <w:t xml:space="preserve">A data set is symmetric. What is likely true about the mean and median?</w:t>
+      </w:r>
+    </w:p>
+    <w:p>
+      <w:pPr>
+        <w:spacing w:after="30"/>
+        <w:ind w:left="420"/>
+      </w:pPr>
+      <w:r>
+        <w:rPr>
+          <w:sz w:val="20"/>
+          <w:szCs w:val="20"/>
+        </w:rPr>
+        <w:t xml:space="preserve">A)  They are approximately equal</w:t>
+      </w:r>
+    </w:p>
+    <w:p>
+      <w:pPr>
+        <w:spacing w:after="30"/>
+        <w:ind w:left="420"/>
+      </w:pPr>
+      <w:r>
+        <w:rPr>
+          <w:sz w:val="20"/>
+          <w:szCs w:val="20"/>
+        </w:rPr>
+        <w:t xml:space="preserve">B)  The mean is much higher than the median</w:t>
+      </w:r>
+    </w:p>
+    <w:p>
+      <w:pPr>
+        <w:spacing w:after="30"/>
+        <w:ind w:left="420"/>
+      </w:pPr>
+      <w:r>
+        <w:rPr>
+          <w:sz w:val="20"/>
+          <w:szCs w:val="20"/>
+        </w:rPr>
+        <w:t xml:space="preserve">C)  The median is much higher than the mean</w:t>
+      </w:r>
+    </w:p>
+    <w:p>
+      <w:pPr>
+        <w:spacing w:after="30"/>
+        <w:ind w:left="420"/>
+      </w:pPr>
+      <w:r>
+        <w:rPr>
+          <w:sz w:val="20"/>
+          <w:szCs w:val="20"/>
+        </w:rPr>
+        <w:t xml:space="preserve">D)  They are always exactly the same</w:t>
+      </w:r>
+    </w:p>
+    <w:p>
+      <w:pPr>
+        <w:keepNext/>
+        <w:spacing w:after="0" w:before="50"/>
+      </w:pPr>
+      <w:r>
+        <w:rPr>
+          <w:b/>
+          <w:bCs/>
+          <w:color w:val="6B4FA0"/>
+          <w:sz w:val="21"/>
+          <w:szCs w:val="21"/>
+        </w:rPr>
+        <w:t xml:space="preserve">Step 1:</w:t>
+      </w:r>
+    </w:p>
+    <w:p>
+      <w:pPr>
+        <w:pBdr>
+          <w:bottom w:val="single" w:color="AFBECC" w:sz="6"/>
+        </w:pBdr>
+        <w:spacing w:after="30" w:before="150"/>
+      </w:pPr>
+      <w:r>
+        <w:t xml:space="preserve"/>
+      </w:r>
+    </w:p>
+    <w:p>
+      <w:pPr>
+        <w:keepNext/>
+        <w:spacing w:after="0" w:before="50"/>
+      </w:pPr>
+      <w:r>
+        <w:rPr>
+          <w:b/>
+          <w:bCs/>
+          <w:color w:val="6B4FA0"/>
+          <w:sz w:val="21"/>
+          <w:szCs w:val="21"/>
+        </w:rPr>
+        <w:t xml:space="preserve">Step 2:</w:t>
+      </w:r>
+    </w:p>
+    <w:p>
+      <w:pPr>
+        <w:pBdr>
+          <w:bottom w:val="single" w:color="AFBECC" w:sz="6"/>
+        </w:pBdr>
+        <w:spacing w:after="30" w:before="150"/>
+      </w:pPr>
+      <w:r>
+        <w:t xml:space="preserve"/>
+      </w:r>
+    </w:p>
+    <w:p>
+      <w:pPr>
+        <w:keepNext/>
+        <w:spacing w:after="0" w:before="60"/>
+      </w:pPr>
+      <w:r>
+        <w:rPr>
+          <w:b/>
+          <w:bCs/>
+          <w:color w:val="12355B"/>
+          <w:sz w:val="21"/>
+          <w:szCs w:val="21"/>
+        </w:rPr>
+        <w:t xml:space="preserve">Answer:</w:t>
+      </w:r>
+    </w:p>
+    <w:p>
+      <w:pPr>
+        <w:pBdr>
+          <w:bottom w:val="single" w:color="AFBECC" w:sz="6"/>
+        </w:pBdr>
+        <w:spacing w:after="30" w:before="150"/>
+      </w:pPr>
+      <w:r>
+        <w:t xml:space="preserve"/>
+      </w:r>
+    </w:p>
+    <w:p>
+      <w:pPr>
+        <w:spacing w:after="80"/>
+      </w:pPr>
+      <w:r>
+        <w:t xml:space="preserve"/>
       </w:r>
     </w:p>
     <w:tbl>
@@ -2008,67 +2341,7 @@
           <w:sz w:val="21"/>
           <w:szCs w:val="21"/>
         </w:rPr>
-        <w:t xml:space="preserve">A histogram of basketball players' ages shows: most players are 22–28, with a long tail of older players up to age 40. What is the shape of this distribution?</w:t>
-      </w:r>
-    </w:p>
-    <w:p>
-      <w:pPr>
-        <w:spacing w:after="40"/>
-        <w:ind w:left="420"/>
-      </w:pPr>
-      <w:r>
-        <w:rPr>
-          <w:sz w:val="20"/>
-          <w:szCs w:val="20"/>
-        </w:rPr>
-        <w:t xml:space="preserve">A)  Skewed right</w:t>
-      </w:r>
-    </w:p>
-    <w:p>
-      <w:pPr>
-        <w:spacing w:after="40"/>
-        <w:ind w:left="420"/>
-      </w:pPr>
-      <w:r>
-        <w:rPr>
-          <w:sz w:val="20"/>
-          <w:szCs w:val="20"/>
-        </w:rPr>
-        <w:t xml:space="preserve">B)  Symmetric</w:t>
-      </w:r>
-    </w:p>
-    <w:p>
-      <w:pPr>
-        <w:spacing w:after="40"/>
-        <w:ind w:left="420"/>
-      </w:pPr>
-      <w:r>
-        <w:rPr>
-          <w:sz w:val="20"/>
-          <w:szCs w:val="20"/>
-        </w:rPr>
-        <w:t xml:space="preserve">C)  Skewed left</w:t>
-      </w:r>
-    </w:p>
-    <w:p>
-      <w:pPr>
-        <w:spacing w:after="40"/>
-        <w:ind w:left="420"/>
-      </w:pPr>
-      <w:r>
-        <w:rPr>
-          <w:sz w:val="20"/>
-          <w:szCs w:val="20"/>
-        </w:rPr>
-        <w:t xml:space="preserve">D)  Uniform</w:t>
-      </w:r>
-    </w:p>
-    <w:p>
-      <w:pPr>
-        <w:spacing w:after="20"/>
-      </w:pPr>
-      <w:r>
-        <w:t xml:space="preserve"/>
+        <w:t xml:space="preserve">Match each description with the correct distribution shape.</w:t>
       </w:r>
     </w:p>
     <w:tbl>
@@ -2113,6 +2386,22 @@
               <w:t xml:space="preserve"/>
             </w:r>
           </w:p>
+          <w:p>
+            <w:pPr>
+              <w:spacing w:after="0" w:line="320"/>
+            </w:pPr>
+            <w:r>
+              <w:t xml:space="preserve"/>
+            </w:r>
+          </w:p>
+          <w:p>
+            <w:pPr>
+              <w:spacing w:after="0" w:line="320"/>
+            </w:pPr>
+            <w:r>
+              <w:t xml:space="preserve"/>
+            </w:r>
+          </w:p>
         </w:tc>
       </w:tr>
     </w:tbl>
@@ -2138,7 +2427,7 @@
           <w:sz w:val="21"/>
           <w:szCs w:val="21"/>
         </w:rPr>
-        <w:t xml:space="preserve">A data set is symmetric. What is likely true about the mean and median?</w:t>
+        <w:t xml:space="preserve">Which word describes the direction of the TAIL, not the peak?</w:t>
       </w:r>
     </w:p>
     <w:p>
@@ -2151,7 +2440,7 @@
           <w:sz w:val="20"/>
           <w:szCs w:val="20"/>
         </w:rPr>
-        <w:t xml:space="preserve">A)  They are approximately equal</w:t>
+        <w:t xml:space="preserve">A)  Skew — the direction of the long tail tells you the skew direction</w:t>
       </w:r>
     </w:p>
     <w:p>
@@ -2164,7 +2453,7 @@
           <w:sz w:val="20"/>
           <w:szCs w:val="20"/>
         </w:rPr>
-        <w:t xml:space="preserve">B)  The mean is much higher than the median</w:t>
+        <w:t xml:space="preserve">B)  Skew — the direction of the peak tells you the skew direction</w:t>
       </w:r>
     </w:p>
     <w:p>
@@ -2177,7 +2466,7 @@
           <w:sz w:val="20"/>
           <w:szCs w:val="20"/>
         </w:rPr>
-        <w:t xml:space="preserve">C)  The median is much higher than the mean</w:t>
+        <w:t xml:space="preserve">C)  Skew — the direction the median points</w:t>
       </w:r>
     </w:p>
     <w:p>
@@ -2190,7 +2479,7 @@
           <w:sz w:val="20"/>
           <w:szCs w:val="20"/>
         </w:rPr>
-        <w:t xml:space="preserve">D)  They are always exactly the same</w:t>
+        <w:t xml:space="preserve">D)  Skew — the direction of the mode</w:t>
       </w:r>
     </w:p>
     <w:p>
@@ -2268,7 +2557,67 @@
           <w:sz w:val="21"/>
           <w:szCs w:val="21"/>
         </w:rPr>
-        <w:t xml:space="preserve">Match each description with the correct distribution shape.</w:t>
+        <w:t xml:space="preserve">A dot plot of goals scored per game shows: 0(5 dots), 1(7 dots), 2(4 dots), 3(2 dots), 4(1 dot). What is the shape?</w:t>
+      </w:r>
+    </w:p>
+    <w:p>
+      <w:pPr>
+        <w:spacing w:after="40"/>
+        <w:ind w:left="420"/>
+      </w:pPr>
+      <w:r>
+        <w:rPr>
+          <w:sz w:val="20"/>
+          <w:szCs w:val="20"/>
+        </w:rPr>
+        <w:t xml:space="preserve">A)  Skewed right — most values at the low end with a tail to the right</w:t>
+      </w:r>
+    </w:p>
+    <w:p>
+      <w:pPr>
+        <w:spacing w:after="40"/>
+        <w:ind w:left="420"/>
+      </w:pPr>
+      <w:r>
+        <w:rPr>
+          <w:sz w:val="20"/>
+          <w:szCs w:val="20"/>
+        </w:rPr>
+        <w:t xml:space="preserve">B)  Symmetric — equal on both sides</w:t>
+      </w:r>
+    </w:p>
+    <w:p>
+      <w:pPr>
+        <w:spacing w:after="40"/>
+        <w:ind w:left="420"/>
+      </w:pPr>
+      <w:r>
+        <w:rPr>
+          <w:sz w:val="20"/>
+          <w:szCs w:val="20"/>
+        </w:rPr>
+        <w:t xml:space="preserve">C)  Skewed left — most values at the high end</w:t>
+      </w:r>
+    </w:p>
+    <w:p>
+      <w:pPr>
+        <w:spacing w:after="40"/>
+        <w:ind w:left="420"/>
+      </w:pPr>
+      <w:r>
+        <w:rPr>
+          <w:sz w:val="20"/>
+          <w:szCs w:val="20"/>
+        </w:rPr>
+        <w:t xml:space="preserve">D)  Uniform — all bars the same height</w:t>
+      </w:r>
+    </w:p>
+    <w:p>
+      <w:pPr>
+        <w:spacing w:after="20"/>
+      </w:pPr>
+      <w:r>
+        <w:t xml:space="preserve"/>
       </w:r>
     </w:p>
     <w:tbl>
@@ -2313,22 +2662,6 @@
               <w:t xml:space="preserve"/>
             </w:r>
           </w:p>
-          <w:p>
-            <w:pPr>
-              <w:spacing w:after="0" w:line="320"/>
-            </w:pPr>
-            <w:r>
-              <w:t xml:space="preserve"/>
-            </w:r>
-          </w:p>
-          <w:p>
-            <w:pPr>
-              <w:spacing w:after="0" w:line="320"/>
-            </w:pPr>
-            <w:r>
-              <w:t xml:space="preserve"/>
-            </w:r>
-          </w:p>
         </w:tc>
       </w:tr>
     </w:tbl>
@@ -2354,67 +2687,7 @@
           <w:sz w:val="21"/>
           <w:szCs w:val="21"/>
         </w:rPr>
-        <w:t xml:space="preserve">Which word describes the direction of the TAIL, not the peak?</w:t>
-      </w:r>
-    </w:p>
-    <w:p>
-      <w:pPr>
-        <w:spacing w:after="40"/>
-        <w:ind w:left="420"/>
-      </w:pPr>
-      <w:r>
-        <w:rPr>
-          <w:sz w:val="20"/>
-          <w:szCs w:val="20"/>
-        </w:rPr>
-        <w:t xml:space="preserve">A)  Skew — the direction of the long tail tells you the skew direction</w:t>
-      </w:r>
-    </w:p>
-    <w:p>
-      <w:pPr>
-        <w:spacing w:after="40"/>
-        <w:ind w:left="420"/>
-      </w:pPr>
-      <w:r>
-        <w:rPr>
-          <w:sz w:val="20"/>
-          <w:szCs w:val="20"/>
-        </w:rPr>
-        <w:t xml:space="preserve">B)  Skew — the direction of the peak tells you the skew direction</w:t>
-      </w:r>
-    </w:p>
-    <w:p>
-      <w:pPr>
-        <w:spacing w:after="40"/>
-        <w:ind w:left="420"/>
-      </w:pPr>
-      <w:r>
-        <w:rPr>
-          <w:sz w:val="20"/>
-          <w:szCs w:val="20"/>
-        </w:rPr>
-        <w:t xml:space="preserve">C)  Skew — the direction the median points</w:t>
-      </w:r>
-    </w:p>
-    <w:p>
-      <w:pPr>
-        <w:spacing w:after="40"/>
-        <w:ind w:left="420"/>
-      </w:pPr>
-      <w:r>
-        <w:rPr>
-          <w:sz w:val="20"/>
-          <w:szCs w:val="20"/>
-        </w:rPr>
-        <w:t xml:space="preserve">D)  Skew — the direction of the mode</w:t>
-      </w:r>
-    </w:p>
-    <w:p>
-      <w:pPr>
-        <w:spacing w:after="20"/>
-      </w:pPr>
-      <w:r>
-        <w:t xml:space="preserve"/>
+        <w:t xml:space="preserve">Match the data shape with the best measure of center.</w:t>
       </w:r>
     </w:p>
     <w:tbl>
@@ -2459,6 +2732,22 @@
               <w:t xml:space="preserve"/>
             </w:r>
           </w:p>
+          <w:p>
+            <w:pPr>
+              <w:spacing w:after="0" w:line="320"/>
+            </w:pPr>
+            <w:r>
+              <w:t xml:space="preserve"/>
+            </w:r>
+          </w:p>
+          <w:p>
+            <w:pPr>
+              <w:spacing w:after="0" w:line="320"/>
+            </w:pPr>
+            <w:r>
+              <w:t xml:space="preserve"/>
+            </w:r>
+          </w:p>
         </w:tc>
       </w:tr>
     </w:tbl>
@@ -3119,6 +3408,64 @@
           <w:sz w:val="24"/>
           <w:szCs w:val="24"/>
         </w:rPr>
+        <w:t xml:space="preserve">Worked Notes (I Do / We Do)</w:t>
+      </w:r>
+    </w:p>
+    <w:p>
+      <w:pPr>
+        <w:spacing w:after="80"/>
+      </w:pPr>
+      <w:r>
+        <w:rPr>
+          <w:b/>
+          <w:bCs/>
+          <w:sz w:val="21"/>
+          <w:szCs w:val="21"/>
+        </w:rPr>
+        <w:t xml:space="preserve">I Do:  </w:t>
+      </w:r>
+      <w:r>
+        <w:rPr>
+          <w:sz w:val="21"/>
+          <w:szCs w:val="21"/>
+        </w:rPr>
+        <w:t xml:space="preserve">A. Skewed right</w:t>
+      </w:r>
+    </w:p>
+    <w:p>
+      <w:pPr>
+        <w:spacing w:after="80"/>
+      </w:pPr>
+      <w:r>
+        <w:rPr>
+          <w:b/>
+          <w:bCs/>
+          <w:sz w:val="21"/>
+          <w:szCs w:val="21"/>
+        </w:rPr>
+        <w:t xml:space="preserve">We Do:  </w:t>
+      </w:r>
+      <w:r>
+        <w:rPr>
+          <w:sz w:val="21"/>
+          <w:szCs w:val="21"/>
+        </w:rPr>
+        <w:t xml:space="preserve">A. They are approximately equal</w:t>
+      </w:r>
+    </w:p>
+    <w:p>
+      <w:pPr>
+        <w:pStyle w:val="Heading2"/>
+        <w:spacing w:after="80" w:before="180"/>
+      </w:pPr>
+      <w:r>
+        <w:rPr>
+          <w:b/>
+          <w:bCs/>
+          <w:color w:val="12355B"/>
+          <w:sz w:val="24"/>
+          <w:szCs w:val="24"/>
+        </w:rPr>
         <w:t xml:space="preserve">Independent Practice</w:t>
       </w:r>
     </w:p>
@@ -3140,7 +3487,31 @@
           <w:sz w:val="21"/>
           <w:szCs w:val="21"/>
         </w:rPr>
-        <w:t xml:space="preserve">A)  Skewed right</w:t>
+        <w:t xml:space="preserve">Answers vary.</w:t>
+      </w:r>
+      <w:r>
+        <w:t xml:space="preserve"/>
+      </w:r>
+    </w:p>
+    <w:p>
+      <w:pPr>
+        <w:spacing w:after="80"/>
+      </w:pPr>
+      <w:r>
+        <w:rPr>
+          <w:b/>
+          <w:bCs/>
+          <w:sz w:val="21"/>
+          <w:szCs w:val="21"/>
+        </w:rPr>
+        <w:t xml:space="preserve">2.  </w:t>
+      </w:r>
+      <w:r>
+        <w:rPr>
+          <w:sz w:val="21"/>
+          <w:szCs w:val="21"/>
+        </w:rPr>
+        <w:t xml:space="preserve">A)  Skew — the direction of the long tail tells you the skew direction</w:t>
       </w:r>
       <w:r>
         <w:rPr>
@@ -3150,7 +3521,7 @@
           <w:sz w:val="19"/>
           <w:szCs w:val="19"/>
         </w:rPr>
-        <w:t xml:space="preserve">  — Most data is on the left (younger ages) with a tail stretching right (older ages). This is skewed right.</w:t>
+        <w:t xml:space="preserve">  — The skew direction is named after the TAIL. If the tail stretches to the right, it is skewed right, even though the peak is on the left.</w:t>
       </w:r>
     </w:p>
     <w:p>
@@ -3164,14 +3535,14 @@
           <w:sz w:val="21"/>
           <w:szCs w:val="21"/>
         </w:rPr>
-        <w:t xml:space="preserve">2.  </w:t>
-      </w:r>
-      <w:r>
-        <w:rPr>
-          <w:sz w:val="21"/>
-          <w:szCs w:val="21"/>
-        </w:rPr>
-        <w:t xml:space="preserve">A)  They are approximately equal</w:t>
+        <w:t xml:space="preserve">3.  </w:t>
+      </w:r>
+      <w:r>
+        <w:rPr>
+          <w:sz w:val="21"/>
+          <w:szCs w:val="21"/>
+        </w:rPr>
+        <w:t xml:space="preserve">A)  Skewed right — most values at the low end with a tail to the right</w:t>
       </w:r>
       <w:r>
         <w:rPr>
@@ -3181,7 +3552,7 @@
           <w:sz w:val="19"/>
           <w:szCs w:val="19"/>
         </w:rPr>
-        <w:t xml:space="preserve">  — In a symmetric distribution, the mean and median are approximately equal because the data is balanced on both sides.</w:t>
+        <w:t xml:space="preserve">  — The data peaks at 0–1 goals and tails off toward 4. Most data is on the left with fewer values stretching right — this is skewed right.</w:t>
       </w:r>
     </w:p>
     <w:p>
@@ -3195,7 +3566,7 @@
           <w:sz w:val="21"/>
           <w:szCs w:val="21"/>
         </w:rPr>
-        <w:t xml:space="preserve">3.  </w:t>
+        <w:t xml:space="preserve">4.  </w:t>
       </w:r>
       <w:r>
         <w:rPr>
@@ -3206,37 +3577,6 @@
       </w:r>
       <w:r>
         <w:t xml:space="preserve"/>
-      </w:r>
-    </w:p>
-    <w:p>
-      <w:pPr>
-        <w:spacing w:after="80"/>
-      </w:pPr>
-      <w:r>
-        <w:rPr>
-          <w:b/>
-          <w:bCs/>
-          <w:sz w:val="21"/>
-          <w:szCs w:val="21"/>
-        </w:rPr>
-        <w:t xml:space="preserve">4.  </w:t>
-      </w:r>
-      <w:r>
-        <w:rPr>
-          <w:sz w:val="21"/>
-          <w:szCs w:val="21"/>
-        </w:rPr>
-        <w:t xml:space="preserve">A)  Skew — the direction of the long tail tells you the skew direction</w:t>
-      </w:r>
-      <w:r>
-        <w:rPr>
-          <w:i/>
-          <w:iCs/>
-          <w:color w:val="5F6F80"/>
-          <w:sz w:val="19"/>
-          <w:szCs w:val="19"/>
-        </w:rPr>
-        <w:t xml:space="preserve">  — The skew direction is named after the TAIL. If the tail stretches to the right, it is skewed right, even though the peak is on the left.</w:t>
       </w:r>
     </w:p>
     <w:p>

--- a/lessons/8-7/downloads/8-7-notes.docx
+++ b/lessons/8-7/downloads/8-7-notes.docx
@@ -1177,6 +1177,238 @@
     <w:p>
       <w:pPr>
         <w:pStyle w:val="Heading1"/>
+        <w:pBdr>
+          <w:bottom w:val="single" w:color="1FA6A2" w:sz="14" w:space="6"/>
+        </w:pBdr>
+        <w:spacing w:after="140" w:before="260"/>
+      </w:pPr>
+      <w:r>
+        <w:rPr>
+          <w:b/>
+          <w:bCs/>
+          <w:color w:val="12355B"/>
+          <w:sz w:val="30"/>
+          <w:szCs w:val="30"/>
+        </w:rPr>
+        <w:t xml:space="preserve">Guided Notes</w:t>
+      </w:r>
+    </w:p>
+    <w:p>
+      <w:pPr>
+        <w:spacing w:after="100"/>
+      </w:pPr>
+      <w:r>
+        <w:rPr>
+          <w:i/>
+          <w:iCs/>
+          <w:color w:val="5F6F80"/>
+          <w:sz w:val="19"/>
+          <w:szCs w:val="19"/>
+        </w:rPr>
+        <w:t xml:space="preserve">Fill in each blank as we go. Use the Word Bank to help you.</w:t>
+      </w:r>
+    </w:p>
+    <w:tbl>
+      <w:tblPr>
+        <w:tblW w:type="pct" w:w="100%"/>
+        <w:tblBorders>
+          <w:top w:val="single" w:color="BBD0DE" w:sz="8"/>
+          <w:left w:val="single" w:color="BBD0DE" w:sz="8"/>
+          <w:bottom w:val="single" w:color="BBD0DE" w:sz="8"/>
+          <w:right w:val="single" w:color="BBD0DE" w:sz="8"/>
+          <w:insideH w:val="single" w:color="auto" w:sz="4"/>
+          <w:insideV w:val="single" w:color="auto" w:sz="4"/>
+        </w:tblBorders>
+      </w:tblPr>
+      <w:tblGrid>
+        <w:gridCol w:w="100"/>
+      </w:tblGrid>
+      <w:tr>
+        <w:tc>
+          <w:tcPr>
+            <w:shd w:fill="EEF4F8" w:color="auto" w:val="clear"/>
+            <w:tcMar>
+              <w:top w:type="dxa" w:w="120"/>
+              <w:left w:type="dxa" w:w="180"/>
+              <w:bottom w:type="dxa" w:w="120"/>
+              <w:right w:type="dxa" w:w="180"/>
+            </w:tcMar>
+          </w:tcPr>
+          <w:p>
+            <w:pPr>
+              <w:spacing w:after="40"/>
+            </w:pPr>
+            <w:r>
+              <w:rPr>
+                <w:b/>
+                <w:bCs/>
+                <w:color w:val="1FA6A2"/>
+                <w:sz w:val="18"/>
+                <w:szCs w:val="18"/>
+              </w:rPr>
+              <w:t xml:space="preserve">WORD BANK</w:t>
+            </w:r>
+          </w:p>
+          <w:p>
+            <w:pPr>
+              <w:spacing w:after="80"/>
+            </w:pPr>
+            <w:r>
+              <w:rPr>
+                <w:b/>
+                <w:bCs/>
+                <w:sz w:val="21"/>
+                <w:szCs w:val="21"/>
+              </w:rPr>
+              <w:t xml:space="preserve">Symmetric      •      Skewed      •      Cluster      •      Gap      •      Data distribution      •      Variability</w:t>
+            </w:r>
+          </w:p>
+        </w:tc>
+      </w:tr>
+    </w:tbl>
+    <w:p>
+      <w:pPr>
+        <w:spacing w:after="80"/>
+      </w:pPr>
+      <w:r>
+        <w:t xml:space="preserve"/>
+      </w:r>
+    </w:p>
+    <w:p>
+      <w:pPr>
+        <w:spacing w:after="120" w:before="80"/>
+      </w:pPr>
+      <w:r>
+        <w:rPr>
+          <w:b/>
+          <w:bCs/>
+          <w:color w:val="12355B"/>
+          <w:sz w:val="22"/>
+          <w:szCs w:val="22"/>
+        </w:rPr>
+        <w:t xml:space="preserve">1.  </w:t>
+      </w:r>
+      <w:r>
+        <w:rPr>
+          <w:sz w:val="22"/>
+          <w:szCs w:val="22"/>
+        </w:rPr>
+        <w:t xml:space="preserve">A distribution where both sides look like mirror images is ___.</w:t>
+      </w:r>
+    </w:p>
+    <w:p>
+      <w:pPr>
+        <w:spacing w:after="120" w:before="80"/>
+      </w:pPr>
+      <w:r>
+        <w:rPr>
+          <w:b/>
+          <w:bCs/>
+          <w:color w:val="12355B"/>
+          <w:sz w:val="22"/>
+          <w:szCs w:val="22"/>
+        </w:rPr>
+        <w:t xml:space="preserve">2.  </w:t>
+      </w:r>
+      <w:r>
+        <w:rPr>
+          <w:sz w:val="22"/>
+          <w:szCs w:val="22"/>
+        </w:rPr>
+        <w:t xml:space="preserve">A distribution with a tail stretching out to one side is ___.</w:t>
+      </w:r>
+    </w:p>
+    <w:p>
+      <w:pPr>
+        <w:spacing w:after="120" w:before="80"/>
+      </w:pPr>
+      <w:r>
+        <w:rPr>
+          <w:b/>
+          <w:bCs/>
+          <w:color w:val="12355B"/>
+          <w:sz w:val="22"/>
+          <w:szCs w:val="22"/>
+        </w:rPr>
+        <w:t xml:space="preserve">3.  </w:t>
+      </w:r>
+      <w:r>
+        <w:rPr>
+          <w:sz w:val="22"/>
+          <w:szCs w:val="22"/>
+        </w:rPr>
+        <w:t xml:space="preserve">A group of data values bunched close together is a ___.</w:t>
+      </w:r>
+    </w:p>
+    <w:p>
+      <w:pPr>
+        <w:spacing w:after="120" w:before="80"/>
+      </w:pPr>
+      <w:r>
+        <w:rPr>
+          <w:b/>
+          <w:bCs/>
+          <w:color w:val="12355B"/>
+          <w:sz w:val="22"/>
+          <w:szCs w:val="22"/>
+        </w:rPr>
+        <w:t xml:space="preserve">4.  </w:t>
+      </w:r>
+      <w:r>
+        <w:rPr>
+          <w:sz w:val="22"/>
+          <w:szCs w:val="22"/>
+        </w:rPr>
+        <w:t xml:space="preserve">An interval where there are no data values is a ___.</w:t>
+      </w:r>
+    </w:p>
+    <w:p>
+      <w:pPr>
+        <w:spacing w:after="120" w:before="80"/>
+      </w:pPr>
+      <w:r>
+        <w:rPr>
+          <w:b/>
+          <w:bCs/>
+          <w:color w:val="12355B"/>
+          <w:sz w:val="22"/>
+          <w:szCs w:val="22"/>
+        </w:rPr>
+        <w:t xml:space="preserve">5.  </w:t>
+      </w:r>
+      <w:r>
+        <w:rPr>
+          <w:sz w:val="22"/>
+          <w:szCs w:val="22"/>
+        </w:rPr>
+        <w:t xml:space="preserve">The way data values are spread out across a range is the ___.</w:t>
+      </w:r>
+    </w:p>
+    <w:p>
+      <w:pPr>
+        <w:spacing w:after="120" w:before="80"/>
+      </w:pPr>
+      <w:r>
+        <w:rPr>
+          <w:b/>
+          <w:bCs/>
+          <w:color w:val="12355B"/>
+          <w:sz w:val="22"/>
+          <w:szCs w:val="22"/>
+        </w:rPr>
+        <w:t xml:space="preserve">6.  </w:t>
+      </w:r>
+      <w:r>
+        <w:rPr>
+          <w:sz w:val="22"/>
+          <w:szCs w:val="22"/>
+        </w:rPr>
+        <w:t xml:space="preserve">How much the values in a data set differ from one another is the ___.</w:t>
+      </w:r>
+    </w:p>
+    <w:p>
+      <w:pPr>
+        <w:pStyle w:val="Heading1"/>
         <w:pageBreakBefore/>
         <w:pBdr>
           <w:bottom w:val="single" w:color="1FA6A2" w:sz="14" w:space="6"/>
@@ -2260,6 +2492,87 @@
     </w:p>
     <w:p>
       <w:pPr>
+        <w:spacing w:after="40" w:before="80"/>
+      </w:pPr>
+      <w:r>
+        <w:rPr>
+          <w:b/>
+          <w:bCs/>
+          <w:color w:val="12355B"/>
+          <w:sz w:val="21"/>
+          <w:szCs w:val="21"/>
+        </w:rPr>
+        <w:t xml:space="preserve">5. </w:t>
+      </w:r>
+      <w:r>
+        <w:rPr>
+          <w:b/>
+          <w:bCs/>
+          <w:color w:val="6B4FA0"/>
+          <w:sz w:val="19"/>
+          <w:szCs w:val="19"/>
+        </w:rPr>
+        <w:t xml:space="preserve">[Practice] </w:t>
+      </w:r>
+      <w:r>
+        <w:rPr>
+          <w:b/>
+          <w:bCs/>
+          <w:sz w:val="21"/>
+          <w:szCs w:val="21"/>
+        </w:rPr>
+        <w:t xml:space="preserve">During practice on Shape of Data Distributions, what strategy did you use when a problem felt tricky?</w:t>
+      </w:r>
+    </w:p>
+    <w:p>
+      <w:pPr>
+        <w:spacing w:after="60"/>
+      </w:pPr>
+      <w:r>
+        <w:rPr>
+          <w:color w:val="1A2733"/>
+          <w:sz w:val="21"/>
+          <w:szCs w:val="21"/>
+        </w:rPr>
+        <w:t xml:space="preserve">Start with:  A symmetric distribution has data that is ___ on both sides.</w:t>
+      </w:r>
+      <w:r>
+        <w:rPr>
+          <w:i/>
+          <w:iCs/>
+          <w:color w:val="5F6F80"/>
+          <w:sz w:val="19"/>
+          <w:szCs w:val="19"/>
+        </w:rPr>
+        <w:br/>
+        <w:t xml:space="preserve">Una distribución simétrica tiene datos ___ en ambos lados.</w:t>
+      </w:r>
+    </w:p>
+    <w:p>
+      <w:pPr>
+        <w:spacing w:after="80"/>
+      </w:pPr>
+      <w:r>
+        <w:rPr>
+          <w:b/>
+          <w:bCs/>
+          <w:color w:val="12355B"/>
+          <w:sz w:val="19"/>
+          <w:szCs w:val="19"/>
+        </w:rPr>
+        <w:t xml:space="preserve">Word bank:  </w:t>
+      </w:r>
+      <w:r>
+        <w:rPr>
+          <w:color w:val="1FA6A2"/>
+          <w:sz w:val="19"/>
+          <w:szCs w:val="19"/>
+        </w:rPr>
+        <w:t xml:space="preserve">Symmetric,  Skewed,  Cluster,  Gap</w:t>
+      </w:r>
+    </w:p>
+    <w:p>
+      <w:pPr>
         <w:pStyle w:val="Heading1"/>
         <w:pageBreakBefore/>
         <w:pBdr>
@@ -2768,33 +3081,7 @@
           <w:sz w:val="30"/>
           <w:szCs w:val="30"/>
         </w:rPr>
-        <w:t xml:space="preserve">Write About the Math</w:t>
-      </w:r>
-    </w:p>
-    <w:p>
-      <w:pPr>
-        <w:pStyle w:val="Heading2"/>
-        <w:spacing w:after="80" w:before="180"/>
-      </w:pPr>
-      <w:r>
-        <w:rPr>
-          <w:b/>
-          <w:bCs/>
-          <w:color w:val="12355B"/>
-          <w:sz w:val="24"/>
-          <w:szCs w:val="24"/>
-        </w:rPr>
-        <w:t xml:space="preserve">Build Strong Sentences</w:t>
-      </w:r>
-      <w:r>
-        <w:rPr>
-          <w:i/>
-          <w:iCs/>
-          <w:color w:val="B97A12"/>
-          <w:sz w:val="19"/>
-          <w:szCs w:val="19"/>
-        </w:rPr>
-        <w:t xml:space="preserve">   The Writing Revolution</w:t>
+        <w:t xml:space="preserve">Exit Ticket</w:t>
       </w:r>
     </w:p>
     <w:p>
@@ -2809,435 +3096,86 @@
           <w:sz w:val="19"/>
           <w:szCs w:val="19"/>
         </w:rPr>
-        <w:t xml:space="preserve">I can explain my description using the words symmetric, skewed, cluster, and gap.</w:t>
-      </w:r>
-    </w:p>
-    <w:p>
-      <w:pPr>
-        <w:pStyle w:val="Heading2"/>
-        <w:spacing w:after="80" w:before="180"/>
-      </w:pPr>
-      <w:r>
-        <w:rPr>
-          <w:b/>
-          <w:bCs/>
-          <w:color w:val="12355B"/>
-          <w:sz w:val="24"/>
-          <w:szCs w:val="24"/>
-        </w:rPr>
-        <w:t xml:space="preserve">1. Kernel Sentence</w:t>
-      </w:r>
-      <w:r>
-        <w:rPr>
-          <w:i/>
-          <w:iCs/>
-          <w:color w:val="1FA6A2"/>
-          <w:sz w:val="19"/>
-          <w:szCs w:val="19"/>
-        </w:rPr>
-        <w:t xml:space="preserve">   subject + verb</w:t>
-      </w:r>
-    </w:p>
-    <w:tbl>
-      <w:tblPr>
-        <w:tblW w:type="pct" w:w="100%"/>
-        <w:tblBorders>
-          <w:top w:val="single" w:color="B97A12" w:sz="8"/>
-          <w:left w:val="single" w:color="B97A12" w:sz="8"/>
-          <w:bottom w:val="single" w:color="B97A12" w:sz="8"/>
-          <w:right w:val="single" w:color="B97A12" w:sz="8"/>
-          <w:insideH w:val="single" w:color="auto" w:sz="4"/>
-          <w:insideV w:val="single" w:color="auto" w:sz="4"/>
-        </w:tblBorders>
-      </w:tblPr>
-      <w:tblGrid>
-        <w:gridCol w:w="100"/>
-      </w:tblGrid>
-      <w:tr>
-        <w:tc>
-          <w:tcPr>
-            <w:shd w:fill="FBF3E2" w:color="auto" w:val="clear"/>
-            <w:tcMar>
-              <w:top w:type="dxa" w:w="120"/>
-              <w:left w:type="dxa" w:w="180"/>
-              <w:bottom w:type="dxa" w:w="120"/>
-              <w:right w:type="dxa" w:w="180"/>
-            </w:tcMar>
-          </w:tcPr>
-          <w:p>
-            <w:pPr>
-              <w:spacing w:after="0"/>
-            </w:pPr>
-            <w:r>
-              <w:rPr>
-                <w:b/>
-                <w:bCs/>
-                <w:color w:val="1FA6A2"/>
-                <w:sz w:val="20"/>
-                <w:szCs w:val="20"/>
-              </w:rPr>
-              <w:t xml:space="preserve">Model:  </w:t>
-            </w:r>
-            <w:r>
-              <w:rPr>
-                <w:sz w:val="20"/>
-                <w:szCs w:val="20"/>
-              </w:rPr>
-              <w:t xml:space="preserve">Data distribution is how the data looks: where it sits and how spread out it is.</w:t>
-            </w:r>
-          </w:p>
-        </w:tc>
-      </w:tr>
-    </w:tbl>
+        <w:t xml:space="preserve">Answer on your own. This shows what you learned today.</w:t>
+      </w:r>
+    </w:p>
+    <w:p>
+      <w:pPr>
+        <w:spacing w:after="80" w:before="80"/>
+      </w:pPr>
+      <w:r>
+        <w:rPr>
+          <w:color w:val="B97A12"/>
+          <w:sz w:val="22"/>
+          <w:szCs w:val="22"/>
+        </w:rPr>
+        <w:t xml:space="preserve">★  </w:t>
+      </w:r>
+      <w:r>
+        <w:rPr>
+          <w:b/>
+          <w:bCs/>
+          <w:sz w:val="22"/>
+          <w:szCs w:val="22"/>
+        </w:rPr>
+        <w:t xml:space="preserve">A data set has most values clustered between 40–60, with a few values at 90–100. What is the shape of the distribution and which measure of center is best?</w:t>
+      </w:r>
+    </w:p>
+    <w:p>
+      <w:pPr>
+        <w:spacing w:after="60"/>
+        <w:ind w:left="420"/>
+      </w:pPr>
+      <w:r>
+        <w:rPr>
+          <w:sz w:val="21"/>
+          <w:szCs w:val="21"/>
+        </w:rPr>
+        <w:t xml:space="preserve">A)  Skewed right; use median</w:t>
+      </w:r>
+    </w:p>
+    <w:p>
+      <w:pPr>
+        <w:spacing w:after="60"/>
+        <w:ind w:left="420"/>
+      </w:pPr>
+      <w:r>
+        <w:rPr>
+          <w:sz w:val="21"/>
+          <w:szCs w:val="21"/>
+        </w:rPr>
+        <w:t xml:space="preserve">B)  Symmetric; use mean</w:t>
+      </w:r>
+    </w:p>
+    <w:p>
+      <w:pPr>
+        <w:spacing w:after="60"/>
+        <w:ind w:left="420"/>
+      </w:pPr>
+      <w:r>
+        <w:rPr>
+          <w:sz w:val="21"/>
+          <w:szCs w:val="21"/>
+        </w:rPr>
+        <w:t xml:space="preserve">C)  Skewed left; use median</w:t>
+      </w:r>
+    </w:p>
+    <w:p>
+      <w:pPr>
+        <w:spacing w:after="60"/>
+        <w:ind w:left="420"/>
+      </w:pPr>
+      <w:r>
+        <w:rPr>
+          <w:sz w:val="21"/>
+          <w:szCs w:val="21"/>
+        </w:rPr>
+        <w:t xml:space="preserve">D)  Uniform; use mean</w:t>
+      </w:r>
+    </w:p>
     <w:p>
       <w:pPr>
         <w:spacing w:after="40"/>
-      </w:pPr>
-      <w:r>
-        <w:t xml:space="preserve"/>
-      </w:r>
-    </w:p>
-    <w:p>
-      <w:pPr>
-        <w:spacing w:after="60"/>
-      </w:pPr>
-      <w:r>
-        <w:rPr>
-          <w:color w:val="1A2733"/>
-          <w:sz w:val="21"/>
-          <w:szCs w:val="21"/>
-        </w:rPr>
-        <w:t xml:space="preserve">Write a kernel sentence about data distribution. Use a subject and a verb.</w:t>
-      </w:r>
-      <w:r>
-        <w:rPr>
-          <w:i/>
-          <w:iCs/>
-          <w:color w:val="5F6F80"/>
-          <w:sz w:val="19"/>
-          <w:szCs w:val="19"/>
-        </w:rPr>
-        <w:br/>
-        <w:t xml:space="preserve">Escribe una oración base sobre distribución de datos. Usa un sujeto y un verbo.</w:t>
-      </w:r>
-    </w:p>
-    <w:p>
-      <w:pPr>
-        <w:pBdr>
-          <w:bottom w:val="single" w:color="AFBECC" w:sz="6"/>
-        </w:pBdr>
-        <w:spacing w:after="30" w:before="150"/>
-      </w:pPr>
-      <w:r>
-        <w:t xml:space="preserve"/>
-      </w:r>
-    </w:p>
-    <w:p>
-      <w:pPr>
-        <w:pBdr>
-          <w:bottom w:val="single" w:color="AFBECC" w:sz="6"/>
-        </w:pBdr>
-        <w:spacing w:after="30" w:before="150"/>
-      </w:pPr>
-      <w:r>
-        <w:t xml:space="preserve"/>
-      </w:r>
-    </w:p>
-    <w:p>
-      <w:pPr>
-        <w:pStyle w:val="Heading2"/>
-        <w:spacing w:after="80" w:before="180"/>
-      </w:pPr>
-      <w:r>
-        <w:rPr>
-          <w:b/>
-          <w:bCs/>
-          <w:color w:val="12355B"/>
-          <w:sz w:val="24"/>
-          <w:szCs w:val="24"/>
-        </w:rPr>
-        <w:t xml:space="preserve">2. Sentence Expansion</w:t>
-      </w:r>
-      <w:r>
-        <w:rPr>
-          <w:i/>
-          <w:iCs/>
-          <w:color w:val="1FA6A2"/>
-          <w:sz w:val="19"/>
-          <w:szCs w:val="19"/>
-        </w:rPr>
-        <w:t xml:space="preserve">   because · but · so</w:t>
-      </w:r>
-    </w:p>
-    <w:p>
-      <w:pPr>
-        <w:spacing w:after="80"/>
-      </w:pPr>
-      <w:r>
-        <w:rPr>
-          <w:b/>
-          <w:bCs/>
-          <w:color w:val="1FA6A2"/>
-          <w:sz w:val="20"/>
-          <w:szCs w:val="20"/>
-        </w:rPr>
-        <w:t xml:space="preserve">Kernel:  </w:t>
-      </w:r>
-      <w:r>
-        <w:rPr>
-          <w:sz w:val="20"/>
-          <w:szCs w:val="20"/>
-        </w:rPr>
-        <w:t xml:space="preserve">Data distribution matters in math</w:t>
-      </w:r>
-    </w:p>
-    <w:p>
-      <w:pPr>
-        <w:spacing w:after="80"/>
-      </w:pPr>
-      <w:r>
-        <w:rPr>
-          <w:b/>
-          <w:bCs/>
-          <w:color w:val="12355B"/>
-          <w:sz w:val="21"/>
-          <w:szCs w:val="21"/>
-        </w:rPr>
-        <w:t xml:space="preserve">because  </w:t>
-      </w:r>
-      <w:r>
-        <w:rPr>
-          <w:sz w:val="21"/>
-          <w:szCs w:val="21"/>
-        </w:rPr>
-        <w:t xml:space="preserve">Data distribution matters in math because ___.</w:t>
-      </w:r>
-      <w:r>
-        <w:rPr>
-          <w:i/>
-          <w:iCs/>
-          <w:color w:val="5F6F80"/>
-          <w:sz w:val="19"/>
-          <w:szCs w:val="19"/>
-        </w:rPr>
-        <w:br/>
-        <w:t xml:space="preserve">Distribución de datos importa en matemáticas porque ___.</w:t>
-      </w:r>
-    </w:p>
-    <w:p>
-      <w:pPr>
-        <w:pBdr>
-          <w:bottom w:val="single" w:color="AFBECC" w:sz="6"/>
-        </w:pBdr>
-        <w:spacing w:after="30" w:before="150"/>
-      </w:pPr>
-      <w:r>
-        <w:t xml:space="preserve"/>
-      </w:r>
-    </w:p>
-    <w:p>
-      <w:pPr>
-        <w:spacing w:after="80"/>
-      </w:pPr>
-      <w:r>
-        <w:rPr>
-          <w:b/>
-          <w:bCs/>
-          <w:color w:val="12355B"/>
-          <w:sz w:val="21"/>
-          <w:szCs w:val="21"/>
-        </w:rPr>
-        <w:t xml:space="preserve">but  </w:t>
-      </w:r>
-      <w:r>
-        <w:rPr>
-          <w:sz w:val="21"/>
-          <w:szCs w:val="21"/>
-        </w:rPr>
-        <w:t xml:space="preserve">Data distribution matters in math, but ___.</w:t>
-      </w:r>
-      <w:r>
-        <w:rPr>
-          <w:i/>
-          <w:iCs/>
-          <w:color w:val="5F6F80"/>
-          <w:sz w:val="19"/>
-          <w:szCs w:val="19"/>
-        </w:rPr>
-        <w:br/>
-        <w:t xml:space="preserve">Distribución de datos importa en matemáticas, pero ___.</w:t>
-      </w:r>
-    </w:p>
-    <w:p>
-      <w:pPr>
-        <w:pBdr>
-          <w:bottom w:val="single" w:color="AFBECC" w:sz="6"/>
-        </w:pBdr>
-        <w:spacing w:after="30" w:before="150"/>
-      </w:pPr>
-      <w:r>
-        <w:t xml:space="preserve"/>
-      </w:r>
-    </w:p>
-    <w:p>
-      <w:pPr>
-        <w:spacing w:after="80"/>
-      </w:pPr>
-      <w:r>
-        <w:rPr>
-          <w:b/>
-          <w:bCs/>
-          <w:color w:val="12355B"/>
-          <w:sz w:val="21"/>
-          <w:szCs w:val="21"/>
-        </w:rPr>
-        <w:t xml:space="preserve">so  </w:t>
-      </w:r>
-      <w:r>
-        <w:rPr>
-          <w:sz w:val="21"/>
-          <w:szCs w:val="21"/>
-        </w:rPr>
-        <w:t xml:space="preserve">Data distribution matters in math, so ___.</w:t>
-      </w:r>
-      <w:r>
-        <w:rPr>
-          <w:i/>
-          <w:iCs/>
-          <w:color w:val="5F6F80"/>
-          <w:sz w:val="19"/>
-          <w:szCs w:val="19"/>
-        </w:rPr>
-        <w:br/>
-        <w:t xml:space="preserve">Distribución de datos importa en matemáticas, entonces ___.</w:t>
-      </w:r>
-    </w:p>
-    <w:p>
-      <w:pPr>
-        <w:pBdr>
-          <w:bottom w:val="single" w:color="AFBECC" w:sz="6"/>
-        </w:pBdr>
-        <w:spacing w:after="30" w:before="150"/>
-      </w:pPr>
-      <w:r>
-        <w:t xml:space="preserve"/>
-      </w:r>
-    </w:p>
-    <w:p>
-      <w:pPr>
-        <w:pStyle w:val="Heading2"/>
-        <w:spacing w:after="80" w:before="180"/>
-      </w:pPr>
-      <w:r>
-        <w:rPr>
-          <w:b/>
-          <w:bCs/>
-          <w:color w:val="12355B"/>
-          <w:sz w:val="24"/>
-          <w:szCs w:val="24"/>
-        </w:rPr>
-        <w:t xml:space="preserve">3. Explain Your Reasoning</w:t>
-      </w:r>
-      <w:r>
-        <w:rPr>
-          <w:i/>
-          <w:iCs/>
-          <w:color w:val="1FA6A2"/>
-          <w:sz w:val="19"/>
-          <w:szCs w:val="19"/>
-        </w:rPr>
-        <w:t xml:space="preserve">   use a sentence starter</w:t>
-      </w:r>
-    </w:p>
-    <w:p>
-      <w:pPr>
-        <w:spacing w:after="60"/>
-      </w:pPr>
-      <w:r>
-        <w:rPr>
-          <w:color w:val="1A2733"/>
-          <w:sz w:val="21"/>
-          <w:szCs w:val="21"/>
-        </w:rPr>
-        <w:t xml:space="preserve">The shapes are different because the data ___.</w:t>
-      </w:r>
-      <w:r>
-        <w:rPr>
-          <w:i/>
-          <w:iCs/>
-          <w:color w:val="5F6F80"/>
-          <w:sz w:val="19"/>
-          <w:szCs w:val="19"/>
-        </w:rPr>
-        <w:br/>
-        <w:t xml:space="preserve">Las formas son diferentes porque los datos ___.</w:t>
-      </w:r>
-    </w:p>
-    <w:p>
-      <w:pPr>
-        <w:spacing w:after="60"/>
-      </w:pPr>
-      <w:r>
-        <w:rPr>
-          <w:color w:val="1A2733"/>
-          <w:sz w:val="21"/>
-          <w:szCs w:val="21"/>
-        </w:rPr>
-        <w:t xml:space="preserve">A symmetric shape looks ___, while a skewed shape looks ___.</w:t>
-      </w:r>
-      <w:r>
-        <w:rPr>
-          <w:i/>
-          <w:iCs/>
-          <w:color w:val="5F6F80"/>
-          <w:sz w:val="19"/>
-          <w:szCs w:val="19"/>
-        </w:rPr>
-        <w:br/>
-        <w:t xml:space="preserve">Una forma simétrica se ve ___, mientras que una sesgada se ve ___.</w:t>
-      </w:r>
-    </w:p>
-    <w:p>
-      <w:pPr>
-        <w:spacing w:after="60"/>
-      </w:pPr>
-      <w:r>
-        <w:rPr>
-          <w:color w:val="1A2733"/>
-          <w:sz w:val="21"/>
-          <w:szCs w:val="21"/>
-        </w:rPr>
-        <w:t xml:space="preserve">A symmetric distribution has data that is ___ on both sides.</w:t>
-      </w:r>
-      <w:r>
-        <w:rPr>
-          <w:i/>
-          <w:iCs/>
-          <w:color w:val="5F6F80"/>
-          <w:sz w:val="19"/>
-          <w:szCs w:val="19"/>
-        </w:rPr>
-        <w:br/>
-        <w:t xml:space="preserve">Una distribución simétrica tiene datos ___ en ambos lados.</w:t>
-      </w:r>
-    </w:p>
-    <w:p>
-      <w:pPr>
-        <w:pBdr>
-          <w:bottom w:val="single" w:color="AFBECC" w:sz="6"/>
-        </w:pBdr>
-        <w:spacing w:after="30" w:before="150"/>
-      </w:pPr>
-      <w:r>
-        <w:t xml:space="preserve"/>
-      </w:r>
-    </w:p>
-    <w:p>
-      <w:pPr>
-        <w:pBdr>
-          <w:bottom w:val="single" w:color="AFBECC" w:sz="6"/>
-        </w:pBdr>
-        <w:spacing w:after="30" w:before="150"/>
       </w:pPr>
       <w:r>
         <w:t xml:space="preserve"/>
@@ -3260,7 +3198,7 @@
           <w:sz w:val="30"/>
           <w:szCs w:val="30"/>
         </w:rPr>
-        <w:t xml:space="preserve">Exit Ticket</w:t>
+        <w:t xml:space="preserve">Answer Key &amp; Teacher Guide</w:t>
       </w:r>
     </w:p>
     <w:p>
@@ -3275,115 +3213,269 @@
           <w:sz w:val="19"/>
           <w:szCs w:val="19"/>
         </w:rPr>
-        <w:t xml:space="preserve">Answer on your own. This shows what you learned today.</w:t>
-      </w:r>
-    </w:p>
-    <w:p>
-      <w:pPr>
-        <w:spacing w:after="80" w:before="80"/>
-      </w:pPr>
-      <w:r>
-        <w:rPr>
-          <w:color w:val="B97A12"/>
-          <w:sz w:val="22"/>
-          <w:szCs w:val="22"/>
-        </w:rPr>
-        <w:t xml:space="preserve">★  </w:t>
-      </w:r>
-      <w:r>
-        <w:rPr>
-          <w:b/>
-          <w:bCs/>
-          <w:sz w:val="22"/>
-          <w:szCs w:val="22"/>
-        </w:rPr>
-        <w:t xml:space="preserve">A data set has most values clustered between 40–60, with a few values at 90–100. What is the shape of the distribution and which measure of center is best?</w:t>
-      </w:r>
-    </w:p>
-    <w:p>
-      <w:pPr>
-        <w:spacing w:after="60"/>
-        <w:ind w:left="420"/>
-      </w:pPr>
-      <w:r>
-        <w:rPr>
-          <w:sz w:val="21"/>
-          <w:szCs w:val="21"/>
-        </w:rPr>
-        <w:t xml:space="preserve">A)  Skewed right; use median</w:t>
-      </w:r>
-    </w:p>
-    <w:p>
-      <w:pPr>
-        <w:spacing w:after="60"/>
-        <w:ind w:left="420"/>
-      </w:pPr>
-      <w:r>
-        <w:rPr>
-          <w:sz w:val="21"/>
-          <w:szCs w:val="21"/>
-        </w:rPr>
-        <w:t xml:space="preserve">B)  Symmetric; use mean</w:t>
-      </w:r>
-    </w:p>
-    <w:p>
-      <w:pPr>
-        <w:spacing w:after="60"/>
-        <w:ind w:left="420"/>
-      </w:pPr>
-      <w:r>
-        <w:rPr>
-          <w:sz w:val="21"/>
-          <w:szCs w:val="21"/>
-        </w:rPr>
-        <w:t xml:space="preserve">C)  Skewed left; use median</w:t>
-      </w:r>
-    </w:p>
-    <w:p>
-      <w:pPr>
-        <w:spacing w:after="60"/>
-        <w:ind w:left="420"/>
-      </w:pPr>
-      <w:r>
-        <w:rPr>
-          <w:sz w:val="21"/>
-          <w:szCs w:val="21"/>
-        </w:rPr>
-        <w:t xml:space="preserve">D)  Uniform; use mean</w:t>
-      </w:r>
-    </w:p>
-    <w:p>
-      <w:pPr>
-        <w:spacing w:after="40"/>
-      </w:pPr>
+        <w:t xml:space="preserve">Teacher reference — remove or fold back before distributing to students.</w:t>
+      </w:r>
+    </w:p>
+    <w:p>
+      <w:pPr>
+        <w:pStyle w:val="Heading2"/>
+        <w:spacing w:after="80" w:before="180"/>
+      </w:pPr>
+      <w:r>
+        <w:rPr>
+          <w:b/>
+          <w:bCs/>
+          <w:color w:val="12355B"/>
+          <w:sz w:val="24"/>
+          <w:szCs w:val="24"/>
+        </w:rPr>
+        <w:t xml:space="preserve">Guided Notes (Fill-in)</w:t>
+      </w:r>
+    </w:p>
+    <w:p>
+      <w:pPr>
+        <w:spacing w:after="80"/>
+      </w:pPr>
+      <w:r>
+        <w:rPr>
+          <w:b/>
+          <w:bCs/>
+          <w:sz w:val="21"/>
+          <w:szCs w:val="21"/>
+        </w:rPr>
+        <w:t xml:space="preserve">Notes 1:  </w:t>
+      </w:r>
+      <w:r>
+        <w:rPr>
+          <w:sz w:val="21"/>
+          <w:szCs w:val="21"/>
+        </w:rPr>
+        <w:t xml:space="preserve">Symmetric</w:t>
+      </w:r>
+    </w:p>
+    <w:p>
+      <w:pPr>
+        <w:spacing w:after="80"/>
+      </w:pPr>
+      <w:r>
+        <w:rPr>
+          <w:b/>
+          <w:bCs/>
+          <w:sz w:val="21"/>
+          <w:szCs w:val="21"/>
+        </w:rPr>
+        <w:t xml:space="preserve">Notes 2:  </w:t>
+      </w:r>
+      <w:r>
+        <w:rPr>
+          <w:sz w:val="21"/>
+          <w:szCs w:val="21"/>
+        </w:rPr>
+        <w:t xml:space="preserve">Skewed</w:t>
+      </w:r>
+    </w:p>
+    <w:p>
+      <w:pPr>
+        <w:spacing w:after="80"/>
+      </w:pPr>
+      <w:r>
+        <w:rPr>
+          <w:b/>
+          <w:bCs/>
+          <w:sz w:val="21"/>
+          <w:szCs w:val="21"/>
+        </w:rPr>
+        <w:t xml:space="preserve">Notes 3:  </w:t>
+      </w:r>
+      <w:r>
+        <w:rPr>
+          <w:sz w:val="21"/>
+          <w:szCs w:val="21"/>
+        </w:rPr>
+        <w:t xml:space="preserve">Cluster</w:t>
+      </w:r>
+    </w:p>
+    <w:p>
+      <w:pPr>
+        <w:spacing w:after="80"/>
+      </w:pPr>
+      <w:r>
+        <w:rPr>
+          <w:b/>
+          <w:bCs/>
+          <w:sz w:val="21"/>
+          <w:szCs w:val="21"/>
+        </w:rPr>
+        <w:t xml:space="preserve">Notes 4:  </w:t>
+      </w:r>
+      <w:r>
+        <w:rPr>
+          <w:sz w:val="21"/>
+          <w:szCs w:val="21"/>
+        </w:rPr>
+        <w:t xml:space="preserve">Gap</w:t>
+      </w:r>
+    </w:p>
+    <w:p>
+      <w:pPr>
+        <w:spacing w:after="80"/>
+      </w:pPr>
+      <w:r>
+        <w:rPr>
+          <w:b/>
+          <w:bCs/>
+          <w:sz w:val="21"/>
+          <w:szCs w:val="21"/>
+        </w:rPr>
+        <w:t xml:space="preserve">Notes 5:  </w:t>
+      </w:r>
+      <w:r>
+        <w:rPr>
+          <w:sz w:val="21"/>
+          <w:szCs w:val="21"/>
+        </w:rPr>
+        <w:t xml:space="preserve">Data distribution</w:t>
+      </w:r>
+    </w:p>
+    <w:p>
+      <w:pPr>
+        <w:spacing w:after="80"/>
+      </w:pPr>
+      <w:r>
+        <w:rPr>
+          <w:b/>
+          <w:bCs/>
+          <w:sz w:val="21"/>
+          <w:szCs w:val="21"/>
+        </w:rPr>
+        <w:t xml:space="preserve">Notes 6:  </w:t>
+      </w:r>
+      <w:r>
+        <w:rPr>
+          <w:sz w:val="21"/>
+          <w:szCs w:val="21"/>
+        </w:rPr>
+        <w:t xml:space="preserve">Variability</w:t>
+      </w:r>
+    </w:p>
+    <w:p>
+      <w:pPr>
+        <w:pStyle w:val="Heading2"/>
+        <w:spacing w:after="80" w:before="180"/>
+      </w:pPr>
+      <w:r>
+        <w:rPr>
+          <w:b/>
+          <w:bCs/>
+          <w:color w:val="12355B"/>
+          <w:sz w:val="24"/>
+          <w:szCs w:val="24"/>
+        </w:rPr>
+        <w:t xml:space="preserve">Worked Notes (I Do / We Do)</w:t>
+      </w:r>
+    </w:p>
+    <w:p>
+      <w:pPr>
+        <w:spacing w:after="80"/>
+      </w:pPr>
+      <w:r>
+        <w:rPr>
+          <w:b/>
+          <w:bCs/>
+          <w:sz w:val="21"/>
+          <w:szCs w:val="21"/>
+        </w:rPr>
+        <w:t xml:space="preserve">I Do:  </w:t>
+      </w:r>
+      <w:r>
+        <w:rPr>
+          <w:sz w:val="21"/>
+          <w:szCs w:val="21"/>
+        </w:rPr>
+        <w:t xml:space="preserve">A. Skewed right</w:t>
+      </w:r>
+    </w:p>
+    <w:p>
+      <w:pPr>
+        <w:spacing w:after="80"/>
+      </w:pPr>
+      <w:r>
+        <w:rPr>
+          <w:b/>
+          <w:bCs/>
+          <w:sz w:val="21"/>
+          <w:szCs w:val="21"/>
+        </w:rPr>
+        <w:t xml:space="preserve">We Do:  </w:t>
+      </w:r>
+      <w:r>
+        <w:rPr>
+          <w:sz w:val="21"/>
+          <w:szCs w:val="21"/>
+        </w:rPr>
+        <w:t xml:space="preserve">A. They are approximately equal</w:t>
+      </w:r>
+    </w:p>
+    <w:p>
+      <w:pPr>
+        <w:pStyle w:val="Heading2"/>
+        <w:spacing w:after="80" w:before="180"/>
+      </w:pPr>
+      <w:r>
+        <w:rPr>
+          <w:b/>
+          <w:bCs/>
+          <w:color w:val="12355B"/>
+          <w:sz w:val="24"/>
+          <w:szCs w:val="24"/>
+        </w:rPr>
+        <w:t xml:space="preserve">Independent Practice</w:t>
+      </w:r>
+    </w:p>
+    <w:p>
+      <w:pPr>
+        <w:spacing w:after="80"/>
+      </w:pPr>
+      <w:r>
+        <w:rPr>
+          <w:b/>
+          <w:bCs/>
+          <w:sz w:val="21"/>
+          <w:szCs w:val="21"/>
+        </w:rPr>
+        <w:t xml:space="preserve">1.  </w:t>
+      </w:r>
+      <w:r>
+        <w:rPr>
+          <w:sz w:val="21"/>
+          <w:szCs w:val="21"/>
+        </w:rPr>
+        <w:t xml:space="preserve">Answers vary.</w:t>
+      </w:r>
       <w:r>
         <w:t xml:space="preserve"/>
       </w:r>
     </w:p>
     <w:p>
       <w:pPr>
-        <w:pStyle w:val="Heading1"/>
-        <w:pageBreakBefore/>
-        <w:pBdr>
-          <w:bottom w:val="single" w:color="1FA6A2" w:sz="14" w:space="6"/>
-        </w:pBdr>
-        <w:spacing w:after="140" w:before="0"/>
-      </w:pPr>
-      <w:r>
-        <w:rPr>
-          <w:b/>
-          <w:bCs/>
-          <w:color w:val="12355B"/>
-          <w:sz w:val="30"/>
-          <w:szCs w:val="30"/>
-        </w:rPr>
-        <w:t xml:space="preserve">Answer Key &amp; Teacher Guide</w:t>
-      </w:r>
-    </w:p>
-    <w:p>
-      <w:pPr>
-        <w:spacing w:after="100"/>
-      </w:pPr>
+        <w:spacing w:after="80"/>
+      </w:pPr>
+      <w:r>
+        <w:rPr>
+          <w:b/>
+          <w:bCs/>
+          <w:sz w:val="21"/>
+          <w:szCs w:val="21"/>
+        </w:rPr>
+        <w:t xml:space="preserve">2.  </w:t>
+      </w:r>
+      <w:r>
+        <w:rPr>
+          <w:sz w:val="21"/>
+          <w:szCs w:val="21"/>
+        </w:rPr>
+        <w:t xml:space="preserve">A)  Skew — the direction of the long tail tells you the skew direction</w:t>
+      </w:r>
       <w:r>
         <w:rPr>
           <w:i/>
@@ -3392,23 +3484,7 @@
           <w:sz w:val="19"/>
           <w:szCs w:val="19"/>
         </w:rPr>
-        <w:t xml:space="preserve">Teacher reference — remove or fold back before distributing to students.</w:t>
-      </w:r>
-    </w:p>
-    <w:p>
-      <w:pPr>
-        <w:pStyle w:val="Heading2"/>
-        <w:spacing w:after="80" w:before="180"/>
-      </w:pPr>
-      <w:r>
-        <w:rPr>
-          <w:b/>
-          <w:bCs/>
-          <w:color w:val="12355B"/>
-          <w:sz w:val="24"/>
-          <w:szCs w:val="24"/>
-        </w:rPr>
-        <w:t xml:space="preserve">Worked Notes (I Do / We Do)</w:t>
+        <w:t xml:space="preserve">  — The skew direction is named after the TAIL. If the tail stretches to the right, it is skewed right, even though the peak is on the left.</w:t>
       </w:r>
     </w:p>
     <w:p>
@@ -3422,96 +3498,14 @@
           <w:sz w:val="21"/>
           <w:szCs w:val="21"/>
         </w:rPr>
-        <w:t xml:space="preserve">I Do:  </w:t>
-      </w:r>
-      <w:r>
-        <w:rPr>
-          <w:sz w:val="21"/>
-          <w:szCs w:val="21"/>
-        </w:rPr>
-        <w:t xml:space="preserve">A. Skewed right</w:t>
-      </w:r>
-    </w:p>
-    <w:p>
-      <w:pPr>
-        <w:spacing w:after="80"/>
-      </w:pPr>
-      <w:r>
-        <w:rPr>
-          <w:b/>
-          <w:bCs/>
-          <w:sz w:val="21"/>
-          <w:szCs w:val="21"/>
-        </w:rPr>
-        <w:t xml:space="preserve">We Do:  </w:t>
-      </w:r>
-      <w:r>
-        <w:rPr>
-          <w:sz w:val="21"/>
-          <w:szCs w:val="21"/>
-        </w:rPr>
-        <w:t xml:space="preserve">A. They are approximately equal</w:t>
-      </w:r>
-    </w:p>
-    <w:p>
-      <w:pPr>
-        <w:pStyle w:val="Heading2"/>
-        <w:spacing w:after="80" w:before="180"/>
-      </w:pPr>
-      <w:r>
-        <w:rPr>
-          <w:b/>
-          <w:bCs/>
-          <w:color w:val="12355B"/>
-          <w:sz w:val="24"/>
-          <w:szCs w:val="24"/>
-        </w:rPr>
-        <w:t xml:space="preserve">Independent Practice</w:t>
-      </w:r>
-    </w:p>
-    <w:p>
-      <w:pPr>
-        <w:spacing w:after="80"/>
-      </w:pPr>
-      <w:r>
-        <w:rPr>
-          <w:b/>
-          <w:bCs/>
-          <w:sz w:val="21"/>
-          <w:szCs w:val="21"/>
-        </w:rPr>
-        <w:t xml:space="preserve">1.  </w:t>
-      </w:r>
-      <w:r>
-        <w:rPr>
-          <w:sz w:val="21"/>
-          <w:szCs w:val="21"/>
-        </w:rPr>
-        <w:t xml:space="preserve">Answers vary.</w:t>
-      </w:r>
-      <w:r>
-        <w:t xml:space="preserve"/>
-      </w:r>
-    </w:p>
-    <w:p>
-      <w:pPr>
-        <w:spacing w:after="80"/>
-      </w:pPr>
-      <w:r>
-        <w:rPr>
-          <w:b/>
-          <w:bCs/>
-          <w:sz w:val="21"/>
-          <w:szCs w:val="21"/>
-        </w:rPr>
-        <w:t xml:space="preserve">2.  </w:t>
-      </w:r>
-      <w:r>
-        <w:rPr>
-          <w:sz w:val="21"/>
-          <w:szCs w:val="21"/>
-        </w:rPr>
-        <w:t xml:space="preserve">A)  Skew — the direction of the long tail tells you the skew direction</w:t>
+        <w:t xml:space="preserve">3.  </w:t>
+      </w:r>
+      <w:r>
+        <w:rPr>
+          <w:sz w:val="21"/>
+          <w:szCs w:val="21"/>
+        </w:rPr>
+        <w:t xml:space="preserve">A)  Skewed right — most values at the low end with a tail to the right</w:t>
       </w:r>
       <w:r>
         <w:rPr>
@@ -3521,7 +3515,7 @@
           <w:sz w:val="19"/>
           <w:szCs w:val="19"/>
         </w:rPr>
-        <w:t xml:space="preserve">  — The skew direction is named after the TAIL. If the tail stretches to the right, it is skewed right, even though the peak is on the left.</w:t>
+        <w:t xml:space="preserve">  — The data peaks at 0–1 goals and tails off toward 4. Most data is on the left with fewer values stretching right — this is skewed right.</w:t>
       </w:r>
     </w:p>
     <w:p>
@@ -3535,14 +3529,45 @@
           <w:sz w:val="21"/>
           <w:szCs w:val="21"/>
         </w:rPr>
-        <w:t xml:space="preserve">3.  </w:t>
-      </w:r>
-      <w:r>
-        <w:rPr>
-          <w:sz w:val="21"/>
-          <w:szCs w:val="21"/>
-        </w:rPr>
-        <w:t xml:space="preserve">A)  Skewed right — most values at the low end with a tail to the right</w:t>
+        <w:t xml:space="preserve">4.  </w:t>
+      </w:r>
+      <w:r>
+        <w:rPr>
+          <w:sz w:val="21"/>
+          <w:szCs w:val="21"/>
+        </w:rPr>
+        <w:t xml:space="preserve">Answers vary.</w:t>
+      </w:r>
+      <w:r>
+        <w:t xml:space="preserve"/>
+      </w:r>
+    </w:p>
+    <w:p>
+      <w:pPr>
+        <w:pStyle w:val="Heading2"/>
+        <w:spacing w:after="80" w:before="180"/>
+      </w:pPr>
+      <w:r>
+        <w:rPr>
+          <w:b/>
+          <w:bCs/>
+          <w:color w:val="12355B"/>
+          <w:sz w:val="24"/>
+          <w:szCs w:val="24"/>
+        </w:rPr>
+        <w:t xml:space="preserve">Exit Ticket</w:t>
+      </w:r>
+    </w:p>
+    <w:p>
+      <w:pPr>
+        <w:spacing w:after="80"/>
+      </w:pPr>
+      <w:r>
+        <w:rPr>
+          <w:sz w:val="21"/>
+          <w:szCs w:val="21"/>
+        </w:rPr>
+        <w:t xml:space="preserve">A)  Skewed right; use median</w:t>
       </w:r>
       <w:r>
         <w:rPr>
@@ -3552,221 +3577,7 @@
           <w:sz w:val="19"/>
           <w:szCs w:val="19"/>
         </w:rPr>
-        <w:t xml:space="preserve">  — The data peaks at 0–1 goals and tails off toward 4. Most data is on the left with fewer values stretching right — this is skewed right.</w:t>
-      </w:r>
-    </w:p>
-    <w:p>
-      <w:pPr>
-        <w:spacing w:after="80"/>
-      </w:pPr>
-      <w:r>
-        <w:rPr>
-          <w:b/>
-          <w:bCs/>
-          <w:sz w:val="21"/>
-          <w:szCs w:val="21"/>
-        </w:rPr>
-        <w:t xml:space="preserve">4.  </w:t>
-      </w:r>
-      <w:r>
-        <w:rPr>
-          <w:sz w:val="21"/>
-          <w:szCs w:val="21"/>
-        </w:rPr>
-        <w:t xml:space="preserve">Answers vary.</w:t>
-      </w:r>
-      <w:r>
-        <w:t xml:space="preserve"/>
-      </w:r>
-    </w:p>
-    <w:p>
-      <w:pPr>
-        <w:pStyle w:val="Heading2"/>
-        <w:spacing w:after="80" w:before="180"/>
-      </w:pPr>
-      <w:r>
-        <w:rPr>
-          <w:b/>
-          <w:bCs/>
-          <w:color w:val="12355B"/>
-          <w:sz w:val="24"/>
-          <w:szCs w:val="24"/>
-        </w:rPr>
-        <w:t xml:space="preserve">Exit Ticket</w:t>
-      </w:r>
-    </w:p>
-    <w:p>
-      <w:pPr>
-        <w:spacing w:after="80"/>
-      </w:pPr>
-      <w:r>
-        <w:rPr>
-          <w:sz w:val="21"/>
-          <w:szCs w:val="21"/>
-        </w:rPr>
-        <w:t xml:space="preserve">A)  Skewed right; use median</w:t>
-      </w:r>
-      <w:r>
-        <w:rPr>
-          <w:i/>
-          <w:iCs/>
-          <w:color w:val="5F6F80"/>
-          <w:sz w:val="19"/>
-          <w:szCs w:val="19"/>
-        </w:rPr>
         <w:t xml:space="preserve">  — The data clusters on the left (40–60) with a tail to the right (90–100). This is skewed right. The median is best because the mean would be pulled toward the high values.</w:t>
-      </w:r>
-    </w:p>
-    <w:p>
-      <w:pPr>
-        <w:pStyle w:val="Heading2"/>
-        <w:spacing w:after="80" w:before="180"/>
-      </w:pPr>
-      <w:r>
-        <w:rPr>
-          <w:b/>
-          <w:bCs/>
-          <w:color w:val="12355B"/>
-          <w:sz w:val="24"/>
-          <w:szCs w:val="24"/>
-        </w:rPr>
-        <w:t xml:space="preserve">Writing (TWR) — what to look for</w:t>
-      </w:r>
-    </w:p>
-    <w:p>
-      <w:pPr>
-        <w:spacing w:after="80"/>
-      </w:pPr>
-      <w:r>
-        <w:rPr>
-          <w:sz w:val="20"/>
-          <w:szCs w:val="20"/>
-        </w:rPr>
-        <w:t xml:space="preserve">Kernel sentence: a complete sentence needs a subject and a verb. Example: Data distribution is how the data looks: where it sits and how spread out it is.</w:t>
-      </w:r>
-    </w:p>
-    <w:p>
-      <w:pPr>
-        <w:spacing w:after="80"/>
-      </w:pPr>
-      <w:r>
-        <w:rPr>
-          <w:sz w:val="20"/>
-          <w:szCs w:val="20"/>
-        </w:rPr>
-        <w:t xml:space="preserve">Expansion: because = reason, but = contrast/exception, so = result. Answers vary; each must keep the kernel idea.</w:t>
-      </w:r>
-    </w:p>
-    <w:p>
-      <w:pPr>
-        <w:pStyle w:val="Heading2"/>
-        <w:spacing w:after="80" w:before="180"/>
-      </w:pPr>
-      <w:r>
-        <w:rPr>
-          <w:b/>
-          <w:bCs/>
-          <w:color w:val="12355B"/>
-          <w:sz w:val="24"/>
-          <w:szCs w:val="24"/>
-        </w:rPr>
-        <w:t xml:space="preserve">Turn &amp; Talk — listen for</w:t>
-      </w:r>
-    </w:p>
-    <w:p>
-      <w:pPr>
-        <w:spacing w:after="80"/>
-      </w:pPr>
-      <w:r>
-        <w:rPr>
-          <w:b/>
-          <w:bCs/>
-          <w:sz w:val="19"/>
-          <w:szCs w:val="19"/>
-        </w:rPr>
-        <w:t xml:space="preserve">1.  </w:t>
-      </w:r>
-      <w:r>
-        <w:rPr>
-          <w:i/>
-          <w:iCs/>
-          <w:color w:val="5F6F80"/>
-          <w:sz w:val="19"/>
-          <w:szCs w:val="19"/>
-        </w:rPr>
-        <w:t xml:space="preserve">Students explain different data produces different shapes and can describe symmetric (balanced) versus skewed (lopsided) distributions.</w:t>
-      </w:r>
-    </w:p>
-    <w:p>
-      <w:pPr>
-        <w:spacing w:after="80"/>
-      </w:pPr>
-      <w:r>
-        <w:rPr>
-          <w:b/>
-          <w:bCs/>
-          <w:sz w:val="19"/>
-          <w:szCs w:val="19"/>
-        </w:rPr>
-        <w:t xml:space="preserve">2.  </w:t>
-      </w:r>
-      <w:r>
-        <w:rPr>
-          <w:i/>
-          <w:iCs/>
-          <w:color w:val="5F6F80"/>
-          <w:sz w:val="19"/>
-          <w:szCs w:val="19"/>
-        </w:rPr>
-        <w:t xml:space="preserve">A strong answer says symmetric data mirrors around the center while skewed data has a longer tail pulling to the left or right.</w:t>
-      </w:r>
-    </w:p>
-    <w:p>
-      <w:pPr>
-        <w:spacing w:after="80"/>
-      </w:pPr>
-      <w:r>
-        <w:rPr>
-          <w:b/>
-          <w:bCs/>
-          <w:sz w:val="19"/>
-          <w:szCs w:val="19"/>
-        </w:rPr>
-        <w:t xml:space="preserve">3.  </w:t>
-      </w:r>
-      <w:r>
-        <w:rPr>
-          <w:i/>
-          <w:iCs/>
-          <w:color w:val="5F6F80"/>
-          <w:sz w:val="19"/>
-          <w:szCs w:val="19"/>
-        </w:rPr>
-        <w:t xml:space="preserve">Students identify the right-skewed shape (long tail of slow runners) and choose the median because the slow tail would pull the mean up.</w:t>
-      </w:r>
-    </w:p>
-    <w:p>
-      <w:pPr>
-        <w:spacing w:after="80"/>
-      </w:pPr>
-      <w:r>
-        <w:rPr>
-          <w:b/>
-          <w:bCs/>
-          <w:sz w:val="19"/>
-          <w:szCs w:val="19"/>
-        </w:rPr>
-        <w:t xml:space="preserve">4.  </w:t>
-      </w:r>
-      <w:r>
-        <w:rPr>
-          <w:i/>
-          <w:iCs/>
-          <w:color w:val="5F6F80"/>
-          <w:sz w:val="19"/>
-          <w:szCs w:val="19"/>
-        </w:rPr>
-        <w:t xml:space="preserve">Students describe a right-skewed shape (cluster at 40-60, gap, then 90-100) and choose the median because the high values would inflate the mean.</w:t>
       </w:r>
     </w:p>
     <w:sectPr>

--- a/lessons/8-7/downloads/8-7-notes.docx
+++ b/lessons/8-7/downloads/8-7-notes.docx
@@ -3179,405 +3179,6 @@
       </w:pPr>
       <w:r>
         <w:t xml:space="preserve"/>
-      </w:r>
-    </w:p>
-    <w:p>
-      <w:pPr>
-        <w:pStyle w:val="Heading1"/>
-        <w:pageBreakBefore/>
-        <w:pBdr>
-          <w:bottom w:val="single" w:color="1FA6A2" w:sz="14" w:space="6"/>
-        </w:pBdr>
-        <w:spacing w:after="140" w:before="0"/>
-      </w:pPr>
-      <w:r>
-        <w:rPr>
-          <w:b/>
-          <w:bCs/>
-          <w:color w:val="12355B"/>
-          <w:sz w:val="30"/>
-          <w:szCs w:val="30"/>
-        </w:rPr>
-        <w:t xml:space="preserve">Answer Key &amp; Teacher Guide</w:t>
-      </w:r>
-    </w:p>
-    <w:p>
-      <w:pPr>
-        <w:spacing w:after="100"/>
-      </w:pPr>
-      <w:r>
-        <w:rPr>
-          <w:i/>
-          <w:iCs/>
-          <w:color w:val="5F6F80"/>
-          <w:sz w:val="19"/>
-          <w:szCs w:val="19"/>
-        </w:rPr>
-        <w:t xml:space="preserve">Teacher reference — remove or fold back before distributing to students.</w:t>
-      </w:r>
-    </w:p>
-    <w:p>
-      <w:pPr>
-        <w:pStyle w:val="Heading2"/>
-        <w:spacing w:after="80" w:before="180"/>
-      </w:pPr>
-      <w:r>
-        <w:rPr>
-          <w:b/>
-          <w:bCs/>
-          <w:color w:val="12355B"/>
-          <w:sz w:val="24"/>
-          <w:szCs w:val="24"/>
-        </w:rPr>
-        <w:t xml:space="preserve">Guided Notes (Fill-in)</w:t>
-      </w:r>
-    </w:p>
-    <w:p>
-      <w:pPr>
-        <w:spacing w:after="80"/>
-      </w:pPr>
-      <w:r>
-        <w:rPr>
-          <w:b/>
-          <w:bCs/>
-          <w:sz w:val="21"/>
-          <w:szCs w:val="21"/>
-        </w:rPr>
-        <w:t xml:space="preserve">Notes 1:  </w:t>
-      </w:r>
-      <w:r>
-        <w:rPr>
-          <w:sz w:val="21"/>
-          <w:szCs w:val="21"/>
-        </w:rPr>
-        <w:t xml:space="preserve">Symmetric</w:t>
-      </w:r>
-    </w:p>
-    <w:p>
-      <w:pPr>
-        <w:spacing w:after="80"/>
-      </w:pPr>
-      <w:r>
-        <w:rPr>
-          <w:b/>
-          <w:bCs/>
-          <w:sz w:val="21"/>
-          <w:szCs w:val="21"/>
-        </w:rPr>
-        <w:t xml:space="preserve">Notes 2:  </w:t>
-      </w:r>
-      <w:r>
-        <w:rPr>
-          <w:sz w:val="21"/>
-          <w:szCs w:val="21"/>
-        </w:rPr>
-        <w:t xml:space="preserve">Skewed</w:t>
-      </w:r>
-    </w:p>
-    <w:p>
-      <w:pPr>
-        <w:spacing w:after="80"/>
-      </w:pPr>
-      <w:r>
-        <w:rPr>
-          <w:b/>
-          <w:bCs/>
-          <w:sz w:val="21"/>
-          <w:szCs w:val="21"/>
-        </w:rPr>
-        <w:t xml:space="preserve">Notes 3:  </w:t>
-      </w:r>
-      <w:r>
-        <w:rPr>
-          <w:sz w:val="21"/>
-          <w:szCs w:val="21"/>
-        </w:rPr>
-        <w:t xml:space="preserve">Cluster</w:t>
-      </w:r>
-    </w:p>
-    <w:p>
-      <w:pPr>
-        <w:spacing w:after="80"/>
-      </w:pPr>
-      <w:r>
-        <w:rPr>
-          <w:b/>
-          <w:bCs/>
-          <w:sz w:val="21"/>
-          <w:szCs w:val="21"/>
-        </w:rPr>
-        <w:t xml:space="preserve">Notes 4:  </w:t>
-      </w:r>
-      <w:r>
-        <w:rPr>
-          <w:sz w:val="21"/>
-          <w:szCs w:val="21"/>
-        </w:rPr>
-        <w:t xml:space="preserve">Gap</w:t>
-      </w:r>
-    </w:p>
-    <w:p>
-      <w:pPr>
-        <w:spacing w:after="80"/>
-      </w:pPr>
-      <w:r>
-        <w:rPr>
-          <w:b/>
-          <w:bCs/>
-          <w:sz w:val="21"/>
-          <w:szCs w:val="21"/>
-        </w:rPr>
-        <w:t xml:space="preserve">Notes 5:  </w:t>
-      </w:r>
-      <w:r>
-        <w:rPr>
-          <w:sz w:val="21"/>
-          <w:szCs w:val="21"/>
-        </w:rPr>
-        <w:t xml:space="preserve">Data distribution</w:t>
-      </w:r>
-    </w:p>
-    <w:p>
-      <w:pPr>
-        <w:spacing w:after="80"/>
-      </w:pPr>
-      <w:r>
-        <w:rPr>
-          <w:b/>
-          <w:bCs/>
-          <w:sz w:val="21"/>
-          <w:szCs w:val="21"/>
-        </w:rPr>
-        <w:t xml:space="preserve">Notes 6:  </w:t>
-      </w:r>
-      <w:r>
-        <w:rPr>
-          <w:sz w:val="21"/>
-          <w:szCs w:val="21"/>
-        </w:rPr>
-        <w:t xml:space="preserve">Variability</w:t>
-      </w:r>
-    </w:p>
-    <w:p>
-      <w:pPr>
-        <w:pStyle w:val="Heading2"/>
-        <w:spacing w:after="80" w:before="180"/>
-      </w:pPr>
-      <w:r>
-        <w:rPr>
-          <w:b/>
-          <w:bCs/>
-          <w:color w:val="12355B"/>
-          <w:sz w:val="24"/>
-          <w:szCs w:val="24"/>
-        </w:rPr>
-        <w:t xml:space="preserve">Worked Notes (I Do / We Do)</w:t>
-      </w:r>
-    </w:p>
-    <w:p>
-      <w:pPr>
-        <w:spacing w:after="80"/>
-      </w:pPr>
-      <w:r>
-        <w:rPr>
-          <w:b/>
-          <w:bCs/>
-          <w:sz w:val="21"/>
-          <w:szCs w:val="21"/>
-        </w:rPr>
-        <w:t xml:space="preserve">I Do:  </w:t>
-      </w:r>
-      <w:r>
-        <w:rPr>
-          <w:sz w:val="21"/>
-          <w:szCs w:val="21"/>
-        </w:rPr>
-        <w:t xml:space="preserve">A. Skewed right</w:t>
-      </w:r>
-    </w:p>
-    <w:p>
-      <w:pPr>
-        <w:spacing w:after="80"/>
-      </w:pPr>
-      <w:r>
-        <w:rPr>
-          <w:b/>
-          <w:bCs/>
-          <w:sz w:val="21"/>
-          <w:szCs w:val="21"/>
-        </w:rPr>
-        <w:t xml:space="preserve">We Do:  </w:t>
-      </w:r>
-      <w:r>
-        <w:rPr>
-          <w:sz w:val="21"/>
-          <w:szCs w:val="21"/>
-        </w:rPr>
-        <w:t xml:space="preserve">A. They are approximately equal</w:t>
-      </w:r>
-    </w:p>
-    <w:p>
-      <w:pPr>
-        <w:pStyle w:val="Heading2"/>
-        <w:spacing w:after="80" w:before="180"/>
-      </w:pPr>
-      <w:r>
-        <w:rPr>
-          <w:b/>
-          <w:bCs/>
-          <w:color w:val="12355B"/>
-          <w:sz w:val="24"/>
-          <w:szCs w:val="24"/>
-        </w:rPr>
-        <w:t xml:space="preserve">Independent Practice</w:t>
-      </w:r>
-    </w:p>
-    <w:p>
-      <w:pPr>
-        <w:spacing w:after="80"/>
-      </w:pPr>
-      <w:r>
-        <w:rPr>
-          <w:b/>
-          <w:bCs/>
-          <w:sz w:val="21"/>
-          <w:szCs w:val="21"/>
-        </w:rPr>
-        <w:t xml:space="preserve">1.  </w:t>
-      </w:r>
-      <w:r>
-        <w:rPr>
-          <w:sz w:val="21"/>
-          <w:szCs w:val="21"/>
-        </w:rPr>
-        <w:t xml:space="preserve">Answers vary.</w:t>
-      </w:r>
-      <w:r>
-        <w:t xml:space="preserve"/>
-      </w:r>
-    </w:p>
-    <w:p>
-      <w:pPr>
-        <w:spacing w:after="80"/>
-      </w:pPr>
-      <w:r>
-        <w:rPr>
-          <w:b/>
-          <w:bCs/>
-          <w:sz w:val="21"/>
-          <w:szCs w:val="21"/>
-        </w:rPr>
-        <w:t xml:space="preserve">2.  </w:t>
-      </w:r>
-      <w:r>
-        <w:rPr>
-          <w:sz w:val="21"/>
-          <w:szCs w:val="21"/>
-        </w:rPr>
-        <w:t xml:space="preserve">A)  Skew — the direction of the long tail tells you the skew direction</w:t>
-      </w:r>
-      <w:r>
-        <w:rPr>
-          <w:i/>
-          <w:iCs/>
-          <w:color w:val="5F6F80"/>
-          <w:sz w:val="19"/>
-          <w:szCs w:val="19"/>
-        </w:rPr>
-        <w:t xml:space="preserve">  — The skew direction is named after the TAIL. If the tail stretches to the right, it is skewed right, even though the peak is on the left.</w:t>
-      </w:r>
-    </w:p>
-    <w:p>
-      <w:pPr>
-        <w:spacing w:after="80"/>
-      </w:pPr>
-      <w:r>
-        <w:rPr>
-          <w:b/>
-          <w:bCs/>
-          <w:sz w:val="21"/>
-          <w:szCs w:val="21"/>
-        </w:rPr>
-        <w:t xml:space="preserve">3.  </w:t>
-      </w:r>
-      <w:r>
-        <w:rPr>
-          <w:sz w:val="21"/>
-          <w:szCs w:val="21"/>
-        </w:rPr>
-        <w:t xml:space="preserve">A)  Skewed right — most values at the low end with a tail to the right</w:t>
-      </w:r>
-      <w:r>
-        <w:rPr>
-          <w:i/>
-          <w:iCs/>
-          <w:color w:val="5F6F80"/>
-          <w:sz w:val="19"/>
-          <w:szCs w:val="19"/>
-        </w:rPr>
-        <w:t xml:space="preserve">  — The data peaks at 0–1 goals and tails off toward 4. Most data is on the left with fewer values stretching right — this is skewed right.</w:t>
-      </w:r>
-    </w:p>
-    <w:p>
-      <w:pPr>
-        <w:spacing w:after="80"/>
-      </w:pPr>
-      <w:r>
-        <w:rPr>
-          <w:b/>
-          <w:bCs/>
-          <w:sz w:val="21"/>
-          <w:szCs w:val="21"/>
-        </w:rPr>
-        <w:t xml:space="preserve">4.  </w:t>
-      </w:r>
-      <w:r>
-        <w:rPr>
-          <w:sz w:val="21"/>
-          <w:szCs w:val="21"/>
-        </w:rPr>
-        <w:t xml:space="preserve">Answers vary.</w:t>
-      </w:r>
-      <w:r>
-        <w:t xml:space="preserve"/>
-      </w:r>
-    </w:p>
-    <w:p>
-      <w:pPr>
-        <w:pStyle w:val="Heading2"/>
-        <w:spacing w:after="80" w:before="180"/>
-      </w:pPr>
-      <w:r>
-        <w:rPr>
-          <w:b/>
-          <w:bCs/>
-          <w:color w:val="12355B"/>
-          <w:sz w:val="24"/>
-          <w:szCs w:val="24"/>
-        </w:rPr>
-        <w:t xml:space="preserve">Exit Ticket</w:t>
-      </w:r>
-    </w:p>
-    <w:p>
-      <w:pPr>
-        <w:spacing w:after="80"/>
-      </w:pPr>
-      <w:r>
-        <w:rPr>
-          <w:sz w:val="21"/>
-          <w:szCs w:val="21"/>
-        </w:rPr>
-        <w:t xml:space="preserve">A)  Skewed right; use median</w:t>
-      </w:r>
-      <w:r>
-        <w:rPr>
-          <w:i/>
-          <w:iCs/>
-          <w:color w:val="5F6F80"/>
-          <w:sz w:val="19"/>
-          <w:szCs w:val="19"/>
-        </w:rPr>
-        <w:t xml:space="preserve">  — The data clusters on the left (40–60) with a tail to the right (90–100). This is skewed right. The median is best because the mean would be pulled toward the high values.</w:t>
       </w:r>
     </w:p>
     <w:sectPr>

--- a/lessons/8-7/downloads/8-7-notes.docx
+++ b/lessons/8-7/downloads/8-7-notes.docx
@@ -14,7 +14,7 @@
           <w:sz w:val="18"/>
           <w:szCs w:val="18"/>
         </w:rPr>
-        <w:t xml:space="preserve">UNIT 8  ·  LESSON 7      STANDARD 6.SP.2</w:t>
+        <w:t xml:space="preserve">UNIT 8  ·  LESSON 7      STANDARD 6.DS.3</w:t>
       </w:r>
     </w:p>
     <w:p>
@@ -2010,7 +2010,7 @@
                 <w:sz w:val="21"/>
                 <w:szCs w:val="21"/>
               </w:rPr>
-              <w:t xml:space="preserve">A sports reporter is writing about marathon finish times. The data shows: most runners finish between 3.5–4.5 hours, with a small group of elite runners finishing in 2.0–2.5 hours, and a long tail of slower runners finishing in 5–7 hours.</w:t>
+              <w:t xml:space="preserve">A sports reporter is writing about marathon finish times. The histogram below shows the data: most runners finish between 3.5–4.5 hours, and a long tail of slower runners stretches out to 5–7 hours.</w:t>
             </w:r>
           </w:p>
           <w:p>
@@ -2359,7 +2359,7 @@
           <w:sz w:val="21"/>
           <w:szCs w:val="21"/>
         </w:rPr>
-        <w:t xml:space="preserve">Marathon times cluster at 3.5-4.5 hours, with elites at 2.0-2.5 and a long tail of slower runners at 5-7 hours. What is the shape, and should the reporter use the mean or median for a 'typical' time?</w:t>
+        <w:t xml:space="preserve">Marathon times cluster at 3.5-4.5 hours, with a long tail of slower runners stretching out to 5-7 hours. What is the shape, and should the reporter use the mean or median for a 'typical' time?</w:t>
       </w:r>
     </w:p>
     <w:p>
@@ -2630,6 +2630,32 @@
           <w:szCs w:val="19"/>
         </w:rPr>
         <w:t xml:space="preserve">Solve each problem. Show your thinking in the work box.</w:t>
+      </w:r>
+    </w:p>
+    <w:p>
+      <w:pPr>
+        <w:pStyle w:val="Heading2"/>
+        <w:spacing w:after="80" w:before="180"/>
+      </w:pPr>
+      <w:r>
+        <w:rPr>
+          <w:b/>
+          <w:bCs/>
+          <w:color w:val="12355B"/>
+          <w:sz w:val="24"/>
+          <w:szCs w:val="24"/>
+        </w:rPr>
+        <w:t xml:space="preserve">Level 1 Support</w:t>
+      </w:r>
+      <w:r>
+        <w:rPr>
+          <w:i/>
+          <w:iCs/>
+          <w:color w:val="1FA6A2"/>
+          <w:sz w:val="19"/>
+          <w:szCs w:val="19"/>
+        </w:rPr>
+        <w:t xml:space="preserve">   extra scaffolding</w:t>
       </w:r>
     </w:p>
     <w:p>
@@ -2848,6 +2874,32 @@
         </w:tc>
       </w:tr>
     </w:tbl>
+    <w:p>
+      <w:pPr>
+        <w:pStyle w:val="Heading2"/>
+        <w:spacing w:after="80" w:before="180"/>
+      </w:pPr>
+      <w:r>
+        <w:rPr>
+          <w:b/>
+          <w:bCs/>
+          <w:color w:val="12355B"/>
+          <w:sz w:val="24"/>
+          <w:szCs w:val="24"/>
+        </w:rPr>
+        <w:t xml:space="preserve">On Level</w:t>
+      </w:r>
+      <w:r>
+        <w:rPr>
+          <w:i/>
+          <w:iCs/>
+          <w:color w:val="12355B"/>
+          <w:sz w:val="19"/>
+          <w:szCs w:val="19"/>
+        </w:rPr>
+        <w:t xml:space="preserve">   grade-level practice</w:t>
+      </w:r>
+    </w:p>
     <w:p>
       <w:pPr>
         <w:keepNext/>

--- a/lessons/8-7/downloads/8-7-notes.docx
+++ b/lessons/8-7/downloads/8-7-notes.docx
@@ -1404,6 +1404,1302 @@
           <w:szCs w:val="22"/>
         </w:rPr>
         <w:t xml:space="preserve">How much the values in a data set differ from one another is the ___.</w:t>
+      </w:r>
+    </w:p>
+    <w:p>
+      <w:pPr>
+        <w:pStyle w:val="Heading1"/>
+        <w:pageBreakBefore/>
+        <w:pBdr>
+          <w:bottom w:val="single" w:color="1FA6A2" w:sz="14" w:space="6"/>
+        </w:pBdr>
+        <w:spacing w:after="140" w:before="0"/>
+      </w:pPr>
+      <w:r>
+        <w:rPr>
+          <w:b/>
+          <w:bCs/>
+          <w:color w:val="12355B"/>
+          <w:sz w:val="30"/>
+          <w:szCs w:val="30"/>
+        </w:rPr>
+        <w:t xml:space="preserve">Write About the Math</w:t>
+      </w:r>
+    </w:p>
+    <w:p>
+      <w:pPr>
+        <w:spacing w:after="100"/>
+      </w:pPr>
+      <w:r>
+        <w:rPr>
+          <w:i/>
+          <w:iCs/>
+          <w:color w:val="5F6F80"/>
+          <w:sz w:val="19"/>
+          <w:szCs w:val="19"/>
+        </w:rPr>
+        <w:t xml:space="preserve">Use the support level you need. Every level answers the same math question.</w:t>
+      </w:r>
+    </w:p>
+    <w:p>
+      <w:pPr>
+        <w:pStyle w:val="Heading2"/>
+        <w:spacing w:after="80" w:before="180"/>
+      </w:pPr>
+      <w:r>
+        <w:rPr>
+          <w:b/>
+          <w:bCs/>
+          <w:color w:val="12355B"/>
+          <w:sz w:val="24"/>
+          <w:szCs w:val="24"/>
+        </w:rPr>
+        <w:t xml:space="preserve">1. Understand the Question</w:t>
+      </w:r>
+      <w:r>
+        <w:rPr>
+          <w:i/>
+          <w:iCs/>
+          <w:color w:val="B97A12"/>
+          <w:sz w:val="19"/>
+          <w:szCs w:val="19"/>
+        </w:rPr>
+        <w:t xml:space="preserve">   explain</w:t>
+      </w:r>
+    </w:p>
+    <w:tbl>
+      <w:tblPr>
+        <w:tblW w:type="pct" w:w="100%"/>
+        <w:tblBorders>
+          <w:top w:val="single" w:color="1FA6A2" w:sz="8"/>
+          <w:left w:val="single" w:color="1FA6A2" w:sz="8"/>
+          <w:bottom w:val="single" w:color="1FA6A2" w:sz="8"/>
+          <w:right w:val="single" w:color="1FA6A2" w:sz="8"/>
+          <w:insideH w:val="single" w:color="auto" w:sz="4"/>
+          <w:insideV w:val="single" w:color="auto" w:sz="4"/>
+        </w:tblBorders>
+      </w:tblPr>
+      <w:tblGrid>
+        <w:gridCol w:w="100"/>
+      </w:tblGrid>
+      <w:tr>
+        <w:tc>
+          <w:tcPr>
+            <w:shd w:fill="E6F4F3" w:color="auto" w:val="clear"/>
+            <w:tcMar>
+              <w:top w:type="dxa" w:w="120"/>
+              <w:left w:type="dxa" w:w="180"/>
+              <w:bottom w:type="dxa" w:w="120"/>
+              <w:right w:type="dxa" w:w="180"/>
+            </w:tcMar>
+          </w:tcPr>
+          <w:p>
+            <w:pPr>
+              <w:spacing w:after="60"/>
+            </w:pPr>
+            <w:r>
+              <w:rPr>
+                <w:color w:val="1A2733"/>
+                <w:sz w:val="21"/>
+                <w:szCs w:val="21"/>
+              </w:rPr>
+              <w:t xml:space="preserve">As you match each data description to its shape, how can you tell a symmetric distribution from a skewed one just by looking?</w:t>
+            </w:r>
+          </w:p>
+          <w:p>
+            <w:pPr>
+              <w:spacing w:after="0"/>
+            </w:pPr>
+            <w:r>
+              <w:rPr>
+                <w:b/>
+                <w:bCs/>
+                <w:color w:val="12355B"/>
+                <w:sz w:val="20"/>
+                <w:szCs w:val="20"/>
+              </w:rPr>
+              <w:t xml:space="preserve">Your job:  </w:t>
+            </w:r>
+            <w:r>
+              <w:rPr>
+                <w:sz w:val="20"/>
+                <w:szCs w:val="20"/>
+              </w:rPr>
+              <w:t xml:space="preserve">Answer the question. Use math evidence. Explain how the evidence proves your answer.</w:t>
+            </w:r>
+            <w:r>
+              <w:rPr>
+                <w:i/>
+                <w:iCs/>
+                <w:color w:val="5F6F80"/>
+                <w:sz w:val="18"/>
+                <w:szCs w:val="18"/>
+              </w:rPr>
+              <w:br/>
+              <w:t xml:space="preserve">Responde la pregunta. Usa evidencia matemática. Explica cómo la evidencia demuestra tu respuesta.</w:t>
+            </w:r>
+          </w:p>
+        </w:tc>
+      </w:tr>
+    </w:tbl>
+    <w:p>
+      <w:pPr>
+        <w:pStyle w:val="Heading2"/>
+        <w:spacing w:after="80" w:before="180"/>
+      </w:pPr>
+      <w:r>
+        <w:rPr>
+          <w:b/>
+          <w:bCs/>
+          <w:color w:val="12355B"/>
+          <w:sz w:val="24"/>
+          <w:szCs w:val="24"/>
+        </w:rPr>
+        <w:t xml:space="preserve">2. Plan Your Math Words</w:t>
+      </w:r>
+      <w:r>
+        <w:rPr>
+          <w:i/>
+          <w:iCs/>
+          <w:color w:val="1FA6A2"/>
+          <w:sz w:val="19"/>
+          <w:szCs w:val="19"/>
+        </w:rPr>
+        <w:t xml:space="preserve">   check at least two</w:t>
+      </w:r>
+    </w:p>
+    <w:p>
+      <w:pPr>
+        <w:spacing w:after="60"/>
+      </w:pPr>
+      <w:r>
+        <w:rPr>
+          <w:b/>
+          <w:bCs/>
+          <w:color w:val="1FA6A2"/>
+          <w:sz w:val="22"/>
+          <w:szCs w:val="22"/>
+        </w:rPr>
+        <w:t xml:space="preserve">☐  </w:t>
+      </w:r>
+      <w:r>
+        <w:rPr>
+          <w:b/>
+          <w:bCs/>
+          <w:color w:val="12355B"/>
+          <w:sz w:val="20"/>
+          <w:szCs w:val="20"/>
+        </w:rPr>
+        <w:t xml:space="preserve">Symmetric — </w:t>
+      </w:r>
+      <w:r>
+        <w:rPr>
+          <w:sz w:val="20"/>
+          <w:szCs w:val="20"/>
+        </w:rPr>
+        <w:t xml:space="preserve">Data that looks about the same on the left and right.</w:t>
+      </w:r>
+      <w:r>
+        <w:rPr>
+          <w:i/>
+          <w:iCs/>
+          <w:color w:val="5F6F80"/>
+          <w:sz w:val="18"/>
+          <w:szCs w:val="18"/>
+        </w:rPr>
+        <w:br/>
+        <w:t xml:space="preserve">Simétrico — Datos que se ven casi iguales a la izquierda y a la derecha.</w:t>
+      </w:r>
+    </w:p>
+    <w:p>
+      <w:pPr>
+        <w:spacing w:after="60"/>
+      </w:pPr>
+      <w:r>
+        <w:rPr>
+          <w:b/>
+          <w:bCs/>
+          <w:color w:val="1FA6A2"/>
+          <w:sz w:val="22"/>
+          <w:szCs w:val="22"/>
+        </w:rPr>
+        <w:t xml:space="preserve">☐  </w:t>
+      </w:r>
+      <w:r>
+        <w:rPr>
+          <w:b/>
+          <w:bCs/>
+          <w:color w:val="12355B"/>
+          <w:sz w:val="20"/>
+          <w:szCs w:val="20"/>
+        </w:rPr>
+        <w:t xml:space="preserve">Skewed — </w:t>
+      </w:r>
+      <w:r>
+        <w:rPr>
+          <w:sz w:val="20"/>
+          <w:szCs w:val="20"/>
+        </w:rPr>
+        <w:t xml:space="preserve">Data bunched on one side with a tail on the other.</w:t>
+      </w:r>
+      <w:r>
+        <w:rPr>
+          <w:i/>
+          <w:iCs/>
+          <w:color w:val="5F6F80"/>
+          <w:sz w:val="18"/>
+          <w:szCs w:val="18"/>
+        </w:rPr>
+        <w:br/>
+        <w:t xml:space="preserve">Sesgado — Datos amontonados de un lado con una cola del otro.</w:t>
+      </w:r>
+    </w:p>
+    <w:p>
+      <w:pPr>
+        <w:spacing w:after="60"/>
+      </w:pPr>
+      <w:r>
+        <w:rPr>
+          <w:b/>
+          <w:bCs/>
+          <w:color w:val="1FA6A2"/>
+          <w:sz w:val="22"/>
+          <w:szCs w:val="22"/>
+        </w:rPr>
+        <w:t xml:space="preserve">☐  </w:t>
+      </w:r>
+      <w:r>
+        <w:rPr>
+          <w:b/>
+          <w:bCs/>
+          <w:color w:val="12355B"/>
+          <w:sz w:val="20"/>
+          <w:szCs w:val="20"/>
+        </w:rPr>
+        <w:t xml:space="preserve">Cluster — </w:t>
+      </w:r>
+      <w:r>
+        <w:rPr>
+          <w:sz w:val="20"/>
+          <w:szCs w:val="20"/>
+        </w:rPr>
+        <w:t xml:space="preserve">A group of numbers that are close together.</w:t>
+      </w:r>
+      <w:r>
+        <w:rPr>
+          <w:i/>
+          <w:iCs/>
+          <w:color w:val="5F6F80"/>
+          <w:sz w:val="18"/>
+          <w:szCs w:val="18"/>
+        </w:rPr>
+        <w:br/>
+        <w:t xml:space="preserve">Agrupamiento — Un grupo de números que están cerca unos de otros.</w:t>
+      </w:r>
+    </w:p>
+    <w:p>
+      <w:pPr>
+        <w:spacing w:after="60"/>
+      </w:pPr>
+      <w:r>
+        <w:rPr>
+          <w:b/>
+          <w:bCs/>
+          <w:color w:val="1FA6A2"/>
+          <w:sz w:val="22"/>
+          <w:szCs w:val="22"/>
+        </w:rPr>
+        <w:t xml:space="preserve">☐  </w:t>
+      </w:r>
+      <w:r>
+        <w:rPr>
+          <w:b/>
+          <w:bCs/>
+          <w:color w:val="12355B"/>
+          <w:sz w:val="20"/>
+          <w:szCs w:val="20"/>
+        </w:rPr>
+        <w:t xml:space="preserve">Gap — </w:t>
+      </w:r>
+      <w:r>
+        <w:rPr>
+          <w:sz w:val="20"/>
+          <w:szCs w:val="20"/>
+        </w:rPr>
+        <w:t xml:space="preserve">A big empty space where there is no data.</w:t>
+      </w:r>
+      <w:r>
+        <w:rPr>
+          <w:i/>
+          <w:iCs/>
+          <w:color w:val="5F6F80"/>
+          <w:sz w:val="18"/>
+          <w:szCs w:val="18"/>
+        </w:rPr>
+        <w:br/>
+        <w:t xml:space="preserve">Hueco (espacio) — Un espacio grande y vacío donde no hay datos.</w:t>
+      </w:r>
+    </w:p>
+    <w:p>
+      <w:pPr>
+        <w:spacing w:after="60"/>
+      </w:pPr>
+      <w:r>
+        <w:rPr>
+          <w:b/>
+          <w:bCs/>
+          <w:color w:val="1FA6A2"/>
+          <w:sz w:val="22"/>
+          <w:szCs w:val="22"/>
+        </w:rPr>
+        <w:t xml:space="preserve">☐  </w:t>
+      </w:r>
+      <w:r>
+        <w:rPr>
+          <w:b/>
+          <w:bCs/>
+          <w:color w:val="12355B"/>
+          <w:sz w:val="20"/>
+          <w:szCs w:val="20"/>
+        </w:rPr>
+        <w:t xml:space="preserve">Data distribution — </w:t>
+      </w:r>
+      <w:r>
+        <w:rPr>
+          <w:sz w:val="20"/>
+          <w:szCs w:val="20"/>
+        </w:rPr>
+        <w:t xml:space="preserve">How the data looks: where it sits and how spread out it is.</w:t>
+      </w:r>
+      <w:r>
+        <w:rPr>
+          <w:i/>
+          <w:iCs/>
+          <w:color w:val="5F6F80"/>
+          <w:sz w:val="18"/>
+          <w:szCs w:val="18"/>
+        </w:rPr>
+        <w:br/>
+        <w:t xml:space="preserve">Distribución de datos — Cómo se ven los datos: dónde están y qué tan separados están.</w:t>
+      </w:r>
+    </w:p>
+    <w:tbl>
+      <w:tblPr>
+        <w:tblW w:type="pct" w:w="100%"/>
+        <w:tblBorders>
+          <w:top w:val="single" w:color="1FA6A2" w:sz="8"/>
+          <w:left w:val="single" w:color="1FA6A2" w:sz="8"/>
+          <w:bottom w:val="single" w:color="1FA6A2" w:sz="8"/>
+          <w:right w:val="single" w:color="1FA6A2" w:sz="8"/>
+          <w:insideH w:val="single" w:color="auto" w:sz="4"/>
+          <w:insideV w:val="single" w:color="auto" w:sz="4"/>
+        </w:tblBorders>
+      </w:tblPr>
+      <w:tblGrid>
+        <w:gridCol w:w="100"/>
+      </w:tblGrid>
+      <w:tr>
+        <w:tc>
+          <w:tcPr>
+            <w:shd w:fill="F7FFFD" w:color="auto" w:val="clear"/>
+            <w:tcMar>
+              <w:top w:type="dxa" w:w="120"/>
+              <w:left w:type="dxa" w:w="180"/>
+              <w:bottom w:type="dxa" w:w="120"/>
+              <w:right w:type="dxa" w:w="180"/>
+            </w:tcMar>
+          </w:tcPr>
+          <w:p>
+            <w:pPr>
+              <w:spacing w:after="50"/>
+            </w:pPr>
+            <w:r>
+              <w:rPr>
+                <w:b/>
+                <w:bCs/>
+                <w:color w:val="1FA6A2"/>
+                <w:sz w:val="20"/>
+                <w:szCs w:val="20"/>
+              </w:rPr>
+              <w:t xml:space="preserve">Say it first:  </w:t>
+            </w:r>
+            <w:r>
+              <w:rPr>
+                <w:sz w:val="20"/>
+                <w:szCs w:val="20"/>
+              </w:rPr>
+              <w:t xml:space="preserve">Say your idea to a partner or quietly to yourself before you write.</w:t>
+            </w:r>
+          </w:p>
+          <w:p>
+            <w:pPr>
+              <w:spacing w:after="60"/>
+            </w:pPr>
+            <w:r>
+              <w:rPr>
+                <w:color w:val="1A2733"/>
+                <w:sz w:val="21"/>
+                <w:szCs w:val="21"/>
+              </w:rPr>
+              <w:t xml:space="preserve">A symmetric distribution has data that is ___ on both sides.</w:t>
+            </w:r>
+            <w:r>
+              <w:rPr>
+                <w:i/>
+                <w:iCs/>
+                <w:color w:val="5F6F80"/>
+                <w:sz w:val="19"/>
+                <w:szCs w:val="19"/>
+              </w:rPr>
+              <w:br/>
+              <w:t xml:space="preserve">Una distribución simétrica tiene datos ___ en ambos lados.</w:t>
+            </w:r>
+          </w:p>
+        </w:tc>
+      </w:tr>
+    </w:tbl>
+    <w:p>
+      <w:pPr>
+        <w:pStyle w:val="Heading2"/>
+        <w:spacing w:after="80" w:before="180"/>
+      </w:pPr>
+      <w:r>
+        <w:rPr>
+          <w:b/>
+          <w:bCs/>
+          <w:color w:val="12355B"/>
+          <w:sz w:val="24"/>
+          <w:szCs w:val="24"/>
+        </w:rPr>
+        <w:t xml:space="preserve">3. Build Your Explanation</w:t>
+      </w:r>
+      <w:r>
+        <w:rPr>
+          <w:i/>
+          <w:iCs/>
+          <w:color w:val="B97A12"/>
+          <w:sz w:val="19"/>
+          <w:szCs w:val="19"/>
+        </w:rPr>
+        <w:t xml:space="preserve">   choose your support</w:t>
+      </w:r>
+    </w:p>
+    <w:tbl>
+      <w:tblPr>
+        <w:tblW w:type="pct" w:w="100%"/>
+        <w:tblBorders>
+          <w:top w:val="single" w:color="BBD0DE" w:sz="8"/>
+          <w:left w:val="single" w:color="BBD0DE" w:sz="8"/>
+          <w:bottom w:val="single" w:color="BBD0DE" w:sz="8"/>
+          <w:right w:val="single" w:color="BBD0DE" w:sz="8"/>
+          <w:insideH w:val="single" w:color="auto" w:sz="4"/>
+          <w:insideV w:val="single" w:color="auto" w:sz="4"/>
+        </w:tblBorders>
+      </w:tblPr>
+      <w:tblGrid>
+        <w:gridCol w:w="100"/>
+      </w:tblGrid>
+      <w:tr>
+        <w:tc>
+          <w:tcPr>
+            <w:shd w:fill="EEF4F8" w:color="auto" w:val="clear"/>
+            <w:tcMar>
+              <w:top w:type="dxa" w:w="120"/>
+              <w:left w:type="dxa" w:w="180"/>
+              <w:bottom w:type="dxa" w:w="120"/>
+              <w:right w:type="dxa" w:w="180"/>
+            </w:tcMar>
+          </w:tcPr>
+          <w:p>
+            <w:pPr>
+              <w:spacing w:after="50"/>
+            </w:pPr>
+            <w:r>
+              <w:rPr>
+                <w:i/>
+                <w:iCs/>
+                <w:color w:val="5F6F80"/>
+                <w:sz w:val="19"/>
+                <w:szCs w:val="19"/>
+              </w:rPr>
+              <w:t xml:space="preserve">This model shows the parts of an explanation. It does not answer your writing question.</w:t>
+            </w:r>
+          </w:p>
+          <w:p>
+            <w:pPr>
+              <w:spacing w:after="80"/>
+            </w:pPr>
+            <w:r>
+              <w:rPr>
+                <w:b/>
+                <w:bCs/>
+                <w:color w:val="12355B"/>
+                <w:sz w:val="19"/>
+                <w:szCs w:val="19"/>
+              </w:rPr>
+              <w:t xml:space="preserve">Claim:  </w:t>
+            </w:r>
+            <w:r>
+              <w:rPr>
+                <w:sz w:val="19"/>
+                <w:szCs w:val="19"/>
+              </w:rPr>
+              <w:t xml:space="preserve">Different real-world data sets form different distribution shapes: symmetric, skewed, or clustered.</w:t>
+            </w:r>
+          </w:p>
+          <w:p>
+            <w:pPr>
+              <w:spacing w:after="80"/>
+            </w:pPr>
+            <w:r>
+              <w:rPr>
+                <w:b/>
+                <w:bCs/>
+                <w:color w:val="12355B"/>
+                <w:sz w:val="19"/>
+                <w:szCs w:val="19"/>
+              </w:rPr>
+              <w:t xml:space="preserve">Evidence:  </w:t>
+            </w:r>
+            <w:r>
+              <w:rPr>
+                <w:sz w:val="19"/>
+                <w:szCs w:val="19"/>
+              </w:rPr>
+              <w:t xml:space="preserve">Students explain different data produces different shapes and can describe symmetric (balanced) versus skewed (lopsided) distributions.</w:t>
+            </w:r>
+          </w:p>
+          <w:p>
+            <w:pPr>
+              <w:spacing w:after="80"/>
+            </w:pPr>
+            <w:r>
+              <w:rPr>
+                <w:b/>
+                <w:bCs/>
+                <w:color w:val="12355B"/>
+                <w:sz w:val="19"/>
+                <w:szCs w:val="19"/>
+              </w:rPr>
+              <w:t xml:space="preserve">Reasoning:  </w:t>
+            </w:r>
+            <w:r>
+              <w:rPr>
+                <w:sz w:val="19"/>
+                <w:szCs w:val="19"/>
+              </w:rPr>
+              <w:t xml:space="preserve">This evidence connects the definition of data distribution to the mathematical claim.</w:t>
+            </w:r>
+          </w:p>
+        </w:tc>
+      </w:tr>
+    </w:tbl>
+    <w:p>
+      <w:pPr>
+        <w:pStyle w:val="Heading2"/>
+        <w:spacing w:after="80" w:before="180"/>
+      </w:pPr>
+      <w:r>
+        <w:rPr>
+          <w:b/>
+          <w:bCs/>
+          <w:color w:val="12355B"/>
+          <w:sz w:val="24"/>
+          <w:szCs w:val="24"/>
+        </w:rPr>
+        <w:t xml:space="preserve">Start</w:t>
+      </w:r>
+      <w:r>
+        <w:rPr>
+          <w:i/>
+          <w:iCs/>
+          <w:color w:val="1FA6A2"/>
+          <w:sz w:val="19"/>
+          <w:szCs w:val="19"/>
+        </w:rPr>
+        <w:t xml:space="preserve">   Most language support</w:t>
+      </w:r>
+    </w:p>
+    <w:p>
+      <w:pPr>
+        <w:spacing w:after="60"/>
+      </w:pPr>
+      <w:r>
+        <w:rPr>
+          <w:color w:val="1A2733"/>
+          <w:sz w:val="21"/>
+          <w:szCs w:val="21"/>
+        </w:rPr>
+        <w:t xml:space="preserve">Complete the frames. Use the word bank.</w:t>
+      </w:r>
+      <w:r>
+        <w:rPr>
+          <w:i/>
+          <w:iCs/>
+          <w:color w:val="5F6F80"/>
+          <w:sz w:val="19"/>
+          <w:szCs w:val="19"/>
+        </w:rPr>
+        <w:br/>
+        <w:t xml:space="preserve">Completa las oraciones. Usa el banco de palabras.</w:t>
+      </w:r>
+    </w:p>
+    <w:p>
+      <w:pPr>
+        <w:spacing w:after="60"/>
+      </w:pPr>
+      <w:r>
+        <w:rPr>
+          <w:color w:val="1A2733"/>
+          <w:sz w:val="21"/>
+          <w:szCs w:val="21"/>
+        </w:rPr>
+        <w:t xml:space="preserve">A symmetric distribution has data that is ___ on both sides.</w:t>
+      </w:r>
+      <w:r>
+        <w:rPr>
+          <w:i/>
+          <w:iCs/>
+          <w:color w:val="5F6F80"/>
+          <w:sz w:val="19"/>
+          <w:szCs w:val="19"/>
+        </w:rPr>
+        <w:br/>
+        <w:t xml:space="preserve">Una distribución simétrica tiene datos ___ en ambos lados.</w:t>
+      </w:r>
+    </w:p>
+    <w:p>
+      <w:pPr>
+        <w:spacing w:after="60"/>
+      </w:pPr>
+      <w:r>
+        <w:rPr>
+          <w:color w:val="1A2733"/>
+          <w:sz w:val="21"/>
+          <w:szCs w:val="21"/>
+        </w:rPr>
+        <w:t xml:space="preserve">A skewed distribution has a longer ___ on one side.</w:t>
+      </w:r>
+      <w:r>
+        <w:rPr>
+          <w:i/>
+          <w:iCs/>
+          <w:color w:val="5F6F80"/>
+          <w:sz w:val="19"/>
+          <w:szCs w:val="19"/>
+        </w:rPr>
+        <w:br/>
+        <w:t xml:space="preserve">Una distribución sesgada tiene una ___ más larga en un lado.</w:t>
+      </w:r>
+    </w:p>
+    <w:tbl>
+      <w:tblPr>
+        <w:tblW w:type="pct" w:w="100%"/>
+        <w:tblBorders>
+          <w:top w:val="single" w:color="C7D2DD" w:sz="6"/>
+          <w:left w:val="single" w:color="C7D2DD" w:sz="6"/>
+          <w:bottom w:val="single" w:color="C7D2DD" w:sz="6"/>
+          <w:right w:val="single" w:color="C7D2DD" w:sz="6"/>
+          <w:insideH w:val="single" w:color="auto" w:sz="4"/>
+          <w:insideV w:val="single" w:color="auto" w:sz="4"/>
+        </w:tblBorders>
+      </w:tblPr>
+      <w:tblGrid>
+        <w:gridCol w:w="100"/>
+      </w:tblGrid>
+      <w:tr>
+        <w:tc>
+          <w:tcPr>
+            <w:shd w:fill="FBF3E2" w:color="auto" w:val="clear"/>
+            <w:tcMar>
+              <w:top w:type="dxa" w:w="60"/>
+              <w:left w:type="dxa" w:w="120"/>
+              <w:bottom w:type="dxa" w:w="60"/>
+              <w:right w:type="dxa" w:w="120"/>
+            </w:tcMar>
+          </w:tcPr>
+          <w:p>
+            <w:pPr>
+              <w:spacing w:after="0" w:line="320"/>
+            </w:pPr>
+            <w:r>
+              <w:t xml:space="preserve"/>
+            </w:r>
+          </w:p>
+          <w:p>
+            <w:pPr>
+              <w:spacing w:after="0" w:line="320"/>
+            </w:pPr>
+            <w:r>
+              <w:t xml:space="preserve"/>
+            </w:r>
+          </w:p>
+          <w:p>
+            <w:pPr>
+              <w:spacing w:after="0" w:line="320"/>
+            </w:pPr>
+            <w:r>
+              <w:t xml:space="preserve"/>
+            </w:r>
+          </w:p>
+        </w:tc>
+      </w:tr>
+    </w:tbl>
+    <w:p>
+      <w:pPr>
+        <w:pStyle w:val="Heading2"/>
+        <w:spacing w:after="80" w:before="180"/>
+      </w:pPr>
+      <w:r>
+        <w:rPr>
+          <w:b/>
+          <w:bCs/>
+          <w:color w:val="12355B"/>
+          <w:sz w:val="24"/>
+          <w:szCs w:val="24"/>
+        </w:rPr>
+        <w:t xml:space="preserve">Build</w:t>
+      </w:r>
+      <w:r>
+        <w:rPr>
+          <w:i/>
+          <w:iCs/>
+          <w:color w:val="B97A12"/>
+          <w:sz w:val="19"/>
+          <w:szCs w:val="19"/>
+        </w:rPr>
+        <w:t xml:space="preserve">   Some language support</w:t>
+      </w:r>
+    </w:p>
+    <w:p>
+      <w:pPr>
+        <w:spacing w:after="60"/>
+      </w:pPr>
+      <w:r>
+        <w:rPr>
+          <w:color w:val="1A2733"/>
+          <w:sz w:val="21"/>
+          <w:szCs w:val="21"/>
+        </w:rPr>
+        <w:t xml:space="preserve">Write two connected sentences. Use because, so, or but.</w:t>
+      </w:r>
+      <w:r>
+        <w:rPr>
+          <w:i/>
+          <w:iCs/>
+          <w:color w:val="5F6F80"/>
+          <w:sz w:val="19"/>
+          <w:szCs w:val="19"/>
+        </w:rPr>
+        <w:br/>
+        <w:t xml:space="preserve">Escribe dos oraciones conectadas. Usa porque, entonces o pero.</w:t>
+      </w:r>
+    </w:p>
+    <w:p>
+      <w:pPr>
+        <w:spacing w:after="60"/>
+      </w:pPr>
+      <w:r>
+        <w:rPr>
+          <w:color w:val="1A2733"/>
+          <w:sz w:val="21"/>
+          <w:szCs w:val="21"/>
+        </w:rPr>
+        <w:t xml:space="preserve">My claim is ___.</w:t>
+      </w:r>
+      <w:r>
+        <w:rPr>
+          <w:i/>
+          <w:iCs/>
+          <w:color w:val="5F6F80"/>
+          <w:sz w:val="19"/>
+          <w:szCs w:val="19"/>
+        </w:rPr>
+        <w:br/>
+        <w:t xml:space="preserve">Mi afirmación es ___.</w:t>
+      </w:r>
+    </w:p>
+    <w:p>
+      <w:pPr>
+        <w:spacing w:after="60"/>
+      </w:pPr>
+      <w:r>
+        <w:rPr>
+          <w:color w:val="1A2733"/>
+          <w:sz w:val="21"/>
+          <w:szCs w:val="21"/>
+        </w:rPr>
+        <w:t xml:space="preserve">I know because ___.</w:t>
+      </w:r>
+      <w:r>
+        <w:rPr>
+          <w:i/>
+          <w:iCs/>
+          <w:color w:val="5F6F80"/>
+          <w:sz w:val="19"/>
+          <w:szCs w:val="19"/>
+        </w:rPr>
+        <w:br/>
+        <w:t xml:space="preserve">Lo sé porque ___.</w:t>
+      </w:r>
+    </w:p>
+    <w:p>
+      <w:pPr>
+        <w:spacing w:after="60"/>
+      </w:pPr>
+      <w:r>
+        <w:rPr>
+          <w:color w:val="1A2733"/>
+          <w:sz w:val="21"/>
+          <w:szCs w:val="21"/>
+        </w:rPr>
+        <w:t xml:space="preserve">So ___.</w:t>
+      </w:r>
+      <w:r>
+        <w:rPr>
+          <w:i/>
+          <w:iCs/>
+          <w:color w:val="5F6F80"/>
+          <w:sz w:val="19"/>
+          <w:szCs w:val="19"/>
+        </w:rPr>
+        <w:br/>
+        <w:t xml:space="preserve">Entonces ___.</w:t>
+      </w:r>
+    </w:p>
+    <w:tbl>
+      <w:tblPr>
+        <w:tblW w:type="pct" w:w="100%"/>
+        <w:tblBorders>
+          <w:top w:val="single" w:color="C7D2DD" w:sz="6"/>
+          <w:left w:val="single" w:color="C7D2DD" w:sz="6"/>
+          <w:bottom w:val="single" w:color="C7D2DD" w:sz="6"/>
+          <w:right w:val="single" w:color="C7D2DD" w:sz="6"/>
+          <w:insideH w:val="single" w:color="auto" w:sz="4"/>
+          <w:insideV w:val="single" w:color="auto" w:sz="4"/>
+        </w:tblBorders>
+      </w:tblPr>
+      <w:tblGrid>
+        <w:gridCol w:w="100"/>
+      </w:tblGrid>
+      <w:tr>
+        <w:tc>
+          <w:tcPr>
+            <w:shd w:fill="FBF3E2" w:color="auto" w:val="clear"/>
+            <w:tcMar>
+              <w:top w:type="dxa" w:w="60"/>
+              <w:left w:type="dxa" w:w="120"/>
+              <w:bottom w:type="dxa" w:w="60"/>
+              <w:right w:type="dxa" w:w="120"/>
+            </w:tcMar>
+          </w:tcPr>
+          <w:p>
+            <w:pPr>
+              <w:spacing w:after="0" w:line="320"/>
+            </w:pPr>
+            <w:r>
+              <w:t xml:space="preserve"/>
+            </w:r>
+          </w:p>
+          <w:p>
+            <w:pPr>
+              <w:spacing w:after="0" w:line="320"/>
+            </w:pPr>
+            <w:r>
+              <w:t xml:space="preserve"/>
+            </w:r>
+          </w:p>
+          <w:p>
+            <w:pPr>
+              <w:spacing w:after="0" w:line="320"/>
+            </w:pPr>
+            <w:r>
+              <w:t xml:space="preserve"/>
+            </w:r>
+          </w:p>
+        </w:tc>
+      </w:tr>
+    </w:tbl>
+    <w:p>
+      <w:pPr>
+        <w:pStyle w:val="Heading2"/>
+        <w:spacing w:after="80" w:before="180"/>
+      </w:pPr>
+      <w:r>
+        <w:rPr>
+          <w:b/>
+          <w:bCs/>
+          <w:color w:val="12355B"/>
+          <w:sz w:val="24"/>
+          <w:szCs w:val="24"/>
+        </w:rPr>
+        <w:t xml:space="preserve">Explain</w:t>
+      </w:r>
+      <w:r>
+        <w:rPr>
+          <w:i/>
+          <w:iCs/>
+          <w:color w:val="B97A12"/>
+          <w:sz w:val="19"/>
+          <w:szCs w:val="19"/>
+        </w:rPr>
+        <w:t xml:space="preserve">   Light language support</w:t>
+      </w:r>
+    </w:p>
+    <w:p>
+      <w:pPr>
+        <w:spacing w:after="60"/>
+      </w:pPr>
+      <w:r>
+        <w:rPr>
+          <w:color w:val="1A2733"/>
+          <w:sz w:val="21"/>
+          <w:szCs w:val="21"/>
+        </w:rPr>
+        <w:t xml:space="preserve">Write a claim, give math evidence, and explain your reasoning.</w:t>
+      </w:r>
+      <w:r>
+        <w:rPr>
+          <w:i/>
+          <w:iCs/>
+          <w:color w:val="5F6F80"/>
+          <w:sz w:val="19"/>
+          <w:szCs w:val="19"/>
+        </w:rPr>
+        <w:br/>
+        <w:t xml:space="preserve">Escribe una afirmación, da evidencia matemática y explica tu razonamiento.</w:t>
+      </w:r>
+    </w:p>
+    <w:p>
+      <w:pPr>
+        <w:spacing w:after="60"/>
+      </w:pPr>
+      <w:r>
+        <w:rPr>
+          <w:color w:val="1A2733"/>
+          <w:sz w:val="21"/>
+          <w:szCs w:val="21"/>
+        </w:rPr>
+        <w:t xml:space="preserve">My claim is ___.</w:t>
+      </w:r>
+      <w:r>
+        <w:rPr>
+          <w:i/>
+          <w:iCs/>
+          <w:color w:val="5F6F80"/>
+          <w:sz w:val="19"/>
+          <w:szCs w:val="19"/>
+        </w:rPr>
+        <w:br/>
+        <w:t xml:space="preserve">Mi afirmación es ___.</w:t>
+      </w:r>
+    </w:p>
+    <w:p>
+      <w:pPr>
+        <w:spacing w:after="60"/>
+      </w:pPr>
+      <w:r>
+        <w:rPr>
+          <w:color w:val="1A2733"/>
+          <w:sz w:val="21"/>
+          <w:szCs w:val="21"/>
+        </w:rPr>
+        <w:t xml:space="preserve">My math evidence is ___.</w:t>
+      </w:r>
+      <w:r>
+        <w:rPr>
+          <w:i/>
+          <w:iCs/>
+          <w:color w:val="5F6F80"/>
+          <w:sz w:val="19"/>
+          <w:szCs w:val="19"/>
+        </w:rPr>
+        <w:br/>
+        <w:t xml:space="preserve">Mi evidencia matemática es ___.</w:t>
+      </w:r>
+    </w:p>
+    <w:p>
+      <w:pPr>
+        <w:spacing w:after="60"/>
+      </w:pPr>
+      <w:r>
+        <w:rPr>
+          <w:color w:val="1A2733"/>
+          <w:sz w:val="21"/>
+          <w:szCs w:val="21"/>
+        </w:rPr>
+        <w:t xml:space="preserve">This proves ___ because ___.</w:t>
+      </w:r>
+      <w:r>
+        <w:rPr>
+          <w:i/>
+          <w:iCs/>
+          <w:color w:val="5F6F80"/>
+          <w:sz w:val="19"/>
+          <w:szCs w:val="19"/>
+        </w:rPr>
+        <w:br/>
+        <w:t xml:space="preserve">Esto demuestra ___ porque ___.</w:t>
+      </w:r>
+    </w:p>
+    <w:tbl>
+      <w:tblPr>
+        <w:tblW w:type="pct" w:w="100%"/>
+        <w:tblBorders>
+          <w:top w:val="single" w:color="C7D2DD" w:sz="6"/>
+          <w:left w:val="single" w:color="C7D2DD" w:sz="6"/>
+          <w:bottom w:val="single" w:color="C7D2DD" w:sz="6"/>
+          <w:right w:val="single" w:color="C7D2DD" w:sz="6"/>
+          <w:insideH w:val="single" w:color="auto" w:sz="4"/>
+          <w:insideV w:val="single" w:color="auto" w:sz="4"/>
+        </w:tblBorders>
+      </w:tblPr>
+      <w:tblGrid>
+        <w:gridCol w:w="100"/>
+      </w:tblGrid>
+      <w:tr>
+        <w:tc>
+          <w:tcPr>
+            <w:shd w:fill="FBF3E2" w:color="auto" w:val="clear"/>
+            <w:tcMar>
+              <w:top w:type="dxa" w:w="60"/>
+              <w:left w:type="dxa" w:w="120"/>
+              <w:bottom w:type="dxa" w:w="60"/>
+              <w:right w:type="dxa" w:w="120"/>
+            </w:tcMar>
+          </w:tcPr>
+          <w:p>
+            <w:pPr>
+              <w:spacing w:after="0" w:line="320"/>
+            </w:pPr>
+            <w:r>
+              <w:t xml:space="preserve"/>
+            </w:r>
+          </w:p>
+          <w:p>
+            <w:pPr>
+              <w:spacing w:after="0" w:line="320"/>
+            </w:pPr>
+            <w:r>
+              <w:t xml:space="preserve"/>
+            </w:r>
+          </w:p>
+          <w:p>
+            <w:pPr>
+              <w:spacing w:after="0" w:line="320"/>
+            </w:pPr>
+            <w:r>
+              <w:t xml:space="preserve"/>
+            </w:r>
+          </w:p>
+          <w:p>
+            <w:pPr>
+              <w:spacing w:after="0" w:line="320"/>
+            </w:pPr>
+            <w:r>
+              <w:t xml:space="preserve"/>
+            </w:r>
+          </w:p>
+          <w:p>
+            <w:pPr>
+              <w:spacing w:after="0" w:line="320"/>
+            </w:pPr>
+            <w:r>
+              <w:t xml:space="preserve"/>
+            </w:r>
+          </w:p>
+        </w:tc>
+      </w:tr>
+    </w:tbl>
+    <w:p>
+      <w:pPr>
+        <w:pStyle w:val="Heading2"/>
+        <w:spacing w:after="80" w:before="180"/>
+      </w:pPr>
+      <w:r>
+        <w:rPr>
+          <w:b/>
+          <w:bCs/>
+          <w:color w:val="12355B"/>
+          <w:sz w:val="24"/>
+          <w:szCs w:val="24"/>
+        </w:rPr>
+        <w:t xml:space="preserve">4. Check Your Explanation</w:t>
+      </w:r>
+      <w:r>
+        <w:rPr>
+          <w:i/>
+          <w:iCs/>
+          <w:color w:val="1FA6A2"/>
+          <w:sz w:val="19"/>
+          <w:szCs w:val="19"/>
+        </w:rPr>
+        <w:t xml:space="preserve">   five quick checks</w:t>
+      </w:r>
+    </w:p>
+    <w:p>
+      <w:pPr>
+        <w:spacing w:after="80"/>
+      </w:pPr>
+      <w:r>
+        <w:rPr>
+          <w:b/>
+          <w:bCs/>
+          <w:color w:val="1FA6A2"/>
+          <w:sz w:val="22"/>
+          <w:szCs w:val="22"/>
+        </w:rPr>
+        <w:t xml:space="preserve">☐  </w:t>
+      </w:r>
+      <w:r>
+        <w:rPr>
+          <w:sz w:val="20"/>
+          <w:szCs w:val="20"/>
+        </w:rPr>
+        <w:t xml:space="preserve">I answered the question.</w:t>
+      </w:r>
+      <w:r>
+        <w:rPr>
+          <w:i/>
+          <w:iCs/>
+          <w:color w:val="5F6F80"/>
+          <w:sz w:val="18"/>
+          <w:szCs w:val="18"/>
+        </w:rPr>
+        <w:br/>
+        <w:t xml:space="preserve">Respondí la pregunta.</w:t>
+      </w:r>
+    </w:p>
+    <w:p>
+      <w:pPr>
+        <w:spacing w:after="80"/>
+      </w:pPr>
+      <w:r>
+        <w:rPr>
+          <w:b/>
+          <w:bCs/>
+          <w:color w:val="1FA6A2"/>
+          <w:sz w:val="22"/>
+          <w:szCs w:val="22"/>
+        </w:rPr>
+        <w:t xml:space="preserve">☐  </w:t>
+      </w:r>
+      <w:r>
+        <w:rPr>
+          <w:sz w:val="20"/>
+          <w:szCs w:val="20"/>
+        </w:rPr>
+        <w:t xml:space="preserve">I used math evidence: numbers, an equation, a model, or a comparison.</w:t>
+      </w:r>
+      <w:r>
+        <w:rPr>
+          <w:i/>
+          <w:iCs/>
+          <w:color w:val="5F6F80"/>
+          <w:sz w:val="18"/>
+          <w:szCs w:val="18"/>
+        </w:rPr>
+        <w:br/>
+        <w:t xml:space="preserve">Usé evidencia matemática: números, una ecuación, un modelo o una comparación.</w:t>
+      </w:r>
+    </w:p>
+    <w:p>
+      <w:pPr>
+        <w:spacing w:after="80"/>
+      </w:pPr>
+      <w:r>
+        <w:rPr>
+          <w:b/>
+          <w:bCs/>
+          <w:color w:val="1FA6A2"/>
+          <w:sz w:val="22"/>
+          <w:szCs w:val="22"/>
+        </w:rPr>
+        <w:t xml:space="preserve">☐  </w:t>
+      </w:r>
+      <w:r>
+        <w:rPr>
+          <w:sz w:val="20"/>
+          <w:szCs w:val="20"/>
+        </w:rPr>
+        <w:t xml:space="preserve">I explained how the evidence proves my answer.</w:t>
+      </w:r>
+      <w:r>
+        <w:rPr>
+          <w:i/>
+          <w:iCs/>
+          <w:color w:val="5F6F80"/>
+          <w:sz w:val="18"/>
+          <w:szCs w:val="18"/>
+        </w:rPr>
+        <w:br/>
+        <w:t xml:space="preserve">Expliqué cómo la evidencia demuestra mi respuesta.</w:t>
+      </w:r>
+    </w:p>
+    <w:p>
+      <w:pPr>
+        <w:spacing w:after="80"/>
+      </w:pPr>
+      <w:r>
+        <w:rPr>
+          <w:b/>
+          <w:bCs/>
+          <w:color w:val="1FA6A2"/>
+          <w:sz w:val="22"/>
+          <w:szCs w:val="22"/>
+        </w:rPr>
+        <w:t xml:space="preserve">☐  </w:t>
+      </w:r>
+      <w:r>
+        <w:rPr>
+          <w:sz w:val="20"/>
+          <w:szCs w:val="20"/>
+        </w:rPr>
+        <w:t xml:space="preserve">I used at least two math words.</w:t>
+      </w:r>
+      <w:r>
+        <w:rPr>
+          <w:i/>
+          <w:iCs/>
+          <w:color w:val="5F6F80"/>
+          <w:sz w:val="18"/>
+          <w:szCs w:val="18"/>
+        </w:rPr>
+        <w:br/>
+        <w:t xml:space="preserve">Usé por lo menos dos palabras matemáticas.</w:t>
+      </w:r>
+    </w:p>
+    <w:p>
+      <w:pPr>
+        <w:spacing w:after="80"/>
+      </w:pPr>
+      <w:r>
+        <w:rPr>
+          <w:b/>
+          <w:bCs/>
+          <w:color w:val="1FA6A2"/>
+          <w:sz w:val="22"/>
+          <w:szCs w:val="22"/>
+        </w:rPr>
+        <w:t xml:space="preserve">☐  </w:t>
+      </w:r>
+      <w:r>
+        <w:rPr>
+          <w:sz w:val="20"/>
+          <w:szCs w:val="20"/>
+        </w:rPr>
+        <w:t xml:space="preserve">I reread complete sentences and punctuation.</w:t>
+      </w:r>
+      <w:r>
+        <w:rPr>
+          <w:i/>
+          <w:iCs/>
+          <w:color w:val="5F6F80"/>
+          <w:sz w:val="18"/>
+          <w:szCs w:val="18"/>
+        </w:rPr>
+        <w:br/>
+        <w:t xml:space="preserve">Volví a leer mis oraciones completas y la puntuación.</w:t>
       </w:r>
     </w:p>
     <w:p>

--- a/lessons/8-7/downloads/8-7-notes.docx
+++ b/lessons/8-7/downloads/8-7-notes.docx
@@ -1168,7 +1168,7 @@
                 <w:sz w:val="18"/>
                 <w:szCs w:val="18"/>
               </w:rPr>
-              <w:t xml:space="preserve">"5 less than a number is 12" becomes x − 5 = 12, where x is the variable.</w:t>
+              <w:t xml:space="preserve">“5 less than a number is 12” becomes x − 5 = 12, where x is the variable.</w:t>
             </w:r>
           </w:p>
         </w:tc>
@@ -1322,7 +1322,7 @@
                 <w:sz w:val="18"/>
                 <w:szCs w:val="18"/>
               </w:rPr>
-              <w:t xml:space="preserve">"You can spend at most $20" is a constraint: cost ≤ 20.</w:t>
+              <w:t xml:space="preserve">“You can spend at most $20” is a constraint: cost ≤ 20.</w:t>
             </w:r>
           </w:p>
         </w:tc>
@@ -1447,7 +1447,7 @@
           <w:sz w:val="22"/>
           <w:szCs w:val="22"/>
         </w:rPr>
-        <w:t xml:space="preserve">__________  —  Use an equation for one exact value or an inequality for a range of values in a real situation.</w:t>
+        <w:t xml:space="preserve">Use an equation for one exact value and an ___ for a range.</w:t>
       </w:r>
     </w:p>
     <w:p>

--- a/lessons/8-7/downloads/8-7-notes.docx
+++ b/lessons/8-7/downloads/8-7-notes.docx
@@ -219,10 +219,12 @@
     <w:p>
       <w:pPr>
         <w:pStyle w:val="Heading1"/>
+        <w:keepNext/>
+        <w:keepLines/>
         <w:pBdr>
           <w:bottom w:val="single" w:color="1FA6A2" w:sz="14" w:space="6"/>
         </w:pBdr>
-        <w:spacing w:after="140" w:before="260"/>
+        <w:spacing w:after="140" w:before="300"/>
       </w:pPr>
       <w:r>
         <w:rPr>
@@ -1331,10 +1333,12 @@
     <w:p>
       <w:pPr>
         <w:pStyle w:val="Heading1"/>
+        <w:keepNext/>
+        <w:keepLines/>
         <w:pBdr>
           <w:bottom w:val="single" w:color="1FA6A2" w:sz="14" w:space="6"/>
         </w:pBdr>
-        <w:spacing w:after="140" w:before="260"/>
+        <w:spacing w:after="140" w:before="300"/>
       </w:pPr>
       <w:r>
         <w:rPr>
@@ -1430,7 +1434,8 @@
     </w:p>
     <w:p>
       <w:pPr>
-        <w:spacing w:after="120" w:before="80"/>
+        <w:keepLines/>
+        <w:spacing w:after="260" w:before="200"/>
       </w:pPr>
       <w:r>
         <w:rPr>
@@ -1447,34 +1452,27 @@
           <w:sz w:val="22"/>
           <w:szCs w:val="22"/>
         </w:rPr>
-        <w:t xml:space="preserve">Use an equation for one exact value and an ___ for a range.</w:t>
-      </w:r>
-    </w:p>
-    <w:p>
-      <w:pPr>
-        <w:spacing w:after="120" w:before="80"/>
-      </w:pPr>
-      <w:r>
-        <w:rPr>
-          <w:b/>
-          <w:bCs/>
-          <w:color w:val="12355B"/>
+        <w:t xml:space="preserve">Use an equation for one exact value and an </w:t>
+      </w:r>
+      <w:r>
+        <w:rPr>
           <w:sz w:val="22"/>
           <w:szCs w:val="22"/>
         </w:rPr>
-        <w:t xml:space="preserve">2.  </w:t>
+        <w:t xml:space="preserve">________________</w:t>
       </w:r>
       <w:r>
         <w:rPr>
           <w:sz w:val="22"/>
           <w:szCs w:val="22"/>
         </w:rPr>
-        <w:t xml:space="preserve">A drawing, equation, or diagram that represents a situation is a ___.</w:t>
-      </w:r>
-    </w:p>
-    <w:p>
-      <w:pPr>
-        <w:spacing w:after="120" w:before="80"/>
+        <w:t xml:space="preserve"> for a range.</w:t>
+      </w:r>
+    </w:p>
+    <w:p>
+      <w:pPr>
+        <w:keepLines/>
+        <w:spacing w:after="260" w:before="200"/>
       </w:pPr>
       <w:r>
         <w:rPr>
@@ -1484,41 +1482,34 @@
           <w:sz w:val="22"/>
           <w:szCs w:val="22"/>
         </w:rPr>
-        <w:t xml:space="preserve">3.  </w:t>
+        <w:t xml:space="preserve">2.  </w:t>
       </w:r>
       <w:r>
         <w:rPr>
           <w:sz w:val="22"/>
           <w:szCs w:val="22"/>
         </w:rPr>
-        <w:t xml:space="preserve">A math sentence with an equal sign is an ___.</w:t>
-      </w:r>
-    </w:p>
-    <w:p>
-      <w:pPr>
-        <w:spacing w:after="120" w:before="80"/>
-      </w:pPr>
-      <w:r>
-        <w:rPr>
-          <w:b/>
-          <w:bCs/>
-          <w:color w:val="12355B"/>
+        <w:t xml:space="preserve">A drawing, equation, or diagram that represents a situation is a </w:t>
+      </w:r>
+      <w:r>
+        <w:rPr>
           <w:sz w:val="22"/>
           <w:szCs w:val="22"/>
         </w:rPr>
-        <w:t xml:space="preserve">4.  </w:t>
+        <w:t xml:space="preserve">________________</w:t>
       </w:r>
       <w:r>
         <w:rPr>
           <w:sz w:val="22"/>
           <w:szCs w:val="22"/>
         </w:rPr>
-        <w:t xml:space="preserve">A math sentence that compares values with &lt;, &gt;, ≤, or ≥ is an ___.</w:t>
-      </w:r>
-    </w:p>
-    <w:p>
-      <w:pPr>
-        <w:spacing w:after="120" w:before="80"/>
+        <w:t xml:space="preserve">.</w:t>
+      </w:r>
+    </w:p>
+    <w:p>
+      <w:pPr>
+        <w:keepLines/>
+        <w:spacing w:after="260" w:before="200"/>
       </w:pPr>
       <w:r>
         <w:rPr>
@@ -1528,41 +1519,34 @@
           <w:sz w:val="22"/>
           <w:szCs w:val="22"/>
         </w:rPr>
-        <w:t xml:space="preserve">5.  </w:t>
+        <w:t xml:space="preserve">3.  </w:t>
       </w:r>
       <w:r>
         <w:rPr>
           <w:sz w:val="22"/>
           <w:szCs w:val="22"/>
         </w:rPr>
-        <w:t xml:space="preserve">Checking whether an answer makes sense for the problem is checking its ___.</w:t>
-      </w:r>
-    </w:p>
-    <w:p>
-      <w:pPr>
-        <w:spacing w:after="120" w:before="80"/>
-      </w:pPr>
-      <w:r>
-        <w:rPr>
-          <w:b/>
-          <w:bCs/>
-          <w:color w:val="12355B"/>
+        <w:t xml:space="preserve">A math sentence with an equal sign is an </w:t>
+      </w:r>
+      <w:r>
+        <w:rPr>
           <w:sz w:val="22"/>
           <w:szCs w:val="22"/>
         </w:rPr>
-        <w:t xml:space="preserve">6.  </w:t>
+        <w:t xml:space="preserve">________________</w:t>
       </w:r>
       <w:r>
         <w:rPr>
           <w:sz w:val="22"/>
           <w:szCs w:val="22"/>
         </w:rPr>
-        <w:t xml:space="preserve">A letter that stands for the unknown amount in a problem is a ___.</w:t>
-      </w:r>
-    </w:p>
-    <w:p>
-      <w:pPr>
-        <w:spacing w:after="120" w:before="80"/>
+        <w:t xml:space="preserve">.</w:t>
+      </w:r>
+    </w:p>
+    <w:p>
+      <w:pPr>
+        <w:keepLines/>
+        <w:spacing w:after="260" w:before="200"/>
       </w:pPr>
       <w:r>
         <w:rPr>
@@ -1572,24 +1556,150 @@
           <w:sz w:val="22"/>
           <w:szCs w:val="22"/>
         </w:rPr>
-        <w:t xml:space="preserve">7.  </w:t>
+        <w:t xml:space="preserve">4.  </w:t>
       </w:r>
       <w:r>
         <w:rPr>
           <w:sz w:val="22"/>
           <w:szCs w:val="22"/>
         </w:rPr>
-        <w:t xml:space="preserve">A limit that tells which values are allowed in a problem is a ___.</w:t>
+        <w:t xml:space="preserve">A math sentence that compares values with &lt;, &gt;, ≤, or ≥ is an </w:t>
+      </w:r>
+      <w:r>
+        <w:rPr>
+          <w:sz w:val="22"/>
+          <w:szCs w:val="22"/>
+        </w:rPr>
+        <w:t xml:space="preserve">________________</w:t>
+      </w:r>
+      <w:r>
+        <w:rPr>
+          <w:sz w:val="22"/>
+          <w:szCs w:val="22"/>
+        </w:rPr>
+        <w:t xml:space="preserve">.</w:t>
+      </w:r>
+    </w:p>
+    <w:p>
+      <w:pPr>
+        <w:keepLines/>
+        <w:spacing w:after="260" w:before="200"/>
+      </w:pPr>
+      <w:r>
+        <w:rPr>
+          <w:b/>
+          <w:bCs/>
+          <w:color w:val="12355B"/>
+          <w:sz w:val="22"/>
+          <w:szCs w:val="22"/>
+        </w:rPr>
+        <w:t xml:space="preserve">5.  </w:t>
+      </w:r>
+      <w:r>
+        <w:rPr>
+          <w:sz w:val="22"/>
+          <w:szCs w:val="22"/>
+        </w:rPr>
+        <w:t xml:space="preserve">Checking whether an answer makes sense for the problem is checking its </w:t>
+      </w:r>
+      <w:r>
+        <w:rPr>
+          <w:sz w:val="22"/>
+          <w:szCs w:val="22"/>
+        </w:rPr>
+        <w:t xml:space="preserve">________________</w:t>
+      </w:r>
+      <w:r>
+        <w:rPr>
+          <w:sz w:val="22"/>
+          <w:szCs w:val="22"/>
+        </w:rPr>
+        <w:t xml:space="preserve">.</w:t>
+      </w:r>
+    </w:p>
+    <w:p>
+      <w:pPr>
+        <w:keepLines/>
+        <w:spacing w:after="260" w:before="200"/>
+      </w:pPr>
+      <w:r>
+        <w:rPr>
+          <w:b/>
+          <w:bCs/>
+          <w:color w:val="12355B"/>
+          <w:sz w:val="22"/>
+          <w:szCs w:val="22"/>
+        </w:rPr>
+        <w:t xml:space="preserve">6.  </w:t>
+      </w:r>
+      <w:r>
+        <w:rPr>
+          <w:sz w:val="22"/>
+          <w:szCs w:val="22"/>
+        </w:rPr>
+        <w:t xml:space="preserve">A letter that stands for the unknown amount in a problem is a </w:t>
+      </w:r>
+      <w:r>
+        <w:rPr>
+          <w:sz w:val="22"/>
+          <w:szCs w:val="22"/>
+        </w:rPr>
+        <w:t xml:space="preserve">________________</w:t>
+      </w:r>
+      <w:r>
+        <w:rPr>
+          <w:sz w:val="22"/>
+          <w:szCs w:val="22"/>
+        </w:rPr>
+        <w:t xml:space="preserve">.</w:t>
+      </w:r>
+    </w:p>
+    <w:p>
+      <w:pPr>
+        <w:keepLines/>
+        <w:spacing w:after="260" w:before="200"/>
+      </w:pPr>
+      <w:r>
+        <w:rPr>
+          <w:b/>
+          <w:bCs/>
+          <w:color w:val="12355B"/>
+          <w:sz w:val="22"/>
+          <w:szCs w:val="22"/>
+        </w:rPr>
+        <w:t xml:space="preserve">7.  </w:t>
+      </w:r>
+      <w:r>
+        <w:rPr>
+          <w:sz w:val="22"/>
+          <w:szCs w:val="22"/>
+        </w:rPr>
+        <w:t xml:space="preserve">A limit that tells which values are allowed in a problem is a </w:t>
+      </w:r>
+      <w:r>
+        <w:rPr>
+          <w:sz w:val="22"/>
+          <w:szCs w:val="22"/>
+        </w:rPr>
+        <w:t xml:space="preserve">________________</w:t>
+      </w:r>
+      <w:r>
+        <w:rPr>
+          <w:sz w:val="22"/>
+          <w:szCs w:val="22"/>
+        </w:rPr>
+        <w:t xml:space="preserve">.</w:t>
       </w:r>
     </w:p>
     <w:p>
       <w:pPr>
         <w:pStyle w:val="Heading1"/>
-        <w:pageBreakBefore/>
+        <w:keepNext/>
+        <w:keepLines/>
         <w:pBdr>
           <w:bottom w:val="single" w:color="1FA6A2" w:sz="14" w:space="6"/>
         </w:pBdr>
-        <w:spacing w:after="140" w:before="0"/>
+        <w:spacing w:after="140" w:before="300"/>
       </w:pPr>
       <w:r>
         <w:rPr>
@@ -2870,11 +2980,12 @@
     <w:p>
       <w:pPr>
         <w:pStyle w:val="Heading1"/>
-        <w:pageBreakBefore/>
+        <w:keepNext/>
+        <w:keepLines/>
         <w:pBdr>
           <w:bottom w:val="single" w:color="1FA6A2" w:sz="14" w:space="6"/>
         </w:pBdr>
-        <w:spacing w:after="140" w:before="0"/>
+        <w:spacing w:after="140" w:before="300"/>
       </w:pPr>
       <w:r>
         <w:rPr>
@@ -3229,11 +3340,12 @@
     <w:p>
       <w:pPr>
         <w:pStyle w:val="Heading1"/>
-        <w:pageBreakBefore/>
+        <w:keepNext/>
+        <w:keepLines/>
         <w:pBdr>
           <w:bottom w:val="single" w:color="1FA6A2" w:sz="14" w:space="6"/>
         </w:pBdr>
-        <w:spacing w:after="140" w:before="0"/>
+        <w:spacing w:after="140" w:before="300"/>
       </w:pPr>
       <w:r>
         <w:rPr>
@@ -3954,11 +4066,12 @@
     <w:p>
       <w:pPr>
         <w:pStyle w:val="Heading1"/>
-        <w:pageBreakBefore/>
+        <w:keepNext/>
+        <w:keepLines/>
         <w:pBdr>
           <w:bottom w:val="single" w:color="1FA6A2" w:sz="14" w:space="6"/>
         </w:pBdr>
-        <w:spacing w:after="140" w:before="0"/>
+        <w:spacing w:after="140" w:before="300"/>
       </w:pPr>
       <w:r>
         <w:rPr>
@@ -4457,11 +4570,12 @@
     <w:p>
       <w:pPr>
         <w:pStyle w:val="Heading1"/>
-        <w:pageBreakBefore/>
+        <w:keepNext/>
+        <w:keepLines/>
         <w:pBdr>
           <w:bottom w:val="single" w:color="1FA6A2" w:sz="14" w:space="6"/>
         </w:pBdr>
-        <w:spacing w:after="140" w:before="0"/>
+        <w:spacing w:after="140" w:before="300"/>
       </w:pPr>
       <w:r>
         <w:rPr>

--- a/lessons/8-7/downloads/8-7-notes.docx
+++ b/lessons/8-7/downloads/8-7-notes.docx
@@ -1712,47 +1712,6 @@
         <w:t xml:space="preserve">Write About the Math</w:t>
       </w:r>
     </w:p>
-    <w:p>
-      <w:pPr>
-        <w:spacing w:after="100"/>
-      </w:pPr>
-      <w:r>
-        <w:rPr>
-          <w:i/>
-          <w:iCs/>
-          <w:color w:val="5F6F80"/>
-          <w:sz w:val="19"/>
-          <w:szCs w:val="19"/>
-        </w:rPr>
-        <w:t xml:space="preserve">Use the support level you need. Every level answers the same math question.</w:t>
-      </w:r>
-    </w:p>
-    <w:p>
-      <w:pPr>
-        <w:pStyle w:val="Heading2"/>
-        <w:spacing w:after="80" w:before="180"/>
-      </w:pPr>
-      <w:r>
-        <w:rPr>
-          <w:b/>
-          <w:bCs/>
-          <w:color w:val="12355B"/>
-          <w:sz w:val="24"/>
-          <w:szCs w:val="24"/>
-        </w:rPr>
-        <w:t xml:space="preserve">1. Understand the Question</w:t>
-      </w:r>
-      <w:r>
-        <w:rPr>
-          <w:i/>
-          <w:iCs/>
-          <w:color w:val="B97A12"/>
-          <w:sz w:val="19"/>
-          <w:szCs w:val="19"/>
-        </w:rPr>
-        <w:t xml:space="preserve">   explain</w:t>
-      </w:r>
-    </w:p>
     <w:tbl>
       <w:tblPr>
         <w:tblW w:type="pct" w:w="100%"/>
@@ -1791,38 +1750,16 @@
               </w:rPr>
               <w:t xml:space="preserve">How much more can the detective spend? How much does each flashlight cost? When do you use an equation versus an inequality?</w:t>
             </w:r>
-          </w:p>
-          <w:p>
-            <w:pPr>
-              <w:spacing w:after="0"/>
-            </w:pPr>
-            <w:r>
-              <w:rPr>
-                <w:b/>
-                <w:bCs/>
-                <w:color w:val="12355B"/>
-                <w:sz w:val="20"/>
-                <w:szCs w:val="20"/>
-              </w:rPr>
-              <w:t xml:space="preserve">Your job:  </w:t>
-            </w:r>
-            <w:r>
-              <w:rPr>
-                <w:sz w:val="20"/>
-                <w:szCs w:val="20"/>
-              </w:rPr>
-              <w:t xml:space="preserve">Answer the question. Use math evidence. Explain how the evidence proves your answer.</w:t>
-            </w:r>
             <w:r>
               <w:rPr>
                 <w:i/>
                 <w:iCs/>
                 <w:color w:val="5F6F80"/>
-                <w:sz w:val="18"/>
-                <w:szCs w:val="18"/>
+                <w:sz w:val="19"/>
+                <w:szCs w:val="19"/>
               </w:rPr>
               <w:br/>
-              <w:t xml:space="preserve">Responde la pregunta. Usa evidencia matemática. Explica cómo la evidencia demuestra tu respuesta.</w:t>
+              <w:t xml:space="preserve">¿Cuánto más puede gastar la detective? ¿Cuánto cuesta cada linterna? ¿Cuándo usas una ecuación y cuándo una desigualdad?</w:t>
             </w:r>
           </w:p>
         </w:tc>
@@ -1830,33 +1767,22 @@
     </w:tbl>
     <w:p>
       <w:pPr>
-        <w:pStyle w:val="Heading2"/>
-        <w:spacing w:after="80" w:before="180"/>
-      </w:pPr>
-      <w:r>
-        <w:rPr>
-          <w:b/>
-          <w:bCs/>
-          <w:color w:val="12355B"/>
-          <w:sz w:val="24"/>
-          <w:szCs w:val="24"/>
-        </w:rPr>
-        <w:t xml:space="preserve">2. Plan Your Math Words</w:t>
-      </w:r>
+        <w:spacing w:after="100"/>
+      </w:pPr>
       <w:r>
         <w:rPr>
           <w:i/>
           <w:iCs/>
-          <w:color w:val="1FA6A2"/>
+          <w:color w:val="5F6F80"/>
           <w:sz w:val="19"/>
           <w:szCs w:val="19"/>
         </w:rPr>
-        <w:t xml:space="preserve">   check at least two</w:t>
-      </w:r>
-    </w:p>
-    <w:p>
-      <w:pPr>
-        <w:spacing w:after="60"/>
+        <w:t xml:space="preserve">Say your answer to a partner first. Then write it, using at least two of these words:</w:t>
+      </w:r>
+    </w:p>
+    <w:p>
+      <w:pPr>
+        <w:spacing w:after="40"/>
       </w:pPr>
       <w:r>
         <w:rPr>
@@ -1876,14 +1802,7 @@
           <w:sz w:val="20"/>
           <w:szCs w:val="20"/>
         </w:rPr>
-        <w:t xml:space="preserve">Equations and Inequalities Problem Solving — </w:t>
-      </w:r>
-      <w:r>
-        <w:rPr>
-          <w:sz w:val="20"/>
-          <w:szCs w:val="20"/>
-        </w:rPr>
-        <w:t xml:space="preserve">Use an equation for one exact value or an inequality for a range of values in a real situation.</w:t>
+        <w:t xml:space="preserve">Model</w:t>
       </w:r>
       <w:r>
         <w:rPr>
@@ -1893,13 +1812,12 @@
           <w:sz w:val="18"/>
           <w:szCs w:val="18"/>
         </w:rPr>
-        <w:br/>
-        <w:t xml:space="preserve">Resolución de problemas con ecuaciones y desigualdades — Usar una ecuación para un valor exacto o una desigualdad para un rango de valores en una situación real.</w:t>
-      </w:r>
-    </w:p>
-    <w:p>
-      <w:pPr>
-        <w:spacing w:after="60"/>
+        <w:t xml:space="preserve">  ·  Modelar</w:t>
+      </w:r>
+    </w:p>
+    <w:p>
+      <w:pPr>
+        <w:spacing w:after="40"/>
       </w:pPr>
       <w:r>
         <w:rPr>
@@ -1919,14 +1837,7 @@
           <w:sz w:val="20"/>
           <w:szCs w:val="20"/>
         </w:rPr>
-        <w:t xml:space="preserve">Model — </w:t>
-      </w:r>
-      <w:r>
-        <w:rPr>
-          <w:sz w:val="20"/>
-          <w:szCs w:val="20"/>
-        </w:rPr>
-        <w:t xml:space="preserve">To show a real-life situation with an equation or inequality.</w:t>
+        <w:t xml:space="preserve">Equation</w:t>
       </w:r>
       <w:r>
         <w:rPr>
@@ -1936,13 +1847,12 @@
           <w:sz w:val="18"/>
           <w:szCs w:val="18"/>
         </w:rPr>
-        <w:br/>
-        <w:t xml:space="preserve">Modelar — Mostrar una situación real con una ecuación o desigualdad.</w:t>
-      </w:r>
-    </w:p>
-    <w:p>
-      <w:pPr>
-        <w:spacing w:after="60"/>
+        <w:t xml:space="preserve">  ·  Ecuación</w:t>
+      </w:r>
+    </w:p>
+    <w:p>
+      <w:pPr>
+        <w:spacing w:after="40"/>
       </w:pPr>
       <w:r>
         <w:rPr>
@@ -1962,14 +1872,7 @@
           <w:sz w:val="20"/>
           <w:szCs w:val="20"/>
         </w:rPr>
-        <w:t xml:space="preserve">Equation — </w:t>
-      </w:r>
-      <w:r>
-        <w:rPr>
-          <w:sz w:val="20"/>
-          <w:szCs w:val="20"/>
-        </w:rPr>
-        <w:t xml:space="preserve">A math sentence with an equal sign showing both sides are the same.</w:t>
+        <w:t xml:space="preserve">Inequality</w:t>
       </w:r>
       <w:r>
         <w:rPr>
@@ -1979,13 +1882,12 @@
           <w:sz w:val="18"/>
           <w:szCs w:val="18"/>
         </w:rPr>
-        <w:br/>
-        <w:t xml:space="preserve">Ecuación — Una oración matemática con un signo igual que muestra que ambos lados son iguales.</w:t>
-      </w:r>
-    </w:p>
-    <w:p>
-      <w:pPr>
-        <w:spacing w:after="60"/>
+        <w:t xml:space="preserve">  ·  Desigualdad</w:t>
+      </w:r>
+    </w:p>
+    <w:p>
+      <w:pPr>
+        <w:spacing w:after="40"/>
       </w:pPr>
       <w:r>
         <w:rPr>
@@ -2005,14 +1907,7 @@
           <w:sz w:val="20"/>
           <w:szCs w:val="20"/>
         </w:rPr>
-        <w:t xml:space="preserve">Inequality — </w:t>
-      </w:r>
-      <w:r>
-        <w:rPr>
-          <w:sz w:val="20"/>
-          <w:szCs w:val="20"/>
-        </w:rPr>
-        <w:t xml:space="preserve">A math sentence that compares two sides with &lt;, &gt;, ≤, or ≥.</w:t>
+        <w:t xml:space="preserve">Reasonableness</w:t>
       </w:r>
       <w:r>
         <w:rPr>
@@ -2022,13 +1917,12 @@
           <w:sz w:val="18"/>
           <w:szCs w:val="18"/>
         </w:rPr>
-        <w:br/>
-        <w:t xml:space="preserve">Desigualdad — Una oración matemática que compara dos lados con &lt;, &gt;, ≤ o ≥.</w:t>
-      </w:r>
-    </w:p>
-    <w:p>
-      <w:pPr>
-        <w:spacing w:after="60"/>
+        <w:t xml:space="preserve">  ·  Razonabilidad</w:t>
+      </w:r>
+    </w:p>
+    <w:p>
+      <w:pPr>
+        <w:spacing w:after="40"/>
       </w:pPr>
       <w:r>
         <w:rPr>
@@ -2048,14 +1942,7 @@
           <w:sz w:val="20"/>
           <w:szCs w:val="20"/>
         </w:rPr>
-        <w:t xml:space="preserve">Reasonableness — </w:t>
-      </w:r>
-      <w:r>
-        <w:rPr>
-          <w:sz w:val="20"/>
-          <w:szCs w:val="20"/>
-        </w:rPr>
-        <w:t xml:space="preserve">Checking if your answer makes sense.</w:t>
+        <w:t xml:space="preserve">Variable</w:t>
       </w:r>
       <w:r>
         <w:rPr>
@@ -2065,109 +1952,7 @@
           <w:sz w:val="18"/>
           <w:szCs w:val="18"/>
         </w:rPr>
-        <w:br/>
-        <w:t xml:space="preserve">Razonabilidad — Revisar si tu respuesta tiene sentido.</w:t>
-      </w:r>
-    </w:p>
-    <w:tbl>
-      <w:tblPr>
-        <w:tblW w:type="pct" w:w="100%"/>
-        <w:tblBorders>
-          <w:top w:val="single" w:color="1FA6A2" w:sz="8"/>
-          <w:left w:val="single" w:color="1FA6A2" w:sz="8"/>
-          <w:bottom w:val="single" w:color="1FA6A2" w:sz="8"/>
-          <w:right w:val="single" w:color="1FA6A2" w:sz="8"/>
-          <w:insideH w:val="single" w:color="auto" w:sz="4"/>
-          <w:insideV w:val="single" w:color="auto" w:sz="4"/>
-        </w:tblBorders>
-      </w:tblPr>
-      <w:tblGrid>
-        <w:gridCol w:w="100"/>
-      </w:tblGrid>
-      <w:tr>
-        <w:tc>
-          <w:tcPr>
-            <w:shd w:fill="F7FFFD" w:color="auto" w:val="clear"/>
-            <w:tcMar>
-              <w:top w:type="dxa" w:w="120"/>
-              <w:left w:type="dxa" w:w="180"/>
-              <w:bottom w:type="dxa" w:w="120"/>
-              <w:right w:type="dxa" w:w="180"/>
-            </w:tcMar>
-          </w:tcPr>
-          <w:p>
-            <w:pPr>
-              <w:spacing w:after="50"/>
-            </w:pPr>
-            <w:r>
-              <w:rPr>
-                <w:b/>
-                <w:bCs/>
-                <w:color w:val="1FA6A2"/>
-                <w:sz w:val="20"/>
-                <w:szCs w:val="20"/>
-              </w:rPr>
-              <w:t xml:space="preserve">Say it first:  </w:t>
-            </w:r>
-            <w:r>
-              <w:rPr>
-                <w:sz w:val="20"/>
-                <w:szCs w:val="20"/>
-              </w:rPr>
-              <w:t xml:space="preserve">Say your idea to a partner or quietly to yourself before you write.</w:t>
-            </w:r>
-          </w:p>
-          <w:p>
-            <w:pPr>
-              <w:spacing w:after="60"/>
-            </w:pPr>
-            <w:r>
-              <w:rPr>
-                <w:color w:val="1A2733"/>
-                <w:sz w:val="21"/>
-                <w:szCs w:val="21"/>
-              </w:rPr>
-              <w:t xml:space="preserve">The detective can spend at most $__ more because r ≤ 500 − ___ = ___. Each flashlight costs $__ because f = 60 ÷ ___ = ___.</w:t>
-            </w:r>
-            <w:r>
-              <w:rPr>
-                <w:i/>
-                <w:iCs/>
-                <w:color w:val="5F6F80"/>
-                <w:sz w:val="19"/>
-                <w:szCs w:val="19"/>
-              </w:rPr>
-              <w:br/>
-              <w:t xml:space="preserve">Di tu respuesta primero: Mi respuesta es ___ porque ___.</w:t>
-            </w:r>
-          </w:p>
-        </w:tc>
-      </w:tr>
-    </w:tbl>
-    <w:p>
-      <w:pPr>
-        <w:pStyle w:val="Heading2"/>
-        <w:spacing w:after="80" w:before="180"/>
-      </w:pPr>
-      <w:r>
-        <w:rPr>
-          <w:b/>
-          <w:bCs/>
-          <w:color w:val="12355B"/>
-          <w:sz w:val="24"/>
-          <w:szCs w:val="24"/>
-        </w:rPr>
-        <w:t xml:space="preserve">3. Build Your Explanation</w:t>
-      </w:r>
-      <w:r>
-        <w:rPr>
-          <w:i/>
-          <w:iCs/>
-          <w:color w:val="B97A12"/>
-          <w:sz w:val="19"/>
-          <w:szCs w:val="19"/>
-        </w:rPr>
-        <w:t xml:space="preserve">   choose your support</w:t>
+        <w:t xml:space="preserve">  ·  Variable</w:t>
       </w:r>
     </w:p>
     <w:tbl>
@@ -2198,21 +1983,6 @@
           </w:tcPr>
           <w:p>
             <w:pPr>
-              <w:spacing w:after="50"/>
-            </w:pPr>
-            <w:r>
-              <w:rPr>
-                <w:i/>
-                <w:iCs/>
-                <w:color w:val="5F6F80"/>
-                <w:sz w:val="19"/>
-                <w:szCs w:val="19"/>
-              </w:rPr>
-              <w:t xml:space="preserve">This model shows the parts of an explanation. It does not answer your writing question.</w:t>
-            </w:r>
-          </w:p>
-          <w:p>
-            <w:pPr>
               <w:spacing w:after="80"/>
             </w:pPr>
             <w:r>
@@ -2223,58 +1993,14 @@
                 <w:sz w:val="19"/>
                 <w:szCs w:val="19"/>
               </w:rPr>
-              <w:t xml:space="preserve">Claim:  </w:t>
+              <w:t xml:space="preserve">Model:  </w:t>
             </w:r>
             <w:r>
               <w:rPr>
                 <w:sz w:val="19"/>
                 <w:szCs w:val="19"/>
               </w:rPr>
-              <w:t xml:space="preserve">An exact total points to an equation; a limit or range points to an inequality.</w:t>
-            </w:r>
-          </w:p>
-          <w:p>
-            <w:pPr>
-              <w:spacing w:after="80"/>
-            </w:pPr>
-            <w:r>
-              <w:rPr>
-                <w:b/>
-                <w:bCs/>
-                <w:color w:val="12355B"/>
-                <w:sz w:val="19"/>
-                <w:szCs w:val="19"/>
-              </w:rPr>
-              <w:t xml:space="preserve">Evidence:  </w:t>
-            </w:r>
-            <w:r>
-              <w:rPr>
-                <w:sz w:val="19"/>
-                <w:szCs w:val="19"/>
-              </w:rPr>
-              <w:t xml:space="preserve">Students use signal words ('equals/total' for an equation; 'at least/at most/no more than' for an inequality) to choose the correct model.</w:t>
-            </w:r>
-          </w:p>
-          <w:p>
-            <w:pPr>
-              <w:spacing w:after="80"/>
-            </w:pPr>
-            <w:r>
-              <w:rPr>
-                <w:b/>
-                <w:bCs/>
-                <w:color w:val="12355B"/>
-                <w:sz w:val="19"/>
-                <w:szCs w:val="19"/>
-              </w:rPr>
-              <w:t xml:space="preserve">Reasoning:  </w:t>
-            </w:r>
-            <w:r>
-              <w:rPr>
-                <w:sz w:val="19"/>
-                <w:szCs w:val="19"/>
-              </w:rPr>
-              <w:t xml:space="preserve">This evidence connects the definition of equations and inequalities problem solving to the mathematical claim.</w:t>
+              <w:t xml:space="preserve">An exact total points to an equation; a limit or range points to an inequality. — Students use signal words ('equals/total' for an equation; 'at least/at most/no more than' for an inequality) to choose the correct model.</w:t>
             </w:r>
           </w:p>
         </w:tc>
@@ -2353,7 +2079,7 @@
           <w:sz w:val="21"/>
           <w:szCs w:val="21"/>
         </w:rPr>
-        <w:t xml:space="preserve">My answer is ___.</w:t>
+        <w:t xml:space="preserve">My answer is ___ because ___.</w:t>
       </w:r>
       <w:r>
         <w:rPr>
@@ -2364,7 +2090,7 @@
           <w:szCs w:val="19"/>
         </w:rPr>
         <w:br/>
-        <w:t xml:space="preserve">Mi respuesta es ___.</w:t>
+        <w:t xml:space="preserve">Mi respuesta es ___ porque ___.</w:t>
       </w:r>
     </w:p>
     <w:tbl>
@@ -2504,7 +2230,7 @@
           <w:sz w:val="21"/>
           <w:szCs w:val="21"/>
         </w:rPr>
-        <w:t xml:space="preserve">I know because ___.</w:t>
+        <w:t xml:space="preserve">My evidence is ___, so ___.</w:t>
       </w:r>
       <w:r>
         <w:rPr>
@@ -2515,31 +2241,7 @@
           <w:szCs w:val="19"/>
         </w:rPr>
         <w:br/>
-        <w:t xml:space="preserve">Lo sé porque ___.</w:t>
-      </w:r>
-    </w:p>
-    <w:p>
-      <w:pPr>
-        <w:spacing w:after="60"/>
-      </w:pPr>
-      <w:r>
-        <w:rPr>
-          <w:color w:val="1A2733"/>
-          <w:sz w:val="21"/>
-          <w:szCs w:val="21"/>
-        </w:rPr>
-        <w:t xml:space="preserve">So ___.</w:t>
-      </w:r>
-      <w:r>
-        <w:rPr>
-          <w:i/>
-          <w:iCs/>
-          <w:color w:val="5F6F80"/>
-          <w:sz w:val="19"/>
-          <w:szCs w:val="19"/>
-        </w:rPr>
-        <w:br/>
-        <w:t xml:space="preserve">Entonces ___.</w:t>
+        <w:t xml:space="preserve">Mi evidencia es ___, entonces ___.</w:t>
       </w:r>
     </w:p>
     <w:tbl>
@@ -2645,78 +2347,6 @@
         <w:t xml:space="preserve">Escribe una afirmación, da evidencia matemática y explica tu razonamiento.</w:t>
       </w:r>
     </w:p>
-    <w:p>
-      <w:pPr>
-        <w:spacing w:after="60"/>
-      </w:pPr>
-      <w:r>
-        <w:rPr>
-          <w:color w:val="1A2733"/>
-          <w:sz w:val="21"/>
-          <w:szCs w:val="21"/>
-        </w:rPr>
-        <w:t xml:space="preserve">My claim is ___.</w:t>
-      </w:r>
-      <w:r>
-        <w:rPr>
-          <w:i/>
-          <w:iCs/>
-          <w:color w:val="5F6F80"/>
-          <w:sz w:val="19"/>
-          <w:szCs w:val="19"/>
-        </w:rPr>
-        <w:br/>
-        <w:t xml:space="preserve">Mi afirmación es ___.</w:t>
-      </w:r>
-    </w:p>
-    <w:p>
-      <w:pPr>
-        <w:spacing w:after="60"/>
-      </w:pPr>
-      <w:r>
-        <w:rPr>
-          <w:color w:val="1A2733"/>
-          <w:sz w:val="21"/>
-          <w:szCs w:val="21"/>
-        </w:rPr>
-        <w:t xml:space="preserve">My math evidence is ___.</w:t>
-      </w:r>
-      <w:r>
-        <w:rPr>
-          <w:i/>
-          <w:iCs/>
-          <w:color w:val="5F6F80"/>
-          <w:sz w:val="19"/>
-          <w:szCs w:val="19"/>
-        </w:rPr>
-        <w:br/>
-        <w:t xml:space="preserve">Mi evidencia matemática es ___.</w:t>
-      </w:r>
-    </w:p>
-    <w:p>
-      <w:pPr>
-        <w:spacing w:after="60"/>
-      </w:pPr>
-      <w:r>
-        <w:rPr>
-          <w:color w:val="1A2733"/>
-          <w:sz w:val="21"/>
-          <w:szCs w:val="21"/>
-        </w:rPr>
-        <w:t xml:space="preserve">This proves ___ because ___.</w:t>
-      </w:r>
-      <w:r>
-        <w:rPr>
-          <w:i/>
-          <w:iCs/>
-          <w:color w:val="5F6F80"/>
-          <w:sz w:val="19"/>
-          <w:szCs w:val="19"/>
-        </w:rPr>
-        <w:br/>
-        <w:t xml:space="preserve">Esto demuestra ___ porque ___.</w:t>
-      </w:r>
-    </w:p>
     <w:tbl>
       <w:tblPr>
         <w:tblW w:type="pct" w:w="100%"/>
@@ -2799,7 +2429,7 @@
           <w:sz w:val="24"/>
           <w:szCs w:val="24"/>
         </w:rPr>
-        <w:t xml:space="preserve">4. Check Your Explanation</w:t>
+        <w:t xml:space="preserve">Check Your Explanation</w:t>
       </w:r>
       <w:r>
         <w:rPr>
@@ -2809,7 +2439,7 @@
           <w:sz w:val="19"/>
           <w:szCs w:val="19"/>
         </w:rPr>
-        <w:t xml:space="preserve">   five quick checks</w:t>
+        <w:t xml:space="preserve">   three quick checks</w:t>
       </w:r>
     </w:p>
     <w:p>
@@ -2833,17 +2463,6 @@
         </w:rPr>
         <w:t xml:space="preserve">I answered the question.</w:t>
       </w:r>
-      <w:r>
-        <w:rPr>
-          <w:i/>
-          <w:iCs/>
-          <w:color w:val="5F6F80"/>
-          <w:sz w:val="18"/>
-          <w:szCs w:val="18"/>
-        </w:rPr>
-        <w:br/>
-        <w:t xml:space="preserve">Respondí la pregunta.</w:t>
-      </w:r>
     </w:p>
     <w:p>
       <w:pPr>
@@ -2864,18 +2483,7 @@
           <w:sz w:val="20"/>
           <w:szCs w:val="20"/>
         </w:rPr>
-        <w:t xml:space="preserve">I used math evidence: numbers, an equation, a model, or a comparison.</w:t>
-      </w:r>
-      <w:r>
-        <w:rPr>
-          <w:i/>
-          <w:iCs/>
-          <w:color w:val="5F6F80"/>
-          <w:sz w:val="18"/>
-          <w:szCs w:val="18"/>
-        </w:rPr>
-        <w:br/>
-        <w:t xml:space="preserve">Usé evidencia matemática: números, una ecuación, un modelo o una comparación.</w:t>
+        <w:t xml:space="preserve">I used math evidence: numbers, an equation, or a model.</w:t>
       </w:r>
     </w:p>
     <w:p>
@@ -2897,84 +2505,7 @@
           <w:sz w:val="20"/>
           <w:szCs w:val="20"/>
         </w:rPr>
-        <w:t xml:space="preserve">I explained how the evidence proves my answer.</w:t>
-      </w:r>
-      <w:r>
-        <w:rPr>
-          <w:i/>
-          <w:iCs/>
-          <w:color w:val="5F6F80"/>
-          <w:sz w:val="18"/>
-          <w:szCs w:val="18"/>
-        </w:rPr>
-        <w:br/>
-        <w:t xml:space="preserve">Expliqué cómo la evidencia demuestra mi respuesta.</w:t>
-      </w:r>
-    </w:p>
-    <w:p>
-      <w:pPr>
-        <w:spacing w:after="80"/>
-      </w:pPr>
-      <w:r>
-        <w:rPr>
-          <w:b/>
-          <w:bCs/>
-          <w:color w:val="1FA6A2"/>
-          <w:sz w:val="22"/>
-          <w:szCs w:val="22"/>
-        </w:rPr>
-        <w:t xml:space="preserve">☐  </w:t>
-      </w:r>
-      <w:r>
-        <w:rPr>
-          <w:sz w:val="20"/>
-          <w:szCs w:val="20"/>
-        </w:rPr>
         <w:t xml:space="preserve">I used at least two math words.</w:t>
-      </w:r>
-      <w:r>
-        <w:rPr>
-          <w:i/>
-          <w:iCs/>
-          <w:color w:val="5F6F80"/>
-          <w:sz w:val="18"/>
-          <w:szCs w:val="18"/>
-        </w:rPr>
-        <w:br/>
-        <w:t xml:space="preserve">Usé por lo menos dos palabras matemáticas.</w:t>
-      </w:r>
-    </w:p>
-    <w:p>
-      <w:pPr>
-        <w:spacing w:after="80"/>
-      </w:pPr>
-      <w:r>
-        <w:rPr>
-          <w:b/>
-          <w:bCs/>
-          <w:color w:val="1FA6A2"/>
-          <w:sz w:val="22"/>
-          <w:szCs w:val="22"/>
-        </w:rPr>
-        <w:t xml:space="preserve">☐  </w:t>
-      </w:r>
-      <w:r>
-        <w:rPr>
-          <w:sz w:val="20"/>
-          <w:szCs w:val="20"/>
-        </w:rPr>
-        <w:t xml:space="preserve">I reread complete sentences and punctuation.</w:t>
-      </w:r>
-      <w:r>
-        <w:rPr>
-          <w:i/>
-          <w:iCs/>
-          <w:color w:val="5F6F80"/>
-          <w:sz w:val="18"/>
-          <w:szCs w:val="18"/>
-        </w:rPr>
-        <w:br/>
-        <w:t xml:space="preserve">Volví a leer mis oraciones completas y la puntuación.</w:t>
       </w:r>
     </w:p>
     <w:p>
